--- a/USO/l6/history/specification-removed-2026-09-07.docx
+++ b/USO/l6/history/specification-removed-2026-09-07.docx
@@ -21,27 +21,17 @@
     <w:p>
       <w:pPr/>
       <w:r>
-        <w:t>Every passage removed from the specification that day, exactly as it stood, with the file that carries it now</w:t>
-      </w:r>
-    </w:p>
-    <w:p>
-      <w:r>
-        <w:t>Every passage below stood in the specification as it was made on 7 September 2026 (commit `a2af3ce`) and does not stand in the specification as it is now. Each is reproduced here exactly as it stood, in the order it stood. Nothing here is summarised or recalled: the two versions were split into blocks — a paragraph, a table, a fenced diagram, a heading — by the same rule, and every block of the earlier version that does not appear in the current one is below.</w:t>
-      </w:r>
-    </w:p>
-    <w:p>
-      <w:r>
-        <w:t>Where each passage stands now was established the same way, not from memory. Every sentence of every removed paragraph, every cell of every removed table, and every removed diagram was searched, as an exact string, across every Markdown file in this repository except the specification itself and this file. The result of that search is stated under each passage: the live sheet that carries it, the record in this directory that carries it, or the retired prior version that carries it; or, where a line was found in no file at all, that it stands only here.</w:t>
-      </w:r>
-    </w:p>
-    <w:p>
-      <w:r>
-        <w:t>The search is exact, and that is its limit: a line reported as standing only here may still be stated elsewhere in other words. What the test establishes is whether the line itself stands somewhere, not whether its rule does.</w:t>
-      </w:r>
-    </w:p>
-    <w:p>
-      <w:r>
-        <w:t>Removed: 195 passages, 10936 words.</w:t>
+        <w:t>Every passage removed from the specification that day, exactly as it stood</w:t>
+      </w:r>
+    </w:p>
+    <w:p>
+      <w:r>
+        <w:t>Below is every block that stood in the specification as it was made on 7 September 2026 (commit `a2af3ce`) and does not stand in it now: 195 passages, 10936 words, in the order they stood. The text is the record; nothing here is summarised or recalled. The two versions were split into blocks — a paragraph, a table, a fenced diagram, a heading — by one rule and compared, and every block of the earlier version absent from the current one is here.</w:t>
+      </w:r>
+    </w:p>
+    <w:p>
+      <w:r>
+        <w:t>The heading over each passage carries where it stands now, established by exact-string search, not from memory: every sentence, every table cell, and every diagram was searched across every Markdown file in this repository except the specification and this file, and the count says how many of the passage's lines that file carries. The search is exact, and that is its limit: a line reported as standing nowhere else may still be said elsewhere in other words.</w:t>
       </w:r>
     </w:p>
     <w:p>
@@ -49,12 +39,7 @@
         <w:pStyle w:val="Heading2"/>
       </w:pPr>
       <w:r>
-        <w:t>1. Under “SEVEN-LAYER MODEL (7LM)” — 9 words</w:t>
-      </w:r>
-    </w:p>
-    <w:p>
-      <w:r>
-        <w:t>Removed text, exactly as it stood:</w:t>
+        <w:t>1 · front matter · 9 words · retired `specification-2026-09-04` 1/1</w:t>
       </w:r>
     </w:p>
     <w:p>
@@ -63,27 +48,11 @@
       </w:r>
     </w:p>
     <w:p>
-      <w:r>
-        <w:rPr>
-          <w:b/>
-        </w:rPr>
-        <w:t>Stands at:</w:t>
-      </w:r>
-      <w:r>
-        <w:t xml:space="preserve"> only in the retired prior version at `USO/l6/retired/specification-2026-09-04/7lm-harmonized-architecture-specification.md` (1 of 1).</w:t>
-      </w:r>
-    </w:p>
-    <w:p>
       <w:pPr>
         <w:pStyle w:val="Heading2"/>
       </w:pPr>
       <w:r>
-        <w:t>2. Under “SEVEN-LAYER MODEL (7LM)” — 65 words</w:t>
-      </w:r>
-    </w:p>
-    <w:p>
-      <w:r>
-        <w:t>Removed text, exactly as it stood:</w:t>
+        <w:t>2 · front matter · 65 words · still in the specification 1/3, retired `specification-2026-09-04` 2/3</w:t>
       </w:r>
     </w:p>
     <w:p>
@@ -101,27 +70,11 @@
       </w:r>
     </w:p>
     <w:p>
-      <w:r>
-        <w:rPr>
-          <w:b/>
-        </w:rPr>
-        <w:t>Stands at:</w:t>
-      </w:r>
-      <w:r>
-        <w:t xml:space="preserve"> still in the specification (1 of 3), only in the retired prior version at `USO/l6/retired/specification-2026-09-04/7lm-harmonized-architecture-specification.md` (2 of 3).</w:t>
-      </w:r>
-    </w:p>
-    <w:p>
       <w:pPr>
         <w:pStyle w:val="Heading2"/>
       </w:pPr>
       <w:r>
-        <w:t>3. Under “SEVEN-LAYER MODEL (7LM)” — 80 words</w:t>
-      </w:r>
-    </w:p>
-    <w:p>
-      <w:r>
-        <w:t>Removed text, exactly as it stood:</w:t>
+        <w:t>3 · front matter · 80 words · **no other file** — 3/3 lines nowhere else</w:t>
       </w:r>
     </w:p>
     <w:p>
@@ -136,71 +89,11 @@
       </w:r>
     </w:p>
     <w:p>
-      <w:r>
-        <w:rPr>
-          <w:b/>
-        </w:rPr>
-        <w:t>Stands at:</w:t>
-      </w:r>
-      <w:r>
-        <w:t xml:space="preserve"> no other file carries it.</w:t>
-      </w:r>
-    </w:p>
-    <w:p>
-      <w:pPr>
-        <w:pStyle w:val="Caption"/>
-      </w:pPr>
-      <w:r>
-        <w:t>Found in no other file, and therefore only here — 3 of 3:</w:t>
-      </w:r>
-    </w:p>
-    <w:p>
-      <w:pPr>
-        <w:pStyle w:val="ListBullet"/>
-        <w:numPr>
-          <w:ilvl w:val="0"/>
-          <w:numId w:val="10"/>
-        </w:numPr>
-      </w:pPr>
-      <w:r>
-        <w:t>Version This is the version of 7 September 2026.</w:t>
-      </w:r>
-    </w:p>
-    <w:p>
-      <w:pPr>
-        <w:pStyle w:val="ListBullet"/>
-        <w:numPr>
-          <w:ilvl w:val="0"/>
-          <w:numId w:val="10"/>
-        </w:numPr>
-      </w:pPr>
-      <w:r>
-        <w:t>It supersedes the draft of 6 September 2026, which was never adopted and stands in the scaffold repository's git history, and the version of 4 September 2026, whose authored document is preserved at L8/L6/retired/specification-2026-09-04/ in the scaffold repository (there still under the directory names USO/ and L6/ until the rename pass).</w:t>
-      </w:r>
-    </w:p>
-    <w:p>
-      <w:pPr>
-        <w:pStyle w:val="ListBullet"/>
-        <w:numPr>
-          <w:ilvl w:val="0"/>
-          <w:numId w:val="10"/>
-        </w:numPr>
-      </w:pPr>
-      <w:r>
-        <w:t>What changed is listed in the Harmonization Record under "Changes of 6 September 2026" and "Changes of 7 September 2026".</w:t>
-      </w:r>
-    </w:p>
-    <w:p>
       <w:pPr>
         <w:pStyle w:val="Heading2"/>
       </w:pPr>
       <w:r>
-        <w:t>4. Under “SEVEN-LAYER MODEL (7LM)” — 68 words</w:t>
-      </w:r>
-    </w:p>
-    <w:p>
-      <w:r>
-        <w:t>Removed text, exactly as it stood:</w:t>
+        <w:t>4 · front matter · 68 words · `USO/0.md` 1/4, retired `specification-2026-09-04` 3/4</w:t>
       </w:r>
     </w:p>
     <w:p>
@@ -215,27 +108,11 @@
       </w:r>
     </w:p>
     <w:p>
-      <w:r>
-        <w:rPr>
-          <w:b/>
-        </w:rPr>
-        <w:t>Stands at:</w:t>
-      </w:r>
-      <w:r>
-        <w:t xml:space="preserve"> `USO/0.md` (1 of 4), only in the retired prior version at `USO/l6/retired/specification-2026-09-04/7lm-harmonized-architecture-specification.md` (3 of 4).</w:t>
-      </w:r>
-    </w:p>
-    <w:p>
       <w:pPr>
         <w:pStyle w:val="Heading2"/>
       </w:pPr>
       <w:r>
-        <w:t>5. Under “SEVEN-LAYER MODEL (7LM)” — 33 words</w:t>
-      </w:r>
-    </w:p>
-    <w:p>
-      <w:r>
-        <w:t>Removed text, exactly as it stood:</w:t>
+        <w:t>5 · front matter · 33 words · `L7/0.md` 2/3, retired `specification-2026-09-04` 1/3</w:t>
       </w:r>
     </w:p>
     <w:p>
@@ -250,54 +127,11 @@
       </w:r>
     </w:p>
     <w:p>
-      <w:r>
-        <w:rPr>
-          <w:b/>
-        </w:rPr>
-        <w:t>Stands at:</w:t>
-      </w:r>
-      <w:r>
-        <w:t xml:space="preserve"> `L7/0.md` (2 of 3), only in the retired prior version at `USO/l6/retired/specification-2026-09-04/7lm-harmonized-architecture-specification.md` (1 of 3).</w:t>
-      </w:r>
-    </w:p>
-    <w:p>
-      <w:pPr>
-        <w:pStyle w:val="Heading1"/>
-        <w:pageBreakBefore/>
-      </w:pPr>
-      <w:r>
-        <w:t>Removed heading: Originating architectural constraint</w:t>
-      </w:r>
-    </w:p>
-    <w:p>
-      <w:pPr>
-        <w:pStyle w:val="Heading1"/>
-        <w:pageBreakBefore/>
-      </w:pPr>
-      <w:r>
-        <w:t>Removed heading: Contextual semantic route</w:t>
-      </w:r>
-    </w:p>
-    <w:p>
-      <w:pPr>
-        <w:pStyle w:val="Heading1"/>
-        <w:pageBreakBefore/>
-      </w:pPr>
-      <w:r>
-        <w:t>Removed heading: Seven-layer count and harmonization rule</w:t>
-      </w:r>
-    </w:p>
-    <w:p>
       <w:pPr>
         <w:pStyle w:val="Heading2"/>
       </w:pPr>
       <w:r>
-        <w:t>6. Under “SEVEN-LAYER MODEL (7LM) › Originating architectural constraint › Seven-layer count and harmonization rule” — 15 words</w:t>
-      </w:r>
-    </w:p>
-    <w:p>
-      <w:r>
-        <w:t>Removed text, exactly as it stood:</w:t>
+        <w:t>6 · Originating architectural constraint › Seven-layer count and harmonization rule · 15 words · **no other file** — 1/1 lines nowhere else</w:t>
       </w:r>
     </w:p>
     <w:p>
@@ -312,47 +146,11 @@
       </w:r>
     </w:p>
     <w:p>
-      <w:r>
-        <w:rPr>
-          <w:b/>
-        </w:rPr>
-        <w:t>Stands at:</w:t>
-      </w:r>
-      <w:r>
-        <w:t xml:space="preserve"> no other file carries it.</w:t>
-      </w:r>
-    </w:p>
-    <w:p>
-      <w:pPr>
-        <w:pStyle w:val="Caption"/>
-      </w:pPr>
-      <w:r>
-        <w:t>Found in no other file, and therefore only here — 1 of 1:</w:t>
-      </w:r>
-    </w:p>
-    <w:p>
-      <w:pPr>
-        <w:pStyle w:val="ListBullet"/>
-        <w:numPr>
-          <w:ilvl w:val="0"/>
-          <w:numId w:val="11"/>
-        </w:numPr>
-      </w:pPr>
-      <w:r>
-        <w:t>First is always 0. The owner's definition of 6 September 2026, given with its table:</w:t>
-      </w:r>
-    </w:p>
-    <w:p>
       <w:pPr>
         <w:pStyle w:val="Heading2"/>
       </w:pPr>
       <w:r>
-        <w:t>7. Under “SEVEN-LAYER MODEL (7LM) › Originating architectural constraint › Seven-layer count and harmonization rule” — 194 words</w:t>
-      </w:r>
-    </w:p>
-    <w:p>
-      <w:r>
-        <w:t>Removed text, exactly as it stood:</w:t>
+        <w:t>7 · Originating architectural constraint › Seven-layer count and harmonization rule · 194 words · still in the specification 3/6 — 3/6 lines nowhere else</w:t>
       </w:r>
     </w:p>
     <w:p>
@@ -367,80 +165,11 @@
       </w:r>
     </w:p>
     <w:p>
-      <w:r>
-        <w:rPr>
-          <w:b/>
-        </w:rPr>
-        <w:t>Stands at:</w:t>
-      </w:r>
-      <w:r>
-        <w:t xml:space="preserve"> still in the specification (3 of 6).</w:t>
-      </w:r>
-    </w:p>
-    <w:p>
-      <w:pPr>
-        <w:pStyle w:val="Caption"/>
-      </w:pPr>
-      <w:r>
-        <w:t>Found in no other file, and therefore only here — 3 of 6:</w:t>
-      </w:r>
-    </w:p>
-    <w:p>
-      <w:pPr>
-        <w:pStyle w:val="ListBullet"/>
-        <w:numPr>
-          <w:ilvl w:val="0"/>
-          <w:numId w:val="12"/>
-        </w:numPr>
-      </w:pPr>
-      <w:r>
-        <w:t>The interior directories carry uppercase too, on the owner's word of 6 September 2026 ("theinterior of L8 is interesting.</w:t>
-      </w:r>
-    </w:p>
-    <w:p>
-      <w:pPr>
-        <w:pStyle w:val="ListBullet"/>
-        <w:numPr>
-          <w:ilvl w:val="0"/>
-          <w:numId w:val="12"/>
-        </w:numPr>
-      </w:pPr>
-      <w:r>
-        <w:t>I think tghe dir structurs should carry uppercae"): L0 through L7 are the eight bits of a byte, 0 being a bit ("so you see the byte"; "you're really asking if 0 and s a bit or not"), and L8 is the extra bit that carries the semantic, as information needs an extra bit to catch any error ("the joke I intended was L8 to carry the SEMANTIC you need an extra bit ... like information you need an extra bit to cash any").</w:t>
-      </w:r>
-    </w:p>
-    <w:p>
-      <w:pPr>
-        <w:pStyle w:val="ListBullet"/>
-        <w:numPr>
-          <w:ilvl w:val="0"/>
-          <w:numId w:val="12"/>
-        </w:numPr>
-      </w:pPr>
-      <w:r>
-        <w:t>The earlier reading of the same day, uppercase for furniture and lowercase for a layer, is superseded by this one.</w:t>
-      </w:r>
-    </w:p>
-    <w:p>
-      <w:pPr>
-        <w:pStyle w:val="Heading1"/>
-        <w:pageBreakBefore/>
-      </w:pPr>
-      <w:r>
-        <w:t>Removed heading: 7LM is a dependency and fault-containment architecture</w:t>
-      </w:r>
-    </w:p>
-    <w:p>
       <w:pPr>
         <w:pStyle w:val="Heading2"/>
       </w:pPr>
       <w:r>
-        <w:t>8. Under “SEVEN-LAYER MODEL (7LM) › 7LM is a dependency and fault-containment architecture” — 11 words</w:t>
-      </w:r>
-    </w:p>
-    <w:p>
-      <w:r>
-        <w:t>Removed text, exactly as it stood:</w:t>
+        <w:t>8 · 7LM is a dependency and fault-containment architecture · 11 words · retired `specification-2026-09-04` 1/1</w:t>
       </w:r>
     </w:p>
     <w:p>
@@ -452,54 +181,11 @@
       </w:r>
     </w:p>
     <w:p>
-      <w:r>
-        <w:rPr>
-          <w:b/>
-        </w:rPr>
-        <w:t>Stands at:</w:t>
-      </w:r>
-      <w:r>
-        <w:t xml:space="preserve"> only in the retired prior version at `USO/l6/retired/specification-2026-09-04/7lm-harmonized-architecture-specification.md` (1 of 1).</w:t>
-      </w:r>
-    </w:p>
-    <w:p>
-      <w:pPr>
-        <w:pStyle w:val="Heading1"/>
-        <w:pageBreakBefore/>
-      </w:pPr>
-      <w:r>
-        <w:t>Removed heading: Two valid directions</w:t>
-      </w:r>
-    </w:p>
-    <w:p>
-      <w:pPr>
-        <w:pStyle w:val="Heading1"/>
-        <w:pageBreakBefore/>
-      </w:pPr>
-      <w:r>
-        <w:t>Removed heading: Architecture-wide dependency rules</w:t>
-      </w:r>
-    </w:p>
-    <w:p>
-      <w:pPr>
-        <w:pStyle w:val="Heading1"/>
-        <w:pageBreakBefore/>
-      </w:pPr>
-      <w:r>
-        <w:t>Removed heading: Structured Architecture Outline</w:t>
-      </w:r>
-    </w:p>
-    <w:p>
       <w:pPr>
         <w:pStyle w:val="Heading2"/>
       </w:pPr>
       <w:r>
-        <w:t>9. Under “SEVEN-LAYER MODEL (7LM) › Structured Architecture Outline” — 9 words</w:t>
-      </w:r>
-    </w:p>
-    <w:p>
-      <w:r>
-        <w:t>Removed text, exactly as it stood:</w:t>
+        <w:t>9 · Structured Architecture Outline · 9 words · retired `specification-2026-09-04` 1/1</w:t>
       </w:r>
     </w:p>
     <w:p>
@@ -511,36 +197,11 @@
       </w:r>
     </w:p>
     <w:p>
-      <w:r>
-        <w:rPr>
-          <w:b/>
-        </w:rPr>
-        <w:t>Stands at:</w:t>
-      </w:r>
-      <w:r>
-        <w:t xml:space="preserve"> only in the retired prior version at `USO/l6/retired/specification-2026-09-04/7lm-harmonized-architecture-specification.md` (1 of 1).</w:t>
-      </w:r>
-    </w:p>
-    <w:p>
-      <w:pPr>
-        <w:pStyle w:val="Heading1"/>
-        <w:pageBreakBefore/>
-      </w:pPr>
-      <w:r>
-        <w:t>Removed heading: 1. Purpose and controlling method</w:t>
-      </w:r>
-    </w:p>
-    <w:p>
       <w:pPr>
         <w:pStyle w:val="Heading2"/>
       </w:pPr>
       <w:r>
-        <w:t>10. Under “SEVEN-LAYER MODEL (7LM) › Structured Architecture Outline › 1. Purpose and controlling method” — 55 words</w:t>
-      </w:r>
-    </w:p>
-    <w:p>
-      <w:r>
-        <w:t>Removed text, exactly as it stood:</w:t>
+        <w:t>10 · Structured Architecture Outline › 1. Purpose and controlling method · 55 words · retired `specification-2026-09-04` 2/2</w:t>
       </w:r>
     </w:p>
     <w:p>
@@ -549,27 +210,11 @@
       </w:r>
     </w:p>
     <w:p>
-      <w:r>
-        <w:rPr>
-          <w:b/>
-        </w:rPr>
-        <w:t>Stands at:</w:t>
-      </w:r>
-      <w:r>
-        <w:t xml:space="preserve"> only in the retired prior version at `USO/l6/retired/specification-2026-09-04/7lm-harmonized-architecture-specification.md` (2 of 2).</w:t>
-      </w:r>
-    </w:p>
-    <w:p>
       <w:pPr>
         <w:pStyle w:val="Heading2"/>
       </w:pPr>
       <w:r>
-        <w:t>11. Under “SEVEN-LAYER MODEL (7LM) › Structured Architecture Outline › 1. Purpose and controlling method” — 51 words</w:t>
-      </w:r>
-    </w:p>
-    <w:p>
-      <w:r>
-        <w:t>Removed text, exactly as it stood:</w:t>
+        <w:t>11 · Structured Architecture Outline › 1. Purpose and controlling method · 51 words · `USO/0.md` 2/2</w:t>
       </w:r>
     </w:p>
     <w:p>
@@ -578,27 +223,11 @@
       </w:r>
     </w:p>
     <w:p>
-      <w:r>
-        <w:rPr>
-          <w:b/>
-        </w:rPr>
-        <w:t>Stands at:</w:t>
-      </w:r>
-      <w:r>
-        <w:t xml:space="preserve"> `USO/0.md` (2 of 2).</w:t>
-      </w:r>
-    </w:p>
-    <w:p>
       <w:pPr>
         <w:pStyle w:val="Heading2"/>
       </w:pPr>
       <w:r>
-        <w:t>12. Under “SEVEN-LAYER MODEL (7LM) › Structured Architecture Outline › 1. Purpose and controlling method” — 38 words</w:t>
-      </w:r>
-    </w:p>
-    <w:p>
-      <w:r>
-        <w:t>Removed text, exactly as it stood:</w:t>
+        <w:t>12 · Structured Architecture Outline › 1. Purpose and controlling method · 38 words · retired `specification-2026-09-04` 3/3</w:t>
       </w:r>
     </w:p>
     <w:p>
@@ -622,45 +251,11 @@
       </w:r>
     </w:p>
     <w:p>
-      <w:r>
-        <w:rPr>
-          <w:b/>
-        </w:rPr>
-        <w:t>Stands at:</w:t>
-      </w:r>
-      <w:r>
-        <w:t xml:space="preserve"> only in the retired prior version at `USO/l6/retired/specification-2026-09-04/7lm-harmonized-architecture-specification.md` (3 of 3).</w:t>
-      </w:r>
-    </w:p>
-    <w:p>
-      <w:pPr>
-        <w:pStyle w:val="Heading1"/>
-        <w:pageBreakBefore/>
-      </w:pPr>
-      <w:r>
-        <w:t>Removed heading: 2. Topology and traversal</w:t>
-      </w:r>
-    </w:p>
-    <w:p>
-      <w:pPr>
-        <w:pStyle w:val="Heading1"/>
-        <w:pageBreakBefore/>
-      </w:pPr>
-      <w:r>
-        <w:t>Removed heading: 3. Contained architectures and analytic expansion</w:t>
-      </w:r>
-    </w:p>
-    <w:p>
       <w:pPr>
         <w:pStyle w:val="Heading2"/>
       </w:pPr>
       <w:r>
-        <w:t>13. Under “SEVEN-LAYER MODEL (7LM) › Structured Architecture Outline › 3. Contained architectures and analytic expansion” — 43 words</w:t>
-      </w:r>
-    </w:p>
-    <w:p>
-      <w:r>
-        <w:t>Removed text, exactly as it stood:</w:t>
+        <w:t>13 · Structured Architecture Outline › 3. Contained architectures and analytic expansion · 43 words · still in the specification 1/2, retired `specification-2026-09-04` 1/2</w:t>
       </w:r>
     </w:p>
     <w:p>
@@ -669,36 +264,11 @@
       </w:r>
     </w:p>
     <w:p>
-      <w:r>
-        <w:rPr>
-          <w:b/>
-        </w:rPr>
-        <w:t>Stands at:</w:t>
-      </w:r>
-      <w:r>
-        <w:t xml:space="preserve"> still in the specification (1 of 2), only in the retired prior version at `USO/l6/retired/specification-2026-09-04/7lm-harmonized-architecture-specification.md` (1 of 2).</w:t>
-      </w:r>
-    </w:p>
-    <w:p>
-      <w:pPr>
-        <w:pStyle w:val="Heading1"/>
-        <w:pageBreakBefore/>
-      </w:pPr>
-      <w:r>
-        <w:t>Removed heading: 3.1 OSI as an operating architecture</w:t>
-      </w:r>
-    </w:p>
-    <w:p>
       <w:pPr>
         <w:pStyle w:val="Heading2"/>
       </w:pPr>
       <w:r>
-        <w:t>14. Under “SEVEN-LAYER MODEL (7LM) › Structured Architecture Outline › 3. Contained architectures and analytic expansion › 3.1 OSI as an operating architecture” — 49 words</w:t>
-      </w:r>
-    </w:p>
-    <w:p>
-      <w:r>
-        <w:t>Removed text, exactly as it stood:</w:t>
+        <w:t>14 · Structured Architecture Outline › 3. Contained architectures and analytic expansion › 3.1 OSI as an operating architecture · 49 words · `USO/l4/0.md` 2/2</w:t>
       </w:r>
     </w:p>
     <w:p>
@@ -707,36 +277,11 @@
       </w:r>
     </w:p>
     <w:p>
-      <w:r>
-        <w:rPr>
-          <w:b/>
-        </w:rPr>
-        <w:t>Stands at:</w:t>
-      </w:r>
-      <w:r>
-        <w:t xml:space="preserve"> `USO/l4/0.md` (2 of 2).</w:t>
-      </w:r>
-    </w:p>
-    <w:p>
-      <w:pPr>
-        <w:pStyle w:val="Heading1"/>
-        <w:pageBreakBefore/>
-      </w:pPr>
-      <w:r>
-        <w:t>Removed heading: 3.2 OSI as an object of inquiry</w:t>
-      </w:r>
-    </w:p>
-    <w:p>
       <w:pPr>
         <w:pStyle w:val="Heading2"/>
       </w:pPr>
       <w:r>
-        <w:t>15. Under “SEVEN-LAYER MODEL (7LM) › Structured Architecture Outline › 3. Contained architectures and analytic expansion › 3.2 OSI as an object of inquiry” — 50 words</w:t>
-      </w:r>
-    </w:p>
-    <w:p>
-      <w:r>
-        <w:t>Removed text, exactly as it stood:</w:t>
+        <w:t>15 · Structured Architecture Outline › 3. Contained architectures and analytic expansion › 3.2 OSI as an object of inquiry · 50 words · `USO/l4/0.md` 2/2</w:t>
       </w:r>
     </w:p>
     <w:p>
@@ -745,27 +290,11 @@
       </w:r>
     </w:p>
     <w:p>
-      <w:r>
-        <w:rPr>
-          <w:b/>
-        </w:rPr>
-        <w:t>Stands at:</w:t>
-      </w:r>
-      <w:r>
-        <w:t xml:space="preserve"> `USO/l4/0.md` (2 of 2).</w:t>
-      </w:r>
-    </w:p>
-    <w:p>
       <w:pPr>
         <w:pStyle w:val="Heading2"/>
       </w:pPr>
       <w:r>
-        <w:t>16. Under “SEVEN-LAYER MODEL (7LM) › Structured Architecture Outline › 3. Contained architectures and analytic expansion › 3.2 OSI as an object of inquiry” — 232 words</w:t>
-      </w:r>
-    </w:p>
-    <w:p>
-      <w:r>
-        <w:t>Removed text, exactly as it stood:</w:t>
+        <w:t>16 · Structured Architecture Outline › 3. Contained architectures and analytic expansion › 3.2 OSI as an object of inquiry · 232 words · `USO/l6/0.md` 1/10; `USO/l5/0.md` 1/10, retired `specification-2026-09-04` 6/10</w:t>
       </w:r>
     </w:p>
     <w:tbl>
@@ -984,27 +513,11 @@
       </w:tr>
     </w:tbl>
     <w:p>
-      <w:r>
-        <w:rPr>
-          <w:b/>
-        </w:rPr>
-        <w:t>Stands at:</w:t>
-      </w:r>
-      <w:r>
-        <w:t xml:space="preserve"> `USO/l6/0.md` (1 of 10); `USO/l5/0.md` (1 of 10); `USO/l3/0.md` (1 of 10), only in the retired prior version at `USO/l6/retired/specification-2026-09-04/7lm-harmonized-architecture-specification.md` (6 of 10).</w:t>
-      </w:r>
-    </w:p>
-    <w:p>
       <w:pPr>
         <w:pStyle w:val="Heading2"/>
       </w:pPr>
       <w:r>
-        <w:t>17. Under “SEVEN-LAYER MODEL (7LM) › Structured Architecture Outline › 3. Contained architectures and analytic expansion › 3.2 OSI as an object of inquiry” — 39 words</w:t>
-      </w:r>
-    </w:p>
-    <w:p>
-      <w:r>
-        <w:t>Removed text, exactly as it stood:</w:t>
+        <w:t>17 · Structured Architecture Outline › 3. Contained architectures and analytic expansion › 3.2 OSI as an object of inquiry · 39 words · `USO/l4/0.md` 2/3, retired `specification-2026-09-04` 1/3</w:t>
       </w:r>
     </w:p>
     <w:p>
@@ -1028,36 +541,11 @@
       </w:r>
     </w:p>
     <w:p>
-      <w:r>
-        <w:rPr>
-          <w:b/>
-        </w:rPr>
-        <w:t>Stands at:</w:t>
-      </w:r>
-      <w:r>
-        <w:t xml:space="preserve"> `USO/l4/0.md` (2 of 3), only in the retired prior version at `USO/l6/retired/specification-2026-09-04/7lm-harmonized-architecture-specification.md` (1 of 3).</w:t>
-      </w:r>
-    </w:p>
-    <w:p>
-      <w:pPr>
-        <w:pStyle w:val="Heading1"/>
-        <w:pageBreakBefore/>
-      </w:pPr>
-      <w:r>
-        <w:t>Removed heading: 3.3 Nested analytic views</w:t>
-      </w:r>
-    </w:p>
-    <w:p>
       <w:pPr>
         <w:pStyle w:val="Heading2"/>
       </w:pPr>
       <w:r>
-        <w:t>18. Under “SEVEN-LAYER MODEL (7LM) › Structured Architecture Outline › 3. Contained architectures and analytic expansion › 3.3 Nested analytic views” — 56 words</w:t>
-      </w:r>
-    </w:p>
-    <w:p>
-      <w:r>
-        <w:t>Removed text, exactly as it stood:</w:t>
+        <w:t>18 · Structured Architecture Outline › 3. Contained architectures and analytic expansion › 3.3 Nested analytic views · 56 words · retired `specification-2026-09-04` 4/4</w:t>
       </w:r>
     </w:p>
     <w:p>
@@ -1066,27 +554,11 @@
       </w:r>
     </w:p>
     <w:p>
-      <w:r>
-        <w:rPr>
-          <w:b/>
-        </w:rPr>
-        <w:t>Stands at:</w:t>
-      </w:r>
-      <w:r>
-        <w:t xml:space="preserve"> only in the retired prior version at `USO/l6/retired/specification-2026-09-04/7lm-harmonized-architecture-specification.md` (4 of 4).</w:t>
-      </w:r>
-    </w:p>
-    <w:p>
       <w:pPr>
         <w:pStyle w:val="Heading2"/>
       </w:pPr>
       <w:r>
-        <w:t>19. Under “SEVEN-LAYER MODEL (7LM) › Canonical Research Directory Topology” — 136 words</w:t>
-      </w:r>
-    </w:p>
-    <w:p>
-      <w:r>
-        <w:t>Removed text, exactly as it stood:</w:t>
+        <w:t>19 · Canonical Research Directory Topology · 136 words · still in the specification 5/7, record `harmonization-2026-09-04.md` 1/7 — 1/7 lines nowhere else</w:t>
       </w:r>
     </w:p>
     <w:p>
@@ -1101,47 +573,11 @@
       </w:r>
     </w:p>
     <w:p>
-      <w:r>
-        <w:rPr>
-          <w:b/>
-        </w:rPr>
-        <w:t>Stands at:</w:t>
-      </w:r>
-      <w:r>
-        <w:t xml:space="preserve"> still in the specification (5 of 7), in the record at `USO/l6/history/harmonization-2026-09-04.md` (1 of 7).</w:t>
-      </w:r>
-    </w:p>
-    <w:p>
-      <w:pPr>
-        <w:pStyle w:val="Caption"/>
-      </w:pPr>
-      <w:r>
-        <w:t>Found in no other file, and therefore only here — 1 of 7:</w:t>
-      </w:r>
-    </w:p>
-    <w:p>
-      <w:pPr>
-        <w:pStyle w:val="ListBullet"/>
-        <w:numPr>
-          <w:ilvl w:val="0"/>
-          <w:numId w:val="13"/>
-        </w:numPr>
-      </w:pPr>
-      <w:r>
-        <w:t>The owner, 7 September 2026: "the read me files all need updating.</w:t>
-      </w:r>
-    </w:p>
-    <w:p>
       <w:pPr>
         <w:pStyle w:val="Heading2"/>
       </w:pPr>
       <w:r>
-        <w:t>20. Under “SEVEN-LAYER MODEL (7LM) › Canonical Research Directory Topology” — 55 words</w:t>
-      </w:r>
-    </w:p>
-    <w:p>
-      <w:r>
-        <w:t>Removed text, exactly as it stood:</w:t>
+        <w:t>20 · Canonical Research Directory Topology · 55 words · still in the specification 2/3 — 1/3 lines nowhere else</w:t>
       </w:r>
     </w:p>
     <w:p>
@@ -1156,56 +592,11 @@
       </w:r>
     </w:p>
     <w:p>
-      <w:r>
-        <w:rPr>
-          <w:b/>
-        </w:rPr>
-        <w:t>Stands at:</w:t>
-      </w:r>
-      <w:r>
-        <w:t xml:space="preserve"> still in the specification (2 of 3).</w:t>
-      </w:r>
-    </w:p>
-    <w:p>
-      <w:pPr>
-        <w:pStyle w:val="Caption"/>
-      </w:pPr>
-      <w:r>
-        <w:t>Found in no other file, and therefore only here — 1 of 3:</w:t>
-      </w:r>
-    </w:p>
-    <w:p>
-      <w:pPr>
-        <w:pStyle w:val="ListBullet"/>
-        <w:numPr>
-          <w:ilvl w:val="0"/>
-          <w:numId w:val="14"/>
-        </w:numPr>
-      </w:pPr>
-      <w:r>
-        <w:t>Where such rules exist they belong to repository infrastructure outside the layers, and general repository infrastructure is not automatically a layer. (Owner's direction, 6 September 2026.)</w:t>
-      </w:r>
-    </w:p>
-    <w:p>
-      <w:pPr>
-        <w:pStyle w:val="Heading1"/>
-        <w:pageBreakBefore/>
-      </w:pPr>
-      <w:r>
-        <w:t>Removed heading: L0 — LAYER 0</w:t>
-      </w:r>
-    </w:p>
-    <w:p>
       <w:pPr>
         <w:pStyle w:val="Heading2"/>
       </w:pPr>
       <w:r>
-        <w:t>21. Under “SEVEN-LAYER MODEL (7LM) › L0 — LAYER 0” — 15 words</w:t>
-      </w:r>
-    </w:p>
-    <w:p>
-      <w:r>
-        <w:t>Removed text, exactly as it stood:</w:t>
+        <w:t>21 · L0 — LAYER 0 · 15 words · still in the specification 1/1</w:t>
       </w:r>
     </w:p>
     <w:p>
@@ -1214,27 +605,11 @@
       </w:r>
     </w:p>
     <w:p>
-      <w:r>
-        <w:rPr>
-          <w:b/>
-        </w:rPr>
-        <w:t>Stands at:</w:t>
-      </w:r>
-      <w:r>
-        <w:t xml:space="preserve"> still in the specification (1 of 1).</w:t>
-      </w:r>
-    </w:p>
-    <w:p>
       <w:pPr>
         <w:pStyle w:val="Heading2"/>
       </w:pPr>
       <w:r>
-        <w:t>22. Under “SEVEN-LAYER MODEL (7LM) › L0 — LAYER 0” — 226 words</w:t>
-      </w:r>
-    </w:p>
-    <w:p>
-      <w:r>
-        <w:t>Removed text, exactly as it stood:</w:t>
+        <w:t>22 · L0 — LAYER 0 · 226 words · `USO/l0/0.md` 4/6; `USO/0.md` 1/6, still in the specification 1/6</w:t>
       </w:r>
     </w:p>
     <w:tbl>
@@ -1399,27 +774,11 @@
       </w:tr>
     </w:tbl>
     <w:p>
-      <w:r>
-        <w:rPr>
-          <w:b/>
-        </w:rPr>
-        <w:t>Stands at:</w:t>
-      </w:r>
-      <w:r>
-        <w:t xml:space="preserve"> `USO/l0/0.md` (4 of 6); `USO/0.md` (1 of 6), still in the specification (1 of 6).</w:t>
-      </w:r>
-    </w:p>
-    <w:p>
       <w:pPr>
         <w:pStyle w:val="Heading2"/>
       </w:pPr>
       <w:r>
-        <w:t>23. Under “SEVEN-LAYER MODEL (7LM) › L0 — LAYER 0” — 133 words</w:t>
-      </w:r>
-    </w:p>
-    <w:p>
-      <w:r>
-        <w:t>Removed text, exactly as it stood:</w:t>
+        <w:t>23 · L0 — LAYER 0 · 133 words · retired `specification-2026-09-04` 3/3</w:t>
       </w:r>
     </w:p>
     <w:tbl>
@@ -1543,27 +902,11 @@
       </w:tr>
     </w:tbl>
     <w:p>
-      <w:r>
-        <w:rPr>
-          <w:b/>
-        </w:rPr>
-        <w:t>Stands at:</w:t>
-      </w:r>
-      <w:r>
-        <w:t xml:space="preserve"> only in the retired prior version at `USO/l6/retired/specification-2026-09-04/7lm-harmonized-architecture-specification.md` (3 of 3).</w:t>
-      </w:r>
-    </w:p>
-    <w:p>
       <w:pPr>
         <w:pStyle w:val="Heading2"/>
       </w:pPr>
       <w:r>
-        <w:t>24. Under “SEVEN-LAYER MODEL (7LM) › L0 — LAYER 0” — 2 words</w:t>
-      </w:r>
-    </w:p>
-    <w:p>
-      <w:r>
-        <w:t>Removed text, exactly as it stood:</w:t>
+        <w:t>24 · L0 — LAYER 0 · 2 words · a structural label</w:t>
       </w:r>
     </w:p>
     <w:p>
@@ -1575,27 +918,11 @@
       </w:r>
     </w:p>
     <w:p>
-      <w:r>
-        <w:rPr>
-          <w:b/>
-        </w:rPr>
-        <w:t>Stands at:</w:t>
-      </w:r>
-      <w:r>
-        <w:t xml:space="preserve"> a structural label of the document; it carries no statement to search.</w:t>
-      </w:r>
-    </w:p>
-    <w:p>
       <w:pPr>
         <w:pStyle w:val="Heading2"/>
       </w:pPr>
       <w:r>
-        <w:t>25. Under “SEVEN-LAYER MODEL (7LM) › L0 — LAYER 0” — 15 words</w:t>
-      </w:r>
-    </w:p>
-    <w:p>
-      <w:r>
-        <w:t>Removed text, exactly as it stood:</w:t>
+        <w:t>25 · L0 — LAYER 0 · 15 words · **no other file** — 1/1 lines nowhere else</w:t>
       </w:r>
     </w:p>
     <w:p>
@@ -1655,47 +982,11 @@
       </w:r>
     </w:p>
     <w:p>
-      <w:r>
-        <w:rPr>
-          <w:b/>
-        </w:rPr>
-        <w:t>Stands at:</w:t>
-      </w:r>
-      <w:r>
-        <w:t xml:space="preserve"> no other file carries it.</w:t>
-      </w:r>
-    </w:p>
-    <w:p>
-      <w:pPr>
-        <w:pStyle w:val="Caption"/>
-      </w:pPr>
-      <w:r>
-        <w:t>Found in no other file, and therefore only here — 1 of 1:</w:t>
-      </w:r>
-    </w:p>
-    <w:p>
-      <w:pPr>
-        <w:pStyle w:val="ListBullet"/>
-        <w:numPr>
-          <w:ilvl w:val="0"/>
-          <w:numId w:val="15"/>
-        </w:numPr>
-      </w:pPr>
-      <w:r>
-        <w:t>```text L8/L0/0 ├── universality/0 ├── pedagogy/0 ├── epistemic/0 ├── ontology/0 └── semantics/0 └── definitions/0 ```</w:t>
-      </w:r>
-    </w:p>
-    <w:p>
       <w:pPr>
         <w:pStyle w:val="Heading2"/>
       </w:pPr>
       <w:r>
-        <w:t>26. Under “SEVEN-LAYER MODEL (7LM) › L0 — LAYER 0” — 30 words</w:t>
-      </w:r>
-    </w:p>
-    <w:p>
-      <w:r>
-        <w:t>Removed text, exactly as it stood:</w:t>
+        <w:t>26 · L0 — LAYER 0 · 30 words · `USO/l0/0.md` 2/2</w:t>
       </w:r>
     </w:p>
     <w:p>
@@ -1719,27 +1010,11 @@
       </w:r>
     </w:p>
     <w:p>
-      <w:r>
-        <w:rPr>
-          <w:b/>
-        </w:rPr>
-        <w:t>Stands at:</w:t>
-      </w:r>
-      <w:r>
-        <w:t xml:space="preserve"> `USO/l0/0.md` (2 of 2).</w:t>
-      </w:r>
-    </w:p>
-    <w:p>
       <w:pPr>
         <w:pStyle w:val="Heading2"/>
       </w:pPr>
       <w:r>
-        <w:t>27. Under “SEVEN-LAYER MODEL (7LM) › L0 — LAYER 0” — 4 words</w:t>
-      </w:r>
-    </w:p>
-    <w:p>
-      <w:r>
-        <w:t>Removed text, exactly as it stood:</w:t>
+        <w:t>27 · L0 — LAYER 0 · 4 words · a structural label</w:t>
       </w:r>
     </w:p>
     <w:p>
@@ -1751,27 +1026,11 @@
       </w:r>
     </w:p>
     <w:p>
-      <w:r>
-        <w:rPr>
-          <w:b/>
-        </w:rPr>
-        <w:t>Stands at:</w:t>
-      </w:r>
-      <w:r>
-        <w:t xml:space="preserve"> a structural label of the document; it carries no statement to search.</w:t>
-      </w:r>
-    </w:p>
-    <w:p>
       <w:pPr>
         <w:pStyle w:val="Heading2"/>
       </w:pPr>
       <w:r>
-        <w:t>28. Under “SEVEN-LAYER MODEL (7LM) › L0 — LAYER 0” — 201 words</w:t>
-      </w:r>
-    </w:p>
-    <w:p>
-      <w:r>
-        <w:t>Removed text, exactly as it stood:</w:t>
+        <w:t>28 · L0 — LAYER 0 · 201 words · `USO/l0/0.md` 14/14</w:t>
       </w:r>
     </w:p>
     <w:tbl>
@@ -2073,27 +1332,11 @@
       </w:tr>
     </w:tbl>
     <w:p>
-      <w:r>
-        <w:rPr>
-          <w:b/>
-        </w:rPr>
-        <w:t>Stands at:</w:t>
-      </w:r>
-      <w:r>
-        <w:t xml:space="preserve"> `USO/l0/0.md` (14 of 14).</w:t>
-      </w:r>
-    </w:p>
-    <w:p>
       <w:pPr>
         <w:pStyle w:val="Heading2"/>
       </w:pPr>
       <w:r>
-        <w:t>29. Under “SEVEN-LAYER MODEL (7LM) › L0 — LAYER 0” — 30 words</w:t>
-      </w:r>
-    </w:p>
-    <w:p>
-      <w:r>
-        <w:t>Removed text, exactly as it stood:</w:t>
+        <w:t>29 · L0 — LAYER 0 · 30 words · `USO/l0/0.md` 2/2</w:t>
       </w:r>
     </w:p>
     <w:p>
@@ -2108,27 +1351,11 @@
       </w:r>
     </w:p>
     <w:p>
-      <w:r>
-        <w:rPr>
-          <w:b/>
-        </w:rPr>
-        <w:t>Stands at:</w:t>
-      </w:r>
-      <w:r>
-        <w:t xml:space="preserve"> `USO/l0/0.md` (2 of 2).</w:t>
-      </w:r>
-    </w:p>
-    <w:p>
       <w:pPr>
         <w:pStyle w:val="Heading2"/>
       </w:pPr>
       <w:r>
-        <w:t>30. Under “SEVEN-LAYER MODEL (7LM) › L0 — LAYER 0” — 16 words</w:t>
-      </w:r>
-    </w:p>
-    <w:p>
-      <w:r>
-        <w:t>Removed text, exactly as it stood:</w:t>
+        <w:t>30 · L0 — LAYER 0 · 16 words · `USO/l0/0.md` 2/2</w:t>
       </w:r>
     </w:p>
     <w:p>
@@ -2143,27 +1370,11 @@
       </w:r>
     </w:p>
     <w:p>
-      <w:r>
-        <w:rPr>
-          <w:b/>
-        </w:rPr>
-        <w:t>Stands at:</w:t>
-      </w:r>
-      <w:r>
-        <w:t xml:space="preserve"> `USO/l0/0.md` (2 of 2).</w:t>
-      </w:r>
-    </w:p>
-    <w:p>
       <w:pPr>
         <w:pStyle w:val="Heading2"/>
       </w:pPr>
       <w:r>
-        <w:t>31. Under “SEVEN-LAYER MODEL (7LM) › L0 — LAYER 0” — 40 words</w:t>
-      </w:r>
-    </w:p>
-    <w:p>
-      <w:r>
-        <w:t>Removed text, exactly as it stood:</w:t>
+        <w:t>31 · L0 — LAYER 0 · 40 words · `USO/l0/0.md` 2/2</w:t>
       </w:r>
     </w:p>
     <w:p>
@@ -2178,36 +1389,11 @@
       </w:r>
     </w:p>
     <w:p>
-      <w:r>
-        <w:rPr>
-          <w:b/>
-        </w:rPr>
-        <w:t>Stands at:</w:t>
-      </w:r>
-      <w:r>
-        <w:t xml:space="preserve"> `USO/l0/0.md` (2 of 2).</w:t>
-      </w:r>
-    </w:p>
-    <w:p>
-      <w:pPr>
-        <w:pStyle w:val="Heading1"/>
-        <w:pageBreakBefore/>
-      </w:pPr>
-      <w:r>
-        <w:t>Removed heading: In the case of:</w:t>
-      </w:r>
-    </w:p>
-    <w:p>
       <w:pPr>
         <w:pStyle w:val="Heading2"/>
       </w:pPr>
       <w:r>
-        <w:t>32. Under “SEVEN-LAYER MODEL (7LM) › L0 — LAYER 0 › In the case of:” — 54 words</w:t>
-      </w:r>
-    </w:p>
-    <w:p>
-      <w:r>
-        <w:t>Removed text, exactly as it stood:</w:t>
+        <w:t>32 · L0 — LAYER 0 › In the case of: · 54 words · `USO/l0/0.md` 3/3</w:t>
       </w:r>
     </w:p>
     <w:p>
@@ -2216,27 +1402,11 @@
       </w:r>
     </w:p>
     <w:p>
-      <w:r>
-        <w:rPr>
-          <w:b/>
-        </w:rPr>
-        <w:t>Stands at:</w:t>
-      </w:r>
-      <w:r>
-        <w:t xml:space="preserve"> `USO/l0/0.md` (3 of 3).</w:t>
-      </w:r>
-    </w:p>
-    <w:p>
       <w:pPr>
         <w:pStyle w:val="Heading2"/>
       </w:pPr>
       <w:r>
-        <w:t>33. Under “SEVEN-LAYER MODEL (7LM) › L0 — LAYER 0 › In the case of:” — 49 words</w:t>
-      </w:r>
-    </w:p>
-    <w:p>
-      <w:r>
-        <w:t>Removed text, exactly as it stood:</w:t>
+        <w:t>33 · L0 — LAYER 0 › In the case of: · 49 words · `USO/l0/0.md` 3/3</w:t>
       </w:r>
     </w:p>
     <w:p>
@@ -2251,36 +1421,11 @@
       </w:r>
     </w:p>
     <w:p>
-      <w:r>
-        <w:rPr>
-          <w:b/>
-        </w:rPr>
-        <w:t>Stands at:</w:t>
-      </w:r>
-      <w:r>
-        <w:t xml:space="preserve"> `USO/l0/0.md` (3 of 3).</w:t>
-      </w:r>
-    </w:p>
-    <w:p>
-      <w:pPr>
-        <w:pStyle w:val="Heading1"/>
-        <w:pageBreakBefore/>
-      </w:pPr>
-      <w:r>
-        <w:t>Removed heading: L1 — STATE SPACE</w:t>
-      </w:r>
-    </w:p>
-    <w:p>
       <w:pPr>
         <w:pStyle w:val="Heading2"/>
       </w:pPr>
       <w:r>
-        <w:t>34. Under “SEVEN-LAYER MODEL (7LM) › L1 — STATE SPACE” — 6 words</w:t>
-      </w:r>
-    </w:p>
-    <w:p>
-      <w:r>
-        <w:t>Removed text, exactly as it stood:</w:t>
+        <w:t>34 · L1 — STATE SPACE · 6 words · still in the specification 1/1</w:t>
       </w:r>
     </w:p>
     <w:p>
@@ -2289,27 +1434,11 @@
       </w:r>
     </w:p>
     <w:p>
-      <w:r>
-        <w:rPr>
-          <w:b/>
-        </w:rPr>
-        <w:t>Stands at:</w:t>
-      </w:r>
-      <w:r>
-        <w:t xml:space="preserve"> still in the specification (1 of 1).</w:t>
-      </w:r>
-    </w:p>
-    <w:p>
       <w:pPr>
         <w:pStyle w:val="Heading2"/>
       </w:pPr>
       <w:r>
-        <w:t>35. Under “SEVEN-LAYER MODEL (7LM) › L1 — STATE SPACE” — 132 words</w:t>
-      </w:r>
-    </w:p>
-    <w:p>
-      <w:r>
-        <w:t>Removed text, exactly as it stood:</w:t>
+        <w:t>35 · L1 — STATE SPACE · 132 words · `USO/l1/0.md` 4/6; `USO/0.md` 1/6, still in the specification 1/6</w:t>
       </w:r>
     </w:p>
     <w:tbl>
@@ -2474,27 +1603,11 @@
       </w:tr>
     </w:tbl>
     <w:p>
-      <w:r>
-        <w:rPr>
-          <w:b/>
-        </w:rPr>
-        <w:t>Stands at:</w:t>
-      </w:r>
-      <w:r>
-        <w:t xml:space="preserve"> `USO/l1/0.md` (4 of 6); `USO/0.md` (1 of 6), still in the specification (1 of 6).</w:t>
-      </w:r>
-    </w:p>
-    <w:p>
       <w:pPr>
         <w:pStyle w:val="Heading2"/>
       </w:pPr>
       <w:r>
-        <w:t>36. Under “SEVEN-LAYER MODEL (7LM) › L1 — STATE SPACE” — 81 words</w:t>
-      </w:r>
-    </w:p>
-    <w:p>
-      <w:r>
-        <w:t>Removed text, exactly as it stood:</w:t>
+        <w:t>36 · L1 — STATE SPACE · 81 words · retired `specification-2026-09-04` 3/3</w:t>
       </w:r>
     </w:p>
     <w:tbl>
@@ -2613,27 +1726,11 @@
       </w:tr>
     </w:tbl>
     <w:p>
-      <w:r>
-        <w:rPr>
-          <w:b/>
-        </w:rPr>
-        <w:t>Stands at:</w:t>
-      </w:r>
-      <w:r>
-        <w:t xml:space="preserve"> only in the retired prior version at `USO/l6/retired/specification-2026-09-04/7lm-harmonized-architecture-specification.md` (3 of 3).</w:t>
-      </w:r>
-    </w:p>
-    <w:p>
       <w:pPr>
         <w:pStyle w:val="Heading2"/>
       </w:pPr>
       <w:r>
-        <w:t>37. Under “SEVEN-LAYER MODEL (7LM) › L1 — STATE SPACE” — 2 words</w:t>
-      </w:r>
-    </w:p>
-    <w:p>
-      <w:r>
-        <w:t>Removed text, exactly as it stood:</w:t>
+        <w:t>37 · L1 — STATE SPACE · 2 words · a structural label</w:t>
       </w:r>
     </w:p>
     <w:p>
@@ -2645,27 +1742,11 @@
       </w:r>
     </w:p>
     <w:p>
-      <w:r>
-        <w:rPr>
-          <w:b/>
-        </w:rPr>
-        <w:t>Stands at:</w:t>
-      </w:r>
-      <w:r>
-        <w:t xml:space="preserve"> a structural label of the document; it carries no statement to search.</w:t>
-      </w:r>
-    </w:p>
-    <w:p>
       <w:pPr>
         <w:pStyle w:val="Heading2"/>
       </w:pPr>
       <w:r>
-        <w:t>38. Under “SEVEN-LAYER MODEL (7LM) › L1 — STATE SPACE” — 5 words</w:t>
-      </w:r>
-    </w:p>
-    <w:p>
-      <w:r>
-        <w:t>Removed text, exactly as it stood:</w:t>
+        <w:t>38 · L1 — STATE SPACE · 5 words · **no other file** — 1/1 lines nowhere else</w:t>
       </w:r>
     </w:p>
     <w:p>
@@ -2685,47 +1766,11 @@
       </w:r>
     </w:p>
     <w:p>
-      <w:r>
-        <w:rPr>
-          <w:b/>
-        </w:rPr>
-        <w:t>Stands at:</w:t>
-      </w:r>
-      <w:r>
-        <w:t xml:space="preserve"> no other file carries it.</w:t>
-      </w:r>
-    </w:p>
-    <w:p>
-      <w:pPr>
-        <w:pStyle w:val="Caption"/>
-      </w:pPr>
-      <w:r>
-        <w:t>Found in no other file, and therefore only here — 1 of 1:</w:t>
-      </w:r>
-    </w:p>
-    <w:p>
-      <w:pPr>
-        <w:pStyle w:val="ListBullet"/>
-        <w:numPr>
-          <w:ilvl w:val="0"/>
-          <w:numId w:val="16"/>
-        </w:numPr>
-      </w:pPr>
-      <w:r>
-        <w:t>```text L8/L1/0 └── state-space/0 ```</w:t>
-      </w:r>
-    </w:p>
-    <w:p>
       <w:pPr>
         <w:pStyle w:val="Heading2"/>
       </w:pPr>
       <w:r>
-        <w:t>39. Under “SEVEN-LAYER MODEL (7LM) › L1 — STATE SPACE” — 17 words</w:t>
-      </w:r>
-    </w:p>
-    <w:p>
-      <w:r>
-        <w:t>Removed text, exactly as it stood:</w:t>
+        <w:t>39 · L1 — STATE SPACE · 17 words · `USO/l1/0.md` 1/1</w:t>
       </w:r>
     </w:p>
     <w:p>
@@ -2749,27 +1794,11 @@
       </w:r>
     </w:p>
     <w:p>
-      <w:r>
-        <w:rPr>
-          <w:b/>
-        </w:rPr>
-        <w:t>Stands at:</w:t>
-      </w:r>
-      <w:r>
-        <w:t xml:space="preserve"> `USO/l1/0.md` (1 of 1).</w:t>
-      </w:r>
-    </w:p>
-    <w:p>
       <w:pPr>
         <w:pStyle w:val="Heading2"/>
       </w:pPr>
       <w:r>
-        <w:t>40. Under “SEVEN-LAYER MODEL (7LM) › L1 — STATE SPACE” — 4 words</w:t>
-      </w:r>
-    </w:p>
-    <w:p>
-      <w:r>
-        <w:t>Removed text, exactly as it stood:</w:t>
+        <w:t>40 · L1 — STATE SPACE · 4 words · a structural label</w:t>
       </w:r>
     </w:p>
     <w:p>
@@ -2781,27 +1810,11 @@
       </w:r>
     </w:p>
     <w:p>
-      <w:r>
-        <w:rPr>
-          <w:b/>
-        </w:rPr>
-        <w:t>Stands at:</w:t>
-      </w:r>
-      <w:r>
-        <w:t xml:space="preserve"> a structural label of the document; it carries no statement to search.</w:t>
-      </w:r>
-    </w:p>
-    <w:p>
       <w:pPr>
         <w:pStyle w:val="Heading2"/>
       </w:pPr>
       <w:r>
-        <w:t>41. Under “SEVEN-LAYER MODEL (7LM) › L1 — STATE SPACE” — 68 words</w:t>
-      </w:r>
-    </w:p>
-    <w:p>
-      <w:r>
-        <w:t>Removed text, exactly as it stood:</w:t>
+        <w:t>41 · L1 — STATE SPACE · 68 words · `USO/l1/0.md` 4/4</w:t>
       </w:r>
     </w:p>
     <w:tbl>
@@ -2928,27 +1941,11 @@
       </w:tr>
     </w:tbl>
     <w:p>
-      <w:r>
-        <w:rPr>
-          <w:b/>
-        </w:rPr>
-        <w:t>Stands at:</w:t>
-      </w:r>
-      <w:r>
-        <w:t xml:space="preserve"> `USO/l1/0.md` (4 of 4).</w:t>
-      </w:r>
-    </w:p>
-    <w:p>
       <w:pPr>
         <w:pStyle w:val="Heading2"/>
       </w:pPr>
       <w:r>
-        <w:t>42. Under “SEVEN-LAYER MODEL (7LM) › L1 — STATE SPACE” — 10 words</w:t>
-      </w:r>
-    </w:p>
-    <w:p>
-      <w:r>
-        <w:t>Removed text, exactly as it stood:</w:t>
+        <w:t>42 · L1 — STATE SPACE · 10 words · `USO/l1/0.md` 1/1</w:t>
       </w:r>
     </w:p>
     <w:p>
@@ -2957,36 +1954,11 @@
       </w:r>
     </w:p>
     <w:p>
-      <w:r>
-        <w:rPr>
-          <w:b/>
-        </w:rPr>
-        <w:t>Stands at:</w:t>
-      </w:r>
-      <w:r>
-        <w:t xml:space="preserve"> `USO/l1/0.md` (1 of 1).</w:t>
-      </w:r>
-    </w:p>
-    <w:p>
-      <w:pPr>
-        <w:pStyle w:val="Heading1"/>
-        <w:pageBreakBefore/>
-      </w:pPr>
-      <w:r>
-        <w:t>Removed heading: State-space boundary — leaving the declared state space</w:t>
-      </w:r>
-    </w:p>
-    <w:p>
       <w:pPr>
         <w:pStyle w:val="Heading2"/>
       </w:pPr>
       <w:r>
-        <w:t>43. Under “SEVEN-LAYER MODEL (7LM) › L1 — STATE SPACE › State-space boundary — leaving the declared state space” — 16 words</w:t>
-      </w:r>
-    </w:p>
-    <w:p>
-      <w:r>
-        <w:t>Removed text, exactly as it stood:</w:t>
+        <w:t>43 · L1 — STATE SPACE › State-space boundary — leaving the declared state space · 16 words · `USO/l1/0.md` 1/1</w:t>
       </w:r>
     </w:p>
     <w:p>
@@ -2995,27 +1967,11 @@
       </w:r>
     </w:p>
     <w:p>
-      <w:r>
-        <w:rPr>
-          <w:b/>
-        </w:rPr>
-        <w:t>Stands at:</w:t>
-      </w:r>
-      <w:r>
-        <w:t xml:space="preserve"> `USO/l1/0.md` (1 of 1).</w:t>
-      </w:r>
-    </w:p>
-    <w:p>
       <w:pPr>
         <w:pStyle w:val="Heading2"/>
       </w:pPr>
       <w:r>
-        <w:t>44. Under “SEVEN-LAYER MODEL (7LM) › L1 — STATE SPACE › State-space boundary — leaving the declared state space” — 11 words</w:t>
-      </w:r>
-    </w:p>
-    <w:p>
-      <w:r>
-        <w:t>Removed text, exactly as it stood:</w:t>
+        <w:t>44 · L1 — STATE SPACE › State-space boundary — leaving the declared state space · 11 words · `USO/l1/0.md` 1/1</w:t>
       </w:r>
     </w:p>
     <w:p>
@@ -3024,27 +1980,11 @@
       </w:r>
     </w:p>
     <w:p>
-      <w:r>
-        <w:rPr>
-          <w:b/>
-        </w:rPr>
-        <w:t>Stands at:</w:t>
-      </w:r>
-      <w:r>
-        <w:t xml:space="preserve"> `USO/l1/0.md` (1 of 1).</w:t>
-      </w:r>
-    </w:p>
-    <w:p>
       <w:pPr>
         <w:pStyle w:val="Heading2"/>
       </w:pPr>
       <w:r>
-        <w:t>45. Under “SEVEN-LAYER MODEL (7LM) › L1 — STATE SPACE › State-space boundary — leaving the declared state space” — 29 words</w:t>
-      </w:r>
-    </w:p>
-    <w:p>
-      <w:r>
-        <w:t>Removed text, exactly as it stood:</w:t>
+        <w:t>45 · L1 — STATE SPACE › State-space boundary — leaving the declared state space · 29 words · retired `specification-2026-09-04` 1/1</w:t>
       </w:r>
     </w:p>
     <w:p>
@@ -3052,7 +1992,7 @@
         <w:pStyle w:val="ListNumber"/>
         <w:numPr>
           <w:ilvl w:val="0"/>
-          <w:numId w:val="17"/>
+          <w:numId w:val="10"/>
         </w:numPr>
       </w:pPr>
       <w:r>
@@ -3064,7 +2004,7 @@
         <w:pStyle w:val="ListNumber"/>
         <w:numPr>
           <w:ilvl w:val="0"/>
-          <w:numId w:val="17"/>
+          <w:numId w:val="10"/>
         </w:numPr>
       </w:pPr>
       <w:r>
@@ -3072,27 +2012,11 @@
       </w:r>
     </w:p>
     <w:p>
-      <w:r>
-        <w:rPr>
-          <w:b/>
-        </w:rPr>
-        <w:t>Stands at:</w:t>
-      </w:r>
-      <w:r>
-        <w:t xml:space="preserve"> only in the retired prior version at `USO/l6/retired/specification-2026-09-04/7lm-harmonized-architecture-specification.md` (1 of 1).</w:t>
-      </w:r>
-    </w:p>
-    <w:p>
       <w:pPr>
         <w:pStyle w:val="Heading2"/>
       </w:pPr>
       <w:r>
-        <w:t>46. Under “SEVEN-LAYER MODEL (7LM) › L1 — STATE SPACE › State-space boundary — leaving the declared state space” — 18 words</w:t>
-      </w:r>
-    </w:p>
-    <w:p>
-      <w:r>
-        <w:t>Removed text, exactly as it stood:</w:t>
+        <w:t>46 · L1 — STATE SPACE › State-space boundary — leaving the declared state space · 18 words · `USO/l1/0.md` 1/1</w:t>
       </w:r>
     </w:p>
     <w:p>
@@ -3101,36 +2025,11 @@
       </w:r>
     </w:p>
     <w:p>
-      <w:r>
-        <w:rPr>
-          <w:b/>
-        </w:rPr>
-        <w:t>Stands at:</w:t>
-      </w:r>
-      <w:r>
-        <w:t xml:space="preserve"> `USO/l1/0.md` (1 of 1).</w:t>
-      </w:r>
-    </w:p>
-    <w:p>
-      <w:pPr>
-        <w:pStyle w:val="Heading1"/>
-        <w:pageBreakBefore/>
-      </w:pPr>
-      <w:r>
-        <w:t>Removed heading: Mathematical permission is not automatic scientific or engineering permission</w:t>
-      </w:r>
-    </w:p>
-    <w:p>
       <w:pPr>
         <w:pStyle w:val="Heading2"/>
       </w:pPr>
       <w:r>
-        <w:t>47. Under “SEVEN-LAYER MODEL (7LM) › L1 — STATE SPACE › Mathematical permission is not automatic scientific or engineering permission” — 15 words</w:t>
-      </w:r>
-    </w:p>
-    <w:p>
-      <w:r>
-        <w:t>Removed text, exactly as it stood:</w:t>
+        <w:t>47 · L1 — STATE SPACE › Mathematical permission is not automatic scientific or engineering permission · 15 words · `USO/l1/0.md` 1/1</w:t>
       </w:r>
     </w:p>
     <w:p>
@@ -3139,27 +2038,11 @@
       </w:r>
     </w:p>
     <w:p>
-      <w:r>
-        <w:rPr>
-          <w:b/>
-        </w:rPr>
-        <w:t>Stands at:</w:t>
-      </w:r>
-      <w:r>
-        <w:t xml:space="preserve"> `USO/l1/0.md` (1 of 1).</w:t>
-      </w:r>
-    </w:p>
-    <w:p>
       <w:pPr>
         <w:pStyle w:val="Heading2"/>
       </w:pPr>
       <w:r>
-        <w:t>48. Under “SEVEN-LAYER MODEL (7LM) › L1 — STATE SPACE › Mathematical permission is not automatic scientific or engineering permission” — 9 words</w:t>
-      </w:r>
-    </w:p>
-    <w:p>
-      <w:r>
-        <w:t>Removed text, exactly as it stood:</w:t>
+        <w:t>48 · L1 — STATE SPACE › Mathematical permission is not automatic scientific or engineering permission · 9 words · `USO/l1/0.md` 1/1</w:t>
       </w:r>
     </w:p>
     <w:p>
@@ -3168,27 +2051,11 @@
       </w:r>
     </w:p>
     <w:p>
-      <w:r>
-        <w:rPr>
-          <w:b/>
-        </w:rPr>
-        <w:t>Stands at:</w:t>
-      </w:r>
-      <w:r>
-        <w:t xml:space="preserve"> `USO/l1/0.md` (1 of 1).</w:t>
-      </w:r>
-    </w:p>
-    <w:p>
       <w:pPr>
         <w:pStyle w:val="Heading2"/>
       </w:pPr>
       <w:r>
-        <w:t>49. Under “SEVEN-LAYER MODEL (7LM) › L1 — STATE SPACE › Mathematical permission is not automatic scientific or engineering permission” — 8 words</w:t>
-      </w:r>
-    </w:p>
-    <w:p>
-      <w:r>
-        <w:t>Removed text, exactly as it stood:</w:t>
+        <w:t>49 · L1 — STATE SPACE › Mathematical permission is not automatic scientific or engineering permission · 8 words · a structural label</w:t>
       </w:r>
     </w:p>
     <w:p>
@@ -3197,27 +2064,11 @@
       </w:r>
     </w:p>
     <w:p>
-      <w:r>
-        <w:rPr>
-          <w:b/>
-        </w:rPr>
-        <w:t>Stands at:</w:t>
-      </w:r>
-      <w:r>
-        <w:t xml:space="preserve"> a structural label of the document; it carries no statement to search.</w:t>
-      </w:r>
-    </w:p>
-    <w:p>
       <w:pPr>
         <w:pStyle w:val="Heading2"/>
       </w:pPr>
       <w:r>
-        <w:t>50. Under “SEVEN-LAYER MODEL (7LM) › L1 — STATE SPACE › Mathematical permission is not automatic scientific or engineering permission” — 34 words</w:t>
-      </w:r>
-    </w:p>
-    <w:p>
-      <w:r>
-        <w:t>Removed text, exactly as it stood:</w:t>
+        <w:t>50 · L1 — STATE SPACE › Mathematical permission is not automatic scientific or engineering permission · 34 words · `USO/l1/0.md` 3/3</w:t>
       </w:r>
     </w:p>
     <w:p>
@@ -3226,36 +2077,11 @@
       </w:r>
     </w:p>
     <w:p>
-      <w:r>
-        <w:rPr>
-          <w:b/>
-        </w:rPr>
-        <w:t>Stands at:</w:t>
-      </w:r>
-      <w:r>
-        <w:t xml:space="preserve"> `USO/l1/0.md` (3 of 3).</w:t>
-      </w:r>
-    </w:p>
-    <w:p>
-      <w:pPr>
-        <w:pStyle w:val="Heading1"/>
-        <w:pageBreakBefore/>
-      </w:pPr>
-      <w:r>
-        <w:t>Removed heading: No exotic capability gets a free explanatory advantage</w:t>
-      </w:r>
-    </w:p>
-    <w:p>
       <w:pPr>
         <w:pStyle w:val="Heading2"/>
       </w:pPr>
       <w:r>
-        <w:t>51. Under “SEVEN-LAYER MODEL (7LM) › L1 — STATE SPACE › No exotic capability gets a free explanatory advantage” — 16 words</w:t>
-      </w:r>
-    </w:p>
-    <w:p>
-      <w:r>
-        <w:t>Removed text, exactly as it stood:</w:t>
+        <w:t>51 · L1 — STATE SPACE › No exotic capability gets a free explanatory advantage · 16 words · `USO/l1/0.md` 1/1</w:t>
       </w:r>
     </w:p>
     <w:p>
@@ -3264,27 +2090,11 @@
       </w:r>
     </w:p>
     <w:p>
-      <w:r>
-        <w:rPr>
-          <w:b/>
-        </w:rPr>
-        <w:t>Stands at:</w:t>
-      </w:r>
-      <w:r>
-        <w:t xml:space="preserve"> `USO/l1/0.md` (1 of 1).</w:t>
-      </w:r>
-    </w:p>
-    <w:p>
       <w:pPr>
         <w:pStyle w:val="Heading2"/>
       </w:pPr>
       <w:r>
-        <w:t>52. Under “SEVEN-LAYER MODEL (7LM) › L1 — STATE SPACE › No exotic capability gets a free explanatory advantage” — 20 words</w:t>
-      </w:r>
-    </w:p>
-    <w:p>
-      <w:r>
-        <w:t>Removed text, exactly as it stood:</w:t>
+        <w:t>52 · L1 — STATE SPACE › No exotic capability gets a free explanatory advantage · 20 words · `USO/l1/0.md` 1/1</w:t>
       </w:r>
     </w:p>
     <w:p>
@@ -3293,27 +2103,11 @@
       </w:r>
     </w:p>
     <w:p>
-      <w:r>
-        <w:rPr>
-          <w:b/>
-        </w:rPr>
-        <w:t>Stands at:</w:t>
-      </w:r>
-      <w:r>
-        <w:t xml:space="preserve"> `USO/l1/0.md` (1 of 1).</w:t>
-      </w:r>
-    </w:p>
-    <w:p>
       <w:pPr>
         <w:pStyle w:val="Heading2"/>
       </w:pPr>
       <w:r>
-        <w:t>53. Under “SEVEN-LAYER MODEL (7LM) › L1 — STATE SPACE › No exotic capability gets a free explanatory advantage” — 4 words</w:t>
-      </w:r>
-    </w:p>
-    <w:p>
-      <w:r>
-        <w:t>Removed text, exactly as it stood:</w:t>
+        <w:t>53 · L1 — STATE SPACE › No exotic capability gets a free explanatory advantage · 4 words · a structural label</w:t>
       </w:r>
     </w:p>
     <w:p>
@@ -3322,27 +2116,11 @@
       </w:r>
     </w:p>
     <w:p>
-      <w:r>
-        <w:rPr>
-          <w:b/>
-        </w:rPr>
-        <w:t>Stands at:</w:t>
-      </w:r>
-      <w:r>
-        <w:t xml:space="preserve"> a structural label of the document; it carries no statement to search.</w:t>
-      </w:r>
-    </w:p>
-    <w:p>
       <w:pPr>
         <w:pStyle w:val="Heading2"/>
       </w:pPr>
       <w:r>
-        <w:t>54. Under “SEVEN-LAYER MODEL (7LM) › L1 — STATE SPACE › No exotic capability gets a free explanatory advantage” — 13 words</w:t>
-      </w:r>
-    </w:p>
-    <w:p>
-      <w:r>
-        <w:t>Removed text, exactly as it stood:</w:t>
+        <w:t>54 · L1 — STATE SPACE › No exotic capability gets a free explanatory advantage · 13 words · `USO/l1/0.md` 2/2</w:t>
       </w:r>
     </w:p>
     <w:p>
@@ -3354,36 +2132,11 @@
       </w:r>
     </w:p>
     <w:p>
-      <w:r>
-        <w:rPr>
-          <w:b/>
-        </w:rPr>
-        <w:t>Stands at:</w:t>
-      </w:r>
-      <w:r>
-        <w:t xml:space="preserve"> `USO/l1/0.md` (2 of 2).</w:t>
-      </w:r>
-    </w:p>
-    <w:p>
-      <w:pPr>
-        <w:pStyle w:val="Heading1"/>
-        <w:pageBreakBefore/>
-      </w:pPr>
-      <w:r>
-        <w:t>Removed heading: Observable science is bounded without forbidding speculation</w:t>
-      </w:r>
-    </w:p>
-    <w:p>
       <w:pPr>
         <w:pStyle w:val="Heading2"/>
       </w:pPr>
       <w:r>
-        <w:t>55. Under “SEVEN-LAYER MODEL (7LM) › L1 — STATE SPACE › Observable science is bounded without forbidding speculation” — 5 words</w:t>
-      </w:r>
-    </w:p>
-    <w:p>
-      <w:r>
-        <w:t>Removed text, exactly as it stood:</w:t>
+        <w:t>55 · L1 — STATE SPACE › Observable science is bounded without forbidding speculation · 5 words · a structural label</w:t>
       </w:r>
     </w:p>
     <w:p>
@@ -3392,27 +2145,11 @@
       </w:r>
     </w:p>
     <w:p>
-      <w:r>
-        <w:rPr>
-          <w:b/>
-        </w:rPr>
-        <w:t>Stands at:</w:t>
-      </w:r>
-      <w:r>
-        <w:t xml:space="preserve"> a structural label of the document; it carries no statement to search.</w:t>
-      </w:r>
-    </w:p>
-    <w:p>
       <w:pPr>
         <w:pStyle w:val="Heading2"/>
       </w:pPr>
       <w:r>
-        <w:t>56. Under “SEVEN-LAYER MODEL (7LM) › L1 — STATE SPACE › Observable science is bounded without forbidding speculation” — 7 words</w:t>
-      </w:r>
-    </w:p>
-    <w:p>
-      <w:r>
-        <w:t>Removed text, exactly as it stood:</w:t>
+        <w:t>56 · L1 — STATE SPACE › Observable science is bounded without forbidding speculation · 7 words · `USO/l1/0.md` 1/1</w:t>
       </w:r>
     </w:p>
     <w:p>
@@ -3421,27 +2158,11 @@
       </w:r>
     </w:p>
     <w:p>
-      <w:r>
-        <w:rPr>
-          <w:b/>
-        </w:rPr>
-        <w:t>Stands at:</w:t>
-      </w:r>
-      <w:r>
-        <w:t xml:space="preserve"> `USO/l1/0.md` (1 of 1).</w:t>
-      </w:r>
-    </w:p>
-    <w:p>
       <w:pPr>
         <w:pStyle w:val="Heading2"/>
       </w:pPr>
       <w:r>
-        <w:t>57. Under “SEVEN-LAYER MODEL (7LM) › L1 — STATE SPACE › Observable science is bounded without forbidding speculation” — 20 words</w:t>
-      </w:r>
-    </w:p>
-    <w:p>
-      <w:r>
-        <w:t>Removed text, exactly as it stood:</w:t>
+        <w:t>57 · L1 — STATE SPACE › Observable science is bounded without forbidding speculation · 20 words · `USO/l1/0.md` 1/1</w:t>
       </w:r>
     </w:p>
     <w:p>
@@ -3450,27 +2171,11 @@
       </w:r>
     </w:p>
     <w:p>
-      <w:r>
-        <w:rPr>
-          <w:b/>
-        </w:rPr>
-        <w:t>Stands at:</w:t>
-      </w:r>
-      <w:r>
-        <w:t xml:space="preserve"> `USO/l1/0.md` (1 of 1).</w:t>
-      </w:r>
-    </w:p>
-    <w:p>
       <w:pPr>
         <w:pStyle w:val="Heading2"/>
       </w:pPr>
       <w:r>
-        <w:t>58. Under “SEVEN-LAYER MODEL (7LM) › L1 — STATE SPACE › Observable science is bounded without forbidding speculation” — 4 words</w:t>
-      </w:r>
-    </w:p>
-    <w:p>
-      <w:r>
-        <w:t>Removed text, exactly as it stood:</w:t>
+        <w:t>58 · L1 — STATE SPACE › Observable science is bounded without forbidding speculation · 4 words · a structural label</w:t>
       </w:r>
     </w:p>
     <w:p>
@@ -3479,27 +2184,11 @@
       </w:r>
     </w:p>
     <w:p>
-      <w:r>
-        <w:rPr>
-          <w:b/>
-        </w:rPr>
-        <w:t>Stands at:</w:t>
-      </w:r>
-      <w:r>
-        <w:t xml:space="preserve"> a structural label of the document; it carries no statement to search.</w:t>
-      </w:r>
-    </w:p>
-    <w:p>
       <w:pPr>
         <w:pStyle w:val="Heading2"/>
       </w:pPr>
       <w:r>
-        <w:t>59. Under “SEVEN-LAYER MODEL (7LM) › L1 — STATE SPACE › Observable science is bounded without forbidding speculation” — 41 words</w:t>
-      </w:r>
-    </w:p>
-    <w:p>
-      <w:r>
-        <w:t>Removed text, exactly as it stood:</w:t>
+        <w:t>59 · L1 — STATE SPACE › Observable science is bounded without forbidding speculation · 41 words · `USO/l1/0.md` 2/2</w:t>
       </w:r>
     </w:p>
     <w:p>
@@ -3508,27 +2197,11 @@
       </w:r>
     </w:p>
     <w:p>
-      <w:r>
-        <w:rPr>
-          <w:b/>
-        </w:rPr>
-        <w:t>Stands at:</w:t>
-      </w:r>
-      <w:r>
-        <w:t xml:space="preserve"> `USO/l1/0.md` (2 of 2).</w:t>
-      </w:r>
-    </w:p>
-    <w:p>
       <w:pPr>
         <w:pStyle w:val="Heading2"/>
       </w:pPr>
       <w:r>
-        <w:t>60. Under “SEVEN-LAYER MODEL (7LM) › L1 — STATE SPACE › Observable science is bounded without forbidding speculation” — 43 words</w:t>
-      </w:r>
-    </w:p>
-    <w:p>
-      <w:r>
-        <w:t>Removed text, exactly as it stood:</w:t>
+        <w:t>60 · L1 — STATE SPACE › Observable science is bounded without forbidding speculation · 43 words · `USO/l1/0.md` 4/4</w:t>
       </w:r>
     </w:p>
     <w:p>
@@ -3537,27 +2210,11 @@
       </w:r>
     </w:p>
     <w:p>
-      <w:r>
-        <w:rPr>
-          <w:b/>
-        </w:rPr>
-        <w:t>Stands at:</w:t>
-      </w:r>
-      <w:r>
-        <w:t xml:space="preserve"> `USO/l1/0.md` (4 of 4).</w:t>
-      </w:r>
-    </w:p>
-    <w:p>
       <w:pPr>
         <w:pStyle w:val="Heading2"/>
       </w:pPr>
       <w:r>
-        <w:t>61. Under “SEVEN-LAYER MODEL (7LM) › L1 — STATE SPACE › Observable science is bounded without forbidding speculation” — 23 words</w:t>
-      </w:r>
-    </w:p>
-    <w:p>
-      <w:r>
-        <w:t>Removed text, exactly as it stood:</w:t>
+        <w:t>61 · L1 — STATE SPACE › Observable science is bounded without forbidding speculation · 23 words · `USO/l1/0.md` 1/1</w:t>
       </w:r>
     </w:p>
     <w:p>
@@ -3566,27 +2223,11 @@
       </w:r>
     </w:p>
     <w:p>
-      <w:r>
-        <w:rPr>
-          <w:b/>
-        </w:rPr>
-        <w:t>Stands at:</w:t>
-      </w:r>
-      <w:r>
-        <w:t xml:space="preserve"> `USO/l1/0.md` (1 of 1).</w:t>
-      </w:r>
-    </w:p>
-    <w:p>
       <w:pPr>
         <w:pStyle w:val="Heading2"/>
       </w:pPr>
       <w:r>
-        <w:t>62. Under “SEVEN-LAYER MODEL (7LM) › L1 — STATE SPACE › Observable science is bounded without forbidding speculation” — 18 words</w:t>
-      </w:r>
-    </w:p>
-    <w:p>
-      <w:r>
-        <w:t>Removed text, exactly as it stood:</w:t>
+        <w:t>62 · L1 — STATE SPACE › Observable science is bounded without forbidding speculation · 18 words · `USO/l1/0.md` 1/1</w:t>
       </w:r>
     </w:p>
     <w:p>
@@ -3601,36 +2242,11 @@
       </w:r>
     </w:p>
     <w:p>
-      <w:r>
-        <w:rPr>
-          <w:b/>
-        </w:rPr>
-        <w:t>Stands at:</w:t>
-      </w:r>
-      <w:r>
-        <w:t xml:space="preserve"> `USO/l1/0.md` (1 of 1).</w:t>
-      </w:r>
-    </w:p>
-    <w:p>
-      <w:pPr>
-        <w:pStyle w:val="Heading1"/>
-        <w:pageBreakBefore/>
-      </w:pPr>
-      <w:r>
-        <w:t>Removed heading: L2 — FORMAL MATHEMATICS</w:t>
-      </w:r>
-    </w:p>
-    <w:p>
       <w:pPr>
         <w:pStyle w:val="Heading2"/>
       </w:pPr>
       <w:r>
-        <w:t>63. Under “SEVEN-LAYER MODEL (7LM) › L2 — FORMAL MATHEMATICS” — 8 words</w:t>
-      </w:r>
-    </w:p>
-    <w:p>
-      <w:r>
-        <w:t>Removed text, exactly as it stood:</w:t>
+        <w:t>63 · L2 — FORMAL MATHEMATICS · 8 words · still in the specification 1/1</w:t>
       </w:r>
     </w:p>
     <w:p>
@@ -3639,27 +2255,11 @@
       </w:r>
     </w:p>
     <w:p>
-      <w:r>
-        <w:rPr>
-          <w:b/>
-        </w:rPr>
-        <w:t>Stands at:</w:t>
-      </w:r>
-      <w:r>
-        <w:t xml:space="preserve"> still in the specification (1 of 1).</w:t>
-      </w:r>
-    </w:p>
-    <w:p>
       <w:pPr>
         <w:pStyle w:val="Heading2"/>
       </w:pPr>
       <w:r>
-        <w:t>64. Under “SEVEN-LAYER MODEL (7LM) › L2 — FORMAL MATHEMATICS” — 129 words</w:t>
-      </w:r>
-    </w:p>
-    <w:p>
-      <w:r>
-        <w:t>Removed text, exactly as it stood:</w:t>
+        <w:t>64 · L2 — FORMAL MATHEMATICS · 129 words · `USO/l2/0.md` 4/6; `USO/0.md` 1/6, still in the specification 1/6</w:t>
       </w:r>
     </w:p>
     <w:tbl>
@@ -3824,27 +2424,11 @@
       </w:tr>
     </w:tbl>
     <w:p>
-      <w:r>
-        <w:rPr>
-          <w:b/>
-        </w:rPr>
-        <w:t>Stands at:</w:t>
-      </w:r>
-      <w:r>
-        <w:t xml:space="preserve"> `USO/l2/0.md` (4 of 6); `USO/0.md` (1 of 6), still in the specification (1 of 6).</w:t>
-      </w:r>
-    </w:p>
-    <w:p>
       <w:pPr>
         <w:pStyle w:val="Heading2"/>
       </w:pPr>
       <w:r>
-        <w:t>65. Under “SEVEN-LAYER MODEL (7LM) › L2 — FORMAL MATHEMATICS” — 81 words</w:t>
-      </w:r>
-    </w:p>
-    <w:p>
-      <w:r>
-        <w:t>Removed text, exactly as it stood:</w:t>
+        <w:t>65 · L2 — FORMAL MATHEMATICS · 81 words · retired `specification-2026-09-04` 3/3</w:t>
       </w:r>
     </w:p>
     <w:tbl>
@@ -3963,27 +2547,11 @@
       </w:tr>
     </w:tbl>
     <w:p>
-      <w:r>
-        <w:rPr>
-          <w:b/>
-        </w:rPr>
-        <w:t>Stands at:</w:t>
-      </w:r>
-      <w:r>
-        <w:t xml:space="preserve"> only in the retired prior version at `USO/l6/retired/specification-2026-09-04/7lm-harmonized-architecture-specification.md` (3 of 3).</w:t>
-      </w:r>
-    </w:p>
-    <w:p>
       <w:pPr>
         <w:pStyle w:val="Heading2"/>
       </w:pPr>
       <w:r>
-        <w:t>66. Under “SEVEN-LAYER MODEL (7LM) › L2 — FORMAL MATHEMATICS” — 2 words</w:t>
-      </w:r>
-    </w:p>
-    <w:p>
-      <w:r>
-        <w:t>Removed text, exactly as it stood:</w:t>
+        <w:t>66 · L2 — FORMAL MATHEMATICS · 2 words · a structural label</w:t>
       </w:r>
     </w:p>
     <w:p>
@@ -3995,27 +2563,11 @@
       </w:r>
     </w:p>
     <w:p>
-      <w:r>
-        <w:rPr>
-          <w:b/>
-        </w:rPr>
-        <w:t>Stands at:</w:t>
-      </w:r>
-      <w:r>
-        <w:t xml:space="preserve"> a structural label of the document; it carries no statement to search.</w:t>
-      </w:r>
-    </w:p>
-    <w:p>
       <w:pPr>
         <w:pStyle w:val="Heading2"/>
       </w:pPr>
       <w:r>
-        <w:t>67. Under “SEVEN-LAYER MODEL (7LM) › L2 — FORMAL MATHEMATICS” — 11 words</w:t>
-      </w:r>
-    </w:p>
-    <w:p>
-      <w:r>
-        <w:t>Removed text, exactly as it stood:</w:t>
+        <w:t>67 · L2 — FORMAL MATHEMATICS · 11 words · **no other file** — 1/1 lines nowhere else</w:t>
       </w:r>
     </w:p>
     <w:p>
@@ -4059,47 +2611,11 @@
       </w:r>
     </w:p>
     <w:p>
-      <w:r>
-        <w:rPr>
-          <w:b/>
-        </w:rPr>
-        <w:t>Stands at:</w:t>
-      </w:r>
-      <w:r>
-        <w:t xml:space="preserve"> no other file carries it.</w:t>
-      </w:r>
-    </w:p>
-    <w:p>
-      <w:pPr>
-        <w:pStyle w:val="Caption"/>
-      </w:pPr>
-      <w:r>
-        <w:t>Found in no other file, and therefore only here — 1 of 1:</w:t>
-      </w:r>
-    </w:p>
-    <w:p>
-      <w:pPr>
-        <w:pStyle w:val="ListBullet"/>
-        <w:numPr>
-          <w:ilvl w:val="0"/>
-          <w:numId w:val="18"/>
-        </w:numPr>
-      </w:pPr>
-      <w:r>
-        <w:t>```text L8/L2/0 └── formal-mathematics/0 ├── relations/0 ├── operators/0 └── proofs/0 ```</w:t>
-      </w:r>
-    </w:p>
-    <w:p>
       <w:pPr>
         <w:pStyle w:val="Heading2"/>
       </w:pPr>
       <w:r>
-        <w:t>68. Under “SEVEN-LAYER MODEL (7LM) › L2 — FORMAL MATHEMATICS” — 22 words</w:t>
-      </w:r>
-    </w:p>
-    <w:p>
-      <w:r>
-        <w:t>Removed text, exactly as it stood:</w:t>
+        <w:t>68 · L2 — FORMAL MATHEMATICS · 22 words · `USO/l2/0.md` 1/1</w:t>
       </w:r>
     </w:p>
     <w:p>
@@ -4123,27 +2639,11 @@
       </w:r>
     </w:p>
     <w:p>
-      <w:r>
-        <w:rPr>
-          <w:b/>
-        </w:rPr>
-        <w:t>Stands at:</w:t>
-      </w:r>
-      <w:r>
-        <w:t xml:space="preserve"> `USO/l2/0.md` (1 of 1).</w:t>
-      </w:r>
-    </w:p>
-    <w:p>
       <w:pPr>
         <w:pStyle w:val="Heading2"/>
       </w:pPr>
       <w:r>
-        <w:t>69. Under “SEVEN-LAYER MODEL (7LM) › L2 — FORMAL MATHEMATICS” — 4 words</w:t>
-      </w:r>
-    </w:p>
-    <w:p>
-      <w:r>
-        <w:t>Removed text, exactly as it stood:</w:t>
+        <w:t>69 · L2 — FORMAL MATHEMATICS · 4 words · a structural label</w:t>
       </w:r>
     </w:p>
     <w:p>
@@ -4155,27 +2655,11 @@
       </w:r>
     </w:p>
     <w:p>
-      <w:r>
-        <w:rPr>
-          <w:b/>
-        </w:rPr>
-        <w:t>Stands at:</w:t>
-      </w:r>
-      <w:r>
-        <w:t xml:space="preserve"> a structural label of the document; it carries no statement to search.</w:t>
-      </w:r>
-    </w:p>
-    <w:p>
       <w:pPr>
         <w:pStyle w:val="Heading2"/>
       </w:pPr>
       <w:r>
-        <w:t>70. Under “SEVEN-LAYER MODEL (7LM) › L2 — FORMAL MATHEMATICS” — 154 words</w:t>
-      </w:r>
-    </w:p>
-    <w:p>
-      <w:r>
-        <w:t>Removed text, exactly as it stood:</w:t>
+        <w:t>70 · L2 — FORMAL MATHEMATICS · 154 words · `USO/l2/0.md` 10/10</w:t>
       </w:r>
     </w:p>
     <w:tbl>
@@ -4407,27 +2891,11 @@
       </w:tr>
     </w:tbl>
     <w:p>
-      <w:r>
-        <w:rPr>
-          <w:b/>
-        </w:rPr>
-        <w:t>Stands at:</w:t>
-      </w:r>
-      <w:r>
-        <w:t xml:space="preserve"> `USO/l2/0.md` (10 of 10).</w:t>
-      </w:r>
-    </w:p>
-    <w:p>
       <w:pPr>
         <w:pStyle w:val="Heading2"/>
       </w:pPr>
       <w:r>
-        <w:t>71. Under “SEVEN-LAYER MODEL (7LM) › L2 — FORMAL MATHEMATICS” — 21 words</w:t>
-      </w:r>
-    </w:p>
-    <w:p>
-      <w:r>
-        <w:t>Removed text, exactly as it stood:</w:t>
+        <w:t>71 · L2 — FORMAL MATHEMATICS · 21 words · `USO/l2/0.md` 2/2</w:t>
       </w:r>
     </w:p>
     <w:p>
@@ -4442,36 +2910,11 @@
       </w:r>
     </w:p>
     <w:p>
-      <w:r>
-        <w:rPr>
-          <w:b/>
-        </w:rPr>
-        <w:t>Stands at:</w:t>
-      </w:r>
-      <w:r>
-        <w:t xml:space="preserve"> `USO/l2/0.md` (2 of 2).</w:t>
-      </w:r>
-    </w:p>
-    <w:p>
-      <w:pPr>
-        <w:pStyle w:val="Heading1"/>
-        <w:pageBreakBefore/>
-      </w:pPr>
-      <w:r>
-        <w:t>Removed heading: L3 — ENGINEERING MATHEMATICS</w:t>
-      </w:r>
-    </w:p>
-    <w:p>
       <w:pPr>
         <w:pStyle w:val="Heading2"/>
       </w:pPr>
       <w:r>
-        <w:t>72. Under “SEVEN-LAYER MODEL (7LM) › L3 — ENGINEERING MATHEMATICS” — 7 words</w:t>
-      </w:r>
-    </w:p>
-    <w:p>
-      <w:r>
-        <w:t>Removed text, exactly as it stood:</w:t>
+        <w:t>72 · L3 — ENGINEERING MATHEMATICS · 7 words · still in the specification 1/1</w:t>
       </w:r>
     </w:p>
     <w:p>
@@ -4480,27 +2923,11 @@
       </w:r>
     </w:p>
     <w:p>
-      <w:r>
-        <w:rPr>
-          <w:b/>
-        </w:rPr>
-        <w:t>Stands at:</w:t>
-      </w:r>
-      <w:r>
-        <w:t xml:space="preserve"> still in the specification (1 of 1).</w:t>
-      </w:r>
-    </w:p>
-    <w:p>
       <w:pPr>
         <w:pStyle w:val="Heading2"/>
       </w:pPr>
       <w:r>
-        <w:t>73. Under “SEVEN-LAYER MODEL (7LM) › L3 — ENGINEERING MATHEMATICS” — 135 words</w:t>
-      </w:r>
-    </w:p>
-    <w:p>
-      <w:r>
-        <w:t>Removed text, exactly as it stood:</w:t>
+        <w:t>73 · L3 — ENGINEERING MATHEMATICS · 135 words · `USO/l3/0.md` 4/6; `USO/0.md` 1/6, still in the specification 1/6</w:t>
       </w:r>
     </w:p>
     <w:tbl>
@@ -4665,27 +3092,11 @@
       </w:tr>
     </w:tbl>
     <w:p>
-      <w:r>
-        <w:rPr>
-          <w:b/>
-        </w:rPr>
-        <w:t>Stands at:</w:t>
-      </w:r>
-      <w:r>
-        <w:t xml:space="preserve"> `USO/l3/0.md` (4 of 6); `USO/0.md` (1 of 6), still in the specification (1 of 6).</w:t>
-      </w:r>
-    </w:p>
-    <w:p>
       <w:pPr>
         <w:pStyle w:val="Heading2"/>
       </w:pPr>
       <w:r>
-        <w:t>74. Under “SEVEN-LAYER MODEL (7LM) › L3 — ENGINEERING MATHEMATICS” — 85 words</w:t>
-      </w:r>
-    </w:p>
-    <w:p>
-      <w:r>
-        <w:t>Removed text, exactly as it stood:</w:t>
+        <w:t>74 · L3 — ENGINEERING MATHEMATICS · 85 words · retired `specification-2026-09-04` 3/3</w:t>
       </w:r>
     </w:p>
     <w:tbl>
@@ -4809,27 +3220,11 @@
       </w:tr>
     </w:tbl>
     <w:p>
-      <w:r>
-        <w:rPr>
-          <w:b/>
-        </w:rPr>
-        <w:t>Stands at:</w:t>
-      </w:r>
-      <w:r>
-        <w:t xml:space="preserve"> only in the retired prior version at `USO/l6/retired/specification-2026-09-04/7lm-harmonized-architecture-specification.md` (3 of 3).</w:t>
-      </w:r>
-    </w:p>
-    <w:p>
       <w:pPr>
         <w:pStyle w:val="Heading2"/>
       </w:pPr>
       <w:r>
-        <w:t>75. Under “SEVEN-LAYER MODEL (7LM) › L3 — ENGINEERING MATHEMATICS” — 2 words</w:t>
-      </w:r>
-    </w:p>
-    <w:p>
-      <w:r>
-        <w:t>Removed text, exactly as it stood:</w:t>
+        <w:t>75 · L3 — ENGINEERING MATHEMATICS · 2 words · a structural label</w:t>
       </w:r>
     </w:p>
     <w:p>
@@ -4841,27 +3236,11 @@
       </w:r>
     </w:p>
     <w:p>
-      <w:r>
-        <w:rPr>
-          <w:b/>
-        </w:rPr>
-        <w:t>Stands at:</w:t>
-      </w:r>
-      <w:r>
-        <w:t xml:space="preserve"> a structural label of the document; it carries no statement to search.</w:t>
-      </w:r>
-    </w:p>
-    <w:p>
       <w:pPr>
         <w:pStyle w:val="Heading2"/>
       </w:pPr>
       <w:r>
-        <w:t>76. Under “SEVEN-LAYER MODEL (7LM) › L3 — ENGINEERING MATHEMATICS” — 11 words</w:t>
-      </w:r>
-    </w:p>
-    <w:p>
-      <w:r>
-        <w:t>Removed text, exactly as it stood:</w:t>
+        <w:t>76 · L3 — ENGINEERING MATHEMATICS · 11 words · **no other file** — 1/1 lines nowhere else</w:t>
       </w:r>
     </w:p>
     <w:p>
@@ -4905,47 +3284,11 @@
       </w:r>
     </w:p>
     <w:p>
-      <w:r>
-        <w:rPr>
-          <w:b/>
-        </w:rPr>
-        <w:t>Stands at:</w:t>
-      </w:r>
-      <w:r>
-        <w:t xml:space="preserve"> no other file carries it.</w:t>
-      </w:r>
-    </w:p>
-    <w:p>
-      <w:pPr>
-        <w:pStyle w:val="Caption"/>
-      </w:pPr>
-      <w:r>
-        <w:t>Found in no other file, and therefore only here — 1 of 1:</w:t>
-      </w:r>
-    </w:p>
-    <w:p>
-      <w:pPr>
-        <w:pStyle w:val="ListBullet"/>
-        <w:numPr>
-          <w:ilvl w:val="0"/>
-          <w:numId w:val="19"/>
-        </w:numPr>
-      </w:pPr>
-      <w:r>
-        <w:t>```text L8/L3/0 └── engineering-mathematics/0 ├── approximation/0 ├── uncertainty/0 └── tolerances/0 ```</w:t>
-      </w:r>
-    </w:p>
-    <w:p>
       <w:pPr>
         <w:pStyle w:val="Heading2"/>
       </w:pPr>
       <w:r>
-        <w:t>77. Under “SEVEN-LAYER MODEL (7LM) › L3 — ENGINEERING MATHEMATICS” — 20 words</w:t>
-      </w:r>
-    </w:p>
-    <w:p>
-      <w:r>
-        <w:t>Removed text, exactly as it stood:</w:t>
+        <w:t>77 · L3 — ENGINEERING MATHEMATICS · 20 words · `USO/l3/0.md` 1/1</w:t>
       </w:r>
     </w:p>
     <w:p>
@@ -4969,27 +3312,11 @@
       </w:r>
     </w:p>
     <w:p>
-      <w:r>
-        <w:rPr>
-          <w:b/>
-        </w:rPr>
-        <w:t>Stands at:</w:t>
-      </w:r>
-      <w:r>
-        <w:t xml:space="preserve"> `USO/l3/0.md` (1 of 1).</w:t>
-      </w:r>
-    </w:p>
-    <w:p>
       <w:pPr>
         <w:pStyle w:val="Heading2"/>
       </w:pPr>
       <w:r>
-        <w:t>78. Under “SEVEN-LAYER MODEL (7LM) › L3 — ENGINEERING MATHEMATICS” — 4 words</w:t>
-      </w:r>
-    </w:p>
-    <w:p>
-      <w:r>
-        <w:t>Removed text, exactly as it stood:</w:t>
+        <w:t>78 · L3 — ENGINEERING MATHEMATICS · 4 words · a structural label</w:t>
       </w:r>
     </w:p>
     <w:p>
@@ -5001,27 +3328,11 @@
       </w:r>
     </w:p>
     <w:p>
-      <w:r>
-        <w:rPr>
-          <w:b/>
-        </w:rPr>
-        <w:t>Stands at:</w:t>
-      </w:r>
-      <w:r>
-        <w:t xml:space="preserve"> a structural label of the document; it carries no statement to search.</w:t>
-      </w:r>
-    </w:p>
-    <w:p>
       <w:pPr>
         <w:pStyle w:val="Heading2"/>
       </w:pPr>
       <w:r>
-        <w:t>79. Under “SEVEN-LAYER MODEL (7LM) › L3 — ENGINEERING MATHEMATICS” — 152 words</w:t>
-      </w:r>
-    </w:p>
-    <w:p>
-      <w:r>
-        <w:t>Removed text, exactly as it stood:</w:t>
+        <w:t>79 · L3 — ENGINEERING MATHEMATICS · 152 words · `USO/l3/0.md` 10/10</w:t>
       </w:r>
     </w:p>
     <w:tbl>
@@ -5253,36 +3564,11 @@
       </w:tr>
     </w:tbl>
     <w:p>
-      <w:r>
-        <w:rPr>
-          <w:b/>
-        </w:rPr>
-        <w:t>Stands at:</w:t>
-      </w:r>
-      <w:r>
-        <w:t xml:space="preserve"> `USO/l3/0.md` (10 of 10).</w:t>
-      </w:r>
-    </w:p>
-    <w:p>
-      <w:pPr>
-        <w:pStyle w:val="Heading1"/>
-        <w:pageBreakBefore/>
-      </w:pPr>
-      <w:r>
-        <w:t>Removed heading: Working life boundary hypothesis</w:t>
-      </w:r>
-    </w:p>
-    <w:p>
       <w:pPr>
         <w:pStyle w:val="Heading2"/>
       </w:pPr>
       <w:r>
-        <w:t>80. Under “SEVEN-LAYER MODEL (7LM) › L3 — ENGINEERING MATHEMATICS › Working life boundary hypothesis” — 14 words</w:t>
-      </w:r>
-    </w:p>
-    <w:p>
-      <w:r>
-        <w:t>Removed text, exactly as it stood:</w:t>
+        <w:t>80 · L3 — ENGINEERING MATHEMATICS › Working life boundary hypothesis · 14 words · `USO/l3/0.md` 1/1</w:t>
       </w:r>
     </w:p>
     <w:p>
@@ -5291,27 +3577,11 @@
       </w:r>
     </w:p>
     <w:p>
-      <w:r>
-        <w:rPr>
-          <w:b/>
-        </w:rPr>
-        <w:t>Stands at:</w:t>
-      </w:r>
-      <w:r>
-        <w:t xml:space="preserve"> `USO/l3/0.md` (1 of 1).</w:t>
-      </w:r>
-    </w:p>
-    <w:p>
       <w:pPr>
         <w:pStyle w:val="Heading2"/>
       </w:pPr>
       <w:r>
-        <w:t>81. Under “SEVEN-LAYER MODEL (7LM) › L3 — ENGINEERING MATHEMATICS › Working life boundary hypothesis” — 22 words</w:t>
-      </w:r>
-    </w:p>
-    <w:p>
-      <w:r>
-        <w:t>Removed text, exactly as it stood:</w:t>
+        <w:t>81 · L3 — ENGINEERING MATHEMATICS › Working life boundary hypothesis · 22 words · `USO/l3/0.md` 2/2</w:t>
       </w:r>
     </w:p>
     <w:p>
@@ -5320,27 +3590,11 @@
       </w:r>
     </w:p>
     <w:p>
-      <w:r>
-        <w:rPr>
-          <w:b/>
-        </w:rPr>
-        <w:t>Stands at:</w:t>
-      </w:r>
-      <w:r>
-        <w:t xml:space="preserve"> `USO/l3/0.md` (2 of 2).</w:t>
-      </w:r>
-    </w:p>
-    <w:p>
       <w:pPr>
         <w:pStyle w:val="Heading2"/>
       </w:pPr>
       <w:r>
-        <w:t>82. Under “SEVEN-LAYER MODEL (7LM) › L3 — ENGINEERING MATHEMATICS › Working life boundary hypothesis” — 9 words</w:t>
-      </w:r>
-    </w:p>
-    <w:p>
-      <w:r>
-        <w:t>Removed text, exactly as it stood:</w:t>
+        <w:t>82 · L3 — ENGINEERING MATHEMATICS › Working life boundary hypothesis · 9 words · `USO/l3/0.md` 1/1</w:t>
       </w:r>
     </w:p>
     <w:p>
@@ -5355,27 +3609,11 @@
       </w:r>
     </w:p>
     <w:p>
-      <w:r>
-        <w:rPr>
-          <w:b/>
-        </w:rPr>
-        <w:t>Stands at:</w:t>
-      </w:r>
-      <w:r>
-        <w:t xml:space="preserve"> `USO/l3/0.md` (1 of 1).</w:t>
-      </w:r>
-    </w:p>
-    <w:p>
       <w:pPr>
         <w:pStyle w:val="Heading2"/>
       </w:pPr>
       <w:r>
-        <w:t>83. Under “SEVEN-LAYER MODEL (7LM) › L3 — ENGINEERING MATHEMATICS › Working life boundary hypothesis” — 26 words</w:t>
-      </w:r>
-    </w:p>
-    <w:p>
-      <w:r>
-        <w:t>Removed text, exactly as it stood:</w:t>
+        <w:t>83 · L3 — ENGINEERING MATHEMATICS › Working life boundary hypothesis · 26 words · `USO/l3/0.md` 1/1</w:t>
       </w:r>
     </w:p>
     <w:p>
@@ -5390,36 +3628,11 @@
       </w:r>
     </w:p>
     <w:p>
-      <w:r>
-        <w:rPr>
-          <w:b/>
-        </w:rPr>
-        <w:t>Stands at:</w:t>
-      </w:r>
-      <w:r>
-        <w:t xml:space="preserve"> `USO/l3/0.md` (1 of 1).</w:t>
-      </w:r>
-    </w:p>
-    <w:p>
-      <w:pPr>
-        <w:pStyle w:val="Heading1"/>
-        <w:pageBreakBefore/>
-      </w:pPr>
-      <w:r>
-        <w:t>Removed heading: L4 — LAYER 4</w:t>
-      </w:r>
-    </w:p>
-    <w:p>
       <w:pPr>
         <w:pStyle w:val="Heading2"/>
       </w:pPr>
       <w:r>
-        <w:t>84. Under “SEVEN-LAYER MODEL (7LM) › L4 — LAYER 4” — 7 words</w:t>
-      </w:r>
-    </w:p>
-    <w:p>
-      <w:r>
-        <w:t>Removed text, exactly as it stood:</w:t>
+        <w:t>84 · L4 — LAYER 4 · 7 words · still in the specification 1/1</w:t>
       </w:r>
     </w:p>
     <w:p>
@@ -5428,27 +3641,11 @@
       </w:r>
     </w:p>
     <w:p>
-      <w:r>
-        <w:rPr>
-          <w:b/>
-        </w:rPr>
-        <w:t>Stands at:</w:t>
-      </w:r>
-      <w:r>
-        <w:t xml:space="preserve"> still in the specification (1 of 1).</w:t>
-      </w:r>
-    </w:p>
-    <w:p>
       <w:pPr>
         <w:pStyle w:val="Heading2"/>
       </w:pPr>
       <w:r>
-        <w:t>85. Under “SEVEN-LAYER MODEL (7LM) › L4 — LAYER 4” — 172 words</w:t>
-      </w:r>
-    </w:p>
-    <w:p>
-      <w:r>
-        <w:t>Removed text, exactly as it stood:</w:t>
+        <w:t>85 · L4 — LAYER 4 · 172 words · `USO/l4/0.md` 4/6; `USO/0.md` 1/6, still in the specification 1/6</w:t>
       </w:r>
     </w:p>
     <w:tbl>
@@ -5613,27 +3810,11 @@
       </w:tr>
     </w:tbl>
     <w:p>
-      <w:r>
-        <w:rPr>
-          <w:b/>
-        </w:rPr>
-        <w:t>Stands at:</w:t>
-      </w:r>
-      <w:r>
-        <w:t xml:space="preserve"> `USO/l4/0.md` (4 of 6); `USO/0.md` (1 of 6), still in the specification (1 of 6).</w:t>
-      </w:r>
-    </w:p>
-    <w:p>
       <w:pPr>
         <w:pStyle w:val="Heading2"/>
       </w:pPr>
       <w:r>
-        <w:t>86. Under “SEVEN-LAYER MODEL (7LM) › L4 — LAYER 4” — 128 words</w:t>
-      </w:r>
-    </w:p>
-    <w:p>
-      <w:r>
-        <w:t>Removed text, exactly as it stood:</w:t>
+        <w:t>86 · L4 — LAYER 4 · 128 words · retired `specification-2026-09-04` 3/3</w:t>
       </w:r>
     </w:p>
     <w:tbl>
@@ -5757,27 +3938,11 @@
       </w:tr>
     </w:tbl>
     <w:p>
-      <w:r>
-        <w:rPr>
-          <w:b/>
-        </w:rPr>
-        <w:t>Stands at:</w:t>
-      </w:r>
-      <w:r>
-        <w:t xml:space="preserve"> only in the retired prior version at `USO/l6/retired/specification-2026-09-04/7lm-harmonized-architecture-specification.md` (3 of 3).</w:t>
-      </w:r>
-    </w:p>
-    <w:p>
       <w:pPr>
         <w:pStyle w:val="Heading2"/>
       </w:pPr>
       <w:r>
-        <w:t>87. Under “SEVEN-LAYER MODEL (7LM) › L4 — LAYER 4” — 2 words</w:t>
-      </w:r>
-    </w:p>
-    <w:p>
-      <w:r>
-        <w:t>Removed text, exactly as it stood:</w:t>
+        <w:t>87 · L4 — LAYER 4 · 2 words · a structural label</w:t>
       </w:r>
     </w:p>
     <w:p>
@@ -5789,27 +3954,11 @@
       </w:r>
     </w:p>
     <w:p>
-      <w:r>
-        <w:rPr>
-          <w:b/>
-        </w:rPr>
-        <w:t>Stands at:</w:t>
-      </w:r>
-      <w:r>
-        <w:t xml:space="preserve"> a structural label of the document; it carries no statement to search.</w:t>
-      </w:r>
-    </w:p>
-    <w:p>
       <w:pPr>
         <w:pStyle w:val="Heading2"/>
       </w:pPr>
       <w:r>
-        <w:t>88. Under “SEVEN-LAYER MODEL (7LM) › L4 — LAYER 4” — 11 words</w:t>
-      </w:r>
-    </w:p>
-    <w:p>
-      <w:r>
-        <w:t>Removed text, exactly as it stood:</w:t>
+        <w:t>88 · L4 — LAYER 4 · 11 words · **no other file** — 1/1 lines nowhere else</w:t>
       </w:r>
     </w:p>
     <w:p>
@@ -5853,47 +4002,11 @@
       </w:r>
     </w:p>
     <w:p>
-      <w:r>
-        <w:rPr>
-          <w:b/>
-        </w:rPr>
-        <w:t>Stands at:</w:t>
-      </w:r>
-      <w:r>
-        <w:t xml:space="preserve"> no other file carries it.</w:t>
-      </w:r>
-    </w:p>
-    <w:p>
-      <w:pPr>
-        <w:pStyle w:val="Caption"/>
-      </w:pPr>
-      <w:r>
-        <w:t>Found in no other file, and therefore only here — 1 of 1:</w:t>
-      </w:r>
-    </w:p>
-    <w:p>
-      <w:pPr>
-        <w:pStyle w:val="ListBullet"/>
-        <w:numPr>
-          <w:ilvl w:val="0"/>
-          <w:numId w:val="20"/>
-        </w:numPr>
-      </w:pPr>
-      <w:r>
-        <w:t>```text L8/L4/0 └── work/0 ├── writing/0 ├── experiments/0 └── computation/0 ```</w:t>
-      </w:r>
-    </w:p>
-    <w:p>
       <w:pPr>
         <w:pStyle w:val="Heading2"/>
       </w:pPr>
       <w:r>
-        <w:t>89. Under “SEVEN-LAYER MODEL (7LM) › L4 — LAYER 4” — 107 words</w:t>
-      </w:r>
-    </w:p>
-    <w:p>
-      <w:r>
-        <w:t>Removed text, exactly as it stood:</w:t>
+        <w:t>89 · L4 — LAYER 4 · 107 words · `USO/l4/0.md` 6/6</w:t>
       </w:r>
     </w:p>
     <w:p>
@@ -5914,27 +4027,11 @@
       </w:r>
     </w:p>
     <w:p>
-      <w:r>
-        <w:rPr>
-          <w:b/>
-        </w:rPr>
-        <w:t>Stands at:</w:t>
-      </w:r>
-      <w:r>
-        <w:t xml:space="preserve"> `USO/l4/0.md` (6 of 6).</w:t>
-      </w:r>
-    </w:p>
-    <w:p>
       <w:pPr>
         <w:pStyle w:val="Heading2"/>
       </w:pPr>
       <w:r>
-        <w:t>90. Under “SEVEN-LAYER MODEL (7LM) › L4 — LAYER 4” — 4 words</w:t>
-      </w:r>
-    </w:p>
-    <w:p>
-      <w:r>
-        <w:t>Removed text, exactly as it stood:</w:t>
+        <w:t>90 · L4 — LAYER 4 · 4 words · a structural label</w:t>
       </w:r>
     </w:p>
     <w:p>
@@ -5946,27 +4043,11 @@
       </w:r>
     </w:p>
     <w:p>
-      <w:r>
-        <w:rPr>
-          <w:b/>
-        </w:rPr>
-        <w:t>Stands at:</w:t>
-      </w:r>
-      <w:r>
-        <w:t xml:space="preserve"> a structural label of the document; it carries no statement to search.</w:t>
-      </w:r>
-    </w:p>
-    <w:p>
       <w:pPr>
         <w:pStyle w:val="Heading2"/>
       </w:pPr>
       <w:r>
-        <w:t>91. Under “SEVEN-LAYER MODEL (7LM) › L4 — LAYER 4” — 206 words</w:t>
-      </w:r>
-    </w:p>
-    <w:p>
-      <w:r>
-        <w:t>Removed text, exactly as it stood:</w:t>
+        <w:t>91 · L4 — LAYER 4 · 206 words · `USO/l4/0.md` 10/10</w:t>
       </w:r>
     </w:p>
     <w:tbl>
@@ -6198,36 +4279,11 @@
       </w:tr>
     </w:tbl>
     <w:p>
-      <w:r>
-        <w:rPr>
-          <w:b/>
-        </w:rPr>
-        <w:t>Stands at:</w:t>
-      </w:r>
-      <w:r>
-        <w:t xml:space="preserve"> `USO/l4/0.md` (10 of 10).</w:t>
-      </w:r>
-    </w:p>
-    <w:p>
-      <w:pPr>
-        <w:pStyle w:val="Heading1"/>
-        <w:pageBreakBefore/>
-      </w:pPr>
-      <w:r>
-        <w:t>Removed heading: L4 conversion rule</w:t>
-      </w:r>
-    </w:p>
-    <w:p>
       <w:pPr>
         <w:pStyle w:val="Heading2"/>
       </w:pPr>
       <w:r>
-        <w:t>92. Under “SEVEN-LAYER MODEL (7LM) › L4 — LAYER 4 › L4 conversion rule” — 10 words</w:t>
-      </w:r>
-    </w:p>
-    <w:p>
-      <w:r>
-        <w:t>Removed text, exactly as it stood:</w:t>
+        <w:t>92 · L4 — LAYER 4 › L4 conversion rule · 10 words · `USO/l4/0.md` 1/1</w:t>
       </w:r>
     </w:p>
     <w:p>
@@ -6236,27 +4292,11 @@
       </w:r>
     </w:p>
     <w:p>
-      <w:r>
-        <w:rPr>
-          <w:b/>
-        </w:rPr>
-        <w:t>Stands at:</w:t>
-      </w:r>
-      <w:r>
-        <w:t xml:space="preserve"> `USO/l4/0.md` (1 of 1).</w:t>
-      </w:r>
-    </w:p>
-    <w:p>
       <w:pPr>
         <w:pStyle w:val="Heading2"/>
       </w:pPr>
       <w:r>
-        <w:t>93. Under “SEVEN-LAYER MODEL (7LM) › L4 — LAYER 4 › L4 conversion rule” — 20 words</w:t>
-      </w:r>
-    </w:p>
-    <w:p>
-      <w:r>
-        <w:t>Removed text, exactly as it stood:</w:t>
+        <w:t>93 · L4 — LAYER 4 › L4 conversion rule · 20 words · `USO/l4/0.md` 1/1</w:t>
       </w:r>
     </w:p>
     <w:p>
@@ -6265,27 +4305,11 @@
       </w:r>
     </w:p>
     <w:p>
-      <w:r>
-        <w:rPr>
-          <w:b/>
-        </w:rPr>
-        <w:t>Stands at:</w:t>
-      </w:r>
-      <w:r>
-        <w:t xml:space="preserve"> `USO/l4/0.md` (1 of 1).</w:t>
-      </w:r>
-    </w:p>
-    <w:p>
       <w:pPr>
         <w:pStyle w:val="Heading2"/>
       </w:pPr>
       <w:r>
-        <w:t>94. Under “SEVEN-LAYER MODEL (7LM) › L4 — LAYER 4 › L4 conversion rule” — 19 words</w:t>
-      </w:r>
-    </w:p>
-    <w:p>
-      <w:r>
-        <w:t>Removed text, exactly as it stood:</w:t>
+        <w:t>94 · L4 — LAYER 4 › L4 conversion rule · 19 words · `USO/l4/0.md` 1/1</w:t>
       </w:r>
     </w:p>
     <w:p>
@@ -6294,27 +4318,11 @@
       </w:r>
     </w:p>
     <w:p>
-      <w:r>
-        <w:rPr>
-          <w:b/>
-        </w:rPr>
-        <w:t>Stands at:</w:t>
-      </w:r>
-      <w:r>
-        <w:t xml:space="preserve"> `USO/l4/0.md` (1 of 1).</w:t>
-      </w:r>
-    </w:p>
-    <w:p>
       <w:pPr>
         <w:pStyle w:val="Heading2"/>
       </w:pPr>
       <w:r>
-        <w:t>95. Under “SEVEN-LAYER MODEL (7LM) › L4 — LAYER 4 › L4 conversion rule” — 45 words</w:t>
-      </w:r>
-    </w:p>
-    <w:p>
-      <w:r>
-        <w:t>Removed text, exactly as it stood:</w:t>
+        <w:t>95 · L4 — LAYER 4 › L4 conversion rule · 45 words · `USO/l4/0.md` 2/2</w:t>
       </w:r>
     </w:p>
     <w:p>
@@ -6323,27 +4331,11 @@
       </w:r>
     </w:p>
     <w:p>
-      <w:r>
-        <w:rPr>
-          <w:b/>
-        </w:rPr>
-        <w:t>Stands at:</w:t>
-      </w:r>
-      <w:r>
-        <w:t xml:space="preserve"> `USO/l4/0.md` (2 of 2).</w:t>
-      </w:r>
-    </w:p>
-    <w:p>
       <w:pPr>
         <w:pStyle w:val="Heading2"/>
       </w:pPr>
       <w:r>
-        <w:t>96. Under “SEVEN-LAYER MODEL (7LM) › L4 — LAYER 4 › L4 conversion rule” — 8 words</w:t>
-      </w:r>
-    </w:p>
-    <w:p>
-      <w:r>
-        <w:t>Removed text, exactly as it stood:</w:t>
+        <w:t>96 · L4 — LAYER 4 › L4 conversion rule · 8 words · `USO/l4/0.md` 1/1</w:t>
       </w:r>
     </w:p>
     <w:p>
@@ -6358,27 +4350,11 @@
       </w:r>
     </w:p>
     <w:p>
-      <w:r>
-        <w:rPr>
-          <w:b/>
-        </w:rPr>
-        <w:t>Stands at:</w:t>
-      </w:r>
-      <w:r>
-        <w:t xml:space="preserve"> `USO/l4/0.md` (1 of 1).</w:t>
-      </w:r>
-    </w:p>
-    <w:p>
       <w:pPr>
         <w:pStyle w:val="Heading2"/>
       </w:pPr>
       <w:r>
-        <w:t>97. Under “SEVEN-LAYER MODEL (7LM) › L4 — LAYER 4 › L4 conversion rule” — 35 words</w:t>
-      </w:r>
-    </w:p>
-    <w:p>
-      <w:r>
-        <w:t>Removed text, exactly as it stood:</w:t>
+        <w:t>97 · L4 — LAYER 4 › L4 conversion rule · 35 words · `USO/l4/0.md` 1/1</w:t>
       </w:r>
     </w:p>
     <w:p>
@@ -6393,36 +4369,11 @@
       </w:r>
     </w:p>
     <w:p>
-      <w:r>
-        <w:rPr>
-          <w:b/>
-        </w:rPr>
-        <w:t>Stands at:</w:t>
-      </w:r>
-      <w:r>
-        <w:t xml:space="preserve"> `USO/l4/0.md` (1 of 1).</w:t>
-      </w:r>
-    </w:p>
-    <w:p>
-      <w:pPr>
-        <w:pStyle w:val="Heading1"/>
-        <w:pageBreakBefore/>
-      </w:pPr>
-      <w:r>
-        <w:t>Removed heading: In the case of:</w:t>
-      </w:r>
-    </w:p>
-    <w:p>
       <w:pPr>
         <w:pStyle w:val="Heading2"/>
       </w:pPr>
       <w:r>
-        <w:t>98. Under “SEVEN-LAYER MODEL (7LM) › L4 — LAYER 4 › L4 conversion rule › In the case of:” — 3 words</w:t>
-      </w:r>
-    </w:p>
-    <w:p>
-      <w:r>
-        <w:t>Removed text, exactly as it stood:</w:t>
+        <w:t>98 · L4 — LAYER 4 › L4 conversion rule › In the case of: · 3 words · a structural label</w:t>
       </w:r>
     </w:p>
     <w:p>
@@ -6431,27 +4382,11 @@
       </w:r>
     </w:p>
     <w:p>
-      <w:r>
-        <w:rPr>
-          <w:b/>
-        </w:rPr>
-        <w:t>Stands at:</w:t>
-      </w:r>
-      <w:r>
-        <w:t xml:space="preserve"> a structural label of the document; it carries no statement to search.</w:t>
-      </w:r>
-    </w:p>
-    <w:p>
       <w:pPr>
         <w:pStyle w:val="Heading2"/>
       </w:pPr>
       <w:r>
-        <w:t>99. Under “SEVEN-LAYER MODEL (7LM) › L4 — LAYER 4 › L4 conversion rule › In the case of:” — 259 words</w:t>
-      </w:r>
-    </w:p>
-    <w:p>
-      <w:r>
-        <w:t>Removed text, exactly as it stood:</w:t>
+        <w:t>99 · L4 — LAYER 4 › L4 conversion rule › In the case of: · 259 words · `USO/l4/0.md` 8/8</w:t>
       </w:r>
     </w:p>
     <w:tbl>
@@ -6691,27 +4626,11 @@
       </w:tr>
     </w:tbl>
     <w:p>
-      <w:r>
-        <w:rPr>
-          <w:b/>
-        </w:rPr>
-        <w:t>Stands at:</w:t>
-      </w:r>
-      <w:r>
-        <w:t xml:space="preserve"> `USO/l4/0.md` (8 of 8).</w:t>
-      </w:r>
-    </w:p>
-    <w:p>
       <w:pPr>
         <w:pStyle w:val="Heading2"/>
       </w:pPr>
       <w:r>
-        <w:t>100. Under “SEVEN-LAYER MODEL (7LM) › L4 — LAYER 4 › L4 conversion rule › In the case of:” — 26 words</w:t>
-      </w:r>
-    </w:p>
-    <w:p>
-      <w:r>
-        <w:t>Removed text, exactly as it stood:</w:t>
+        <w:t>100 · L4 — LAYER 4 › L4 conversion rule › In the case of: · 26 words · `USO/l4/0.md` 1/1</w:t>
       </w:r>
     </w:p>
     <w:p>
@@ -6726,36 +4645,11 @@
       </w:r>
     </w:p>
     <w:p>
-      <w:r>
-        <w:rPr>
-          <w:b/>
-        </w:rPr>
-        <w:t>Stands at:</w:t>
-      </w:r>
-      <w:r>
-        <w:t xml:space="preserve"> `USO/l4/0.md` (1 of 1).</w:t>
-      </w:r>
-    </w:p>
-    <w:p>
-      <w:pPr>
-        <w:pStyle w:val="Heading1"/>
-        <w:pageBreakBefore/>
-      </w:pPr>
-      <w:r>
-        <w:t>Removed heading: Auditonomous academic-book traversal</w:t>
-      </w:r>
-    </w:p>
-    <w:p>
       <w:pPr>
         <w:pStyle w:val="Heading2"/>
       </w:pPr>
       <w:r>
-        <w:t>101. Under “SEVEN-LAYER MODEL (7LM) › L4 — LAYER 4 › Auditonomous academic-book traversal” — 7 words</w:t>
-      </w:r>
-    </w:p>
-    <w:p>
-      <w:r>
-        <w:t>Removed text, exactly as it stood:</w:t>
+        <w:t>101 · L4 — LAYER 4 › Auditonomous academic-book traversal · 7 words · `USO/l4/0.md` 1/1</w:t>
       </w:r>
     </w:p>
     <w:p>
@@ -6764,27 +4658,11 @@
       </w:r>
     </w:p>
     <w:p>
-      <w:r>
-        <w:rPr>
-          <w:b/>
-        </w:rPr>
-        <w:t>Stands at:</w:t>
-      </w:r>
-      <w:r>
-        <w:t xml:space="preserve"> `USO/l4/0.md` (1 of 1).</w:t>
-      </w:r>
-    </w:p>
-    <w:p>
       <w:pPr>
         <w:pStyle w:val="Heading2"/>
       </w:pPr>
       <w:r>
-        <w:t>102. Under “SEVEN-LAYER MODEL (7LM) › L4 — LAYER 4 › Auditonomous academic-book traversal” — 6 words</w:t>
-      </w:r>
-    </w:p>
-    <w:p>
-      <w:r>
-        <w:t>Removed text, exactly as it stood:</w:t>
+        <w:t>102 · L4 — LAYER 4 › Auditonomous academic-book traversal · 6 words · `USO/l4/0.md` 1/1</w:t>
       </w:r>
     </w:p>
     <w:p>
@@ -6793,27 +4671,11 @@
       </w:r>
     </w:p>
     <w:p>
-      <w:r>
-        <w:rPr>
-          <w:b/>
-        </w:rPr>
-        <w:t>Stands at:</w:t>
-      </w:r>
-      <w:r>
-        <w:t xml:space="preserve"> `USO/l4/0.md` (1 of 1).</w:t>
-      </w:r>
-    </w:p>
-    <w:p>
       <w:pPr>
         <w:pStyle w:val="Heading2"/>
       </w:pPr>
       <w:r>
-        <w:t>103. Under “SEVEN-LAYER MODEL (7LM) › L4 — LAYER 4 › Auditonomous academic-book traversal” — 27 words</w:t>
-      </w:r>
-    </w:p>
-    <w:p>
-      <w:r>
-        <w:t>Removed text, exactly as it stood:</w:t>
+        <w:t>103 · L4 — LAYER 4 › Auditonomous academic-book traversal · 27 words · `USO/l4/0.md` 1/1</w:t>
       </w:r>
     </w:p>
     <w:p>
@@ -6822,27 +4684,11 @@
       </w:r>
     </w:p>
     <w:p>
-      <w:r>
-        <w:rPr>
-          <w:b/>
-        </w:rPr>
-        <w:t>Stands at:</w:t>
-      </w:r>
-      <w:r>
-        <w:t xml:space="preserve"> `USO/l4/0.md` (1 of 1).</w:t>
-      </w:r>
-    </w:p>
-    <w:p>
       <w:pPr>
         <w:pStyle w:val="Heading2"/>
       </w:pPr>
       <w:r>
-        <w:t>104. Under “SEVEN-LAYER MODEL (7LM) › L4 — LAYER 4 › Auditonomous academic-book traversal” — 17 words</w:t>
-      </w:r>
-    </w:p>
-    <w:p>
-      <w:r>
-        <w:t>Removed text, exactly as it stood:</w:t>
+        <w:t>104 · L4 — LAYER 4 › Auditonomous academic-book traversal · 17 words · `USO/l4/0.md` 1/1</w:t>
       </w:r>
     </w:p>
     <w:p>
@@ -6851,27 +4697,11 @@
       </w:r>
     </w:p>
     <w:p>
-      <w:r>
-        <w:rPr>
-          <w:b/>
-        </w:rPr>
-        <w:t>Stands at:</w:t>
-      </w:r>
-      <w:r>
-        <w:t xml:space="preserve"> `USO/l4/0.md` (1 of 1).</w:t>
-      </w:r>
-    </w:p>
-    <w:p>
       <w:pPr>
         <w:pStyle w:val="Heading2"/>
       </w:pPr>
       <w:r>
-        <w:t>105. Under “SEVEN-LAYER MODEL (7LM) › L4 — LAYER 4 › Auditonomous academic-book traversal” — 17 words</w:t>
-      </w:r>
-    </w:p>
-    <w:p>
-      <w:r>
-        <w:t>Removed text, exactly as it stood:</w:t>
+        <w:t>105 · L4 — LAYER 4 › Auditonomous academic-book traversal · 17 words · `USO/l4/0.md` 1/1</w:t>
       </w:r>
     </w:p>
     <w:p>
@@ -6880,27 +4710,11 @@
       </w:r>
     </w:p>
     <w:p>
-      <w:r>
-        <w:rPr>
-          <w:b/>
-        </w:rPr>
-        <w:t>Stands at:</w:t>
-      </w:r>
-      <w:r>
-        <w:t xml:space="preserve"> `USO/l4/0.md` (1 of 1).</w:t>
-      </w:r>
-    </w:p>
-    <w:p>
       <w:pPr>
         <w:pStyle w:val="Heading2"/>
       </w:pPr>
       <w:r>
-        <w:t>106. Under “SEVEN-LAYER MODEL (7LM) › L4 — LAYER 4 › Auditonomous academic-book traversal” — 9 words</w:t>
-      </w:r>
-    </w:p>
-    <w:p>
-      <w:r>
-        <w:t>Removed text, exactly as it stood:</w:t>
+        <w:t>106 · L4 — LAYER 4 › Auditonomous academic-book traversal · 9 words · `USO/l4/0.md` 1/1</w:t>
       </w:r>
     </w:p>
     <w:p>
@@ -6909,27 +4723,11 @@
       </w:r>
     </w:p>
     <w:p>
-      <w:r>
-        <w:rPr>
-          <w:b/>
-        </w:rPr>
-        <w:t>Stands at:</w:t>
-      </w:r>
-      <w:r>
-        <w:t xml:space="preserve"> `USO/l4/0.md` (1 of 1).</w:t>
-      </w:r>
-    </w:p>
-    <w:p>
       <w:pPr>
         <w:pStyle w:val="Heading2"/>
       </w:pPr>
       <w:r>
-        <w:t>107. Under “SEVEN-LAYER MODEL (7LM) › L4 — LAYER 4 › Auditonomous academic-book traversal” — 10 words</w:t>
-      </w:r>
-    </w:p>
-    <w:p>
-      <w:r>
-        <w:t>Removed text, exactly as it stood:</w:t>
+        <w:t>107 · L4 — LAYER 4 › Auditonomous academic-book traversal · 10 words · `USO/l4/0.md` 1/1</w:t>
       </w:r>
     </w:p>
     <w:p>
@@ -6938,27 +4736,11 @@
       </w:r>
     </w:p>
     <w:p>
-      <w:r>
-        <w:rPr>
-          <w:b/>
-        </w:rPr>
-        <w:t>Stands at:</w:t>
-      </w:r>
-      <w:r>
-        <w:t xml:space="preserve"> `USO/l4/0.md` (1 of 1).</w:t>
-      </w:r>
-    </w:p>
-    <w:p>
       <w:pPr>
         <w:pStyle w:val="Heading2"/>
       </w:pPr>
       <w:r>
-        <w:t>108. Under “SEVEN-LAYER MODEL (7LM) › L4 — LAYER 4 › Auditonomous academic-book traversal” — 19 words</w:t>
-      </w:r>
-    </w:p>
-    <w:p>
-      <w:r>
-        <w:t>Removed text, exactly as it stood:</w:t>
+        <w:t>108 · L4 — LAYER 4 › Auditonomous academic-book traversal · 19 words · `USO/l4/0.md` 1/1</w:t>
       </w:r>
     </w:p>
     <w:p>
@@ -6967,27 +4749,11 @@
       </w:r>
     </w:p>
     <w:p>
-      <w:r>
-        <w:rPr>
-          <w:b/>
-        </w:rPr>
-        <w:t>Stands at:</w:t>
-      </w:r>
-      <w:r>
-        <w:t xml:space="preserve"> `USO/l4/0.md` (1 of 1).</w:t>
-      </w:r>
-    </w:p>
-    <w:p>
       <w:pPr>
         <w:pStyle w:val="Heading2"/>
       </w:pPr>
       <w:r>
-        <w:t>109. Under “SEVEN-LAYER MODEL (7LM) › L4 — LAYER 4 › Auditonomous academic-book traversal” — 8 words</w:t>
-      </w:r>
-    </w:p>
-    <w:p>
-      <w:r>
-        <w:t>Removed text, exactly as it stood:</w:t>
+        <w:t>109 · L4 — LAYER 4 › Auditonomous academic-book traversal · 8 words · `USO/l4/0.md` 1/1</w:t>
       </w:r>
     </w:p>
     <w:p>
@@ -6996,27 +4762,11 @@
       </w:r>
     </w:p>
     <w:p>
-      <w:r>
-        <w:rPr>
-          <w:b/>
-        </w:rPr>
-        <w:t>Stands at:</w:t>
-      </w:r>
-      <w:r>
-        <w:t xml:space="preserve"> `USO/l4/0.md` (1 of 1).</w:t>
-      </w:r>
-    </w:p>
-    <w:p>
       <w:pPr>
         <w:pStyle w:val="Heading2"/>
       </w:pPr>
       <w:r>
-        <w:t>110. Under “SEVEN-LAYER MODEL (7LM) › L4 — LAYER 4 › Auditonomous academic-book traversal” — 30 words</w:t>
-      </w:r>
-    </w:p>
-    <w:p>
-      <w:r>
-        <w:t>Removed text, exactly as it stood:</w:t>
+        <w:t>110 · L4 — LAYER 4 › Auditonomous academic-book traversal · 30 words · `USO/l4/0.md` 1/1</w:t>
       </w:r>
     </w:p>
     <w:p>
@@ -7025,27 +4775,11 @@
       </w:r>
     </w:p>
     <w:p>
-      <w:r>
-        <w:rPr>
-          <w:b/>
-        </w:rPr>
-        <w:t>Stands at:</w:t>
-      </w:r>
-      <w:r>
-        <w:t xml:space="preserve"> `USO/l4/0.md` (1 of 1).</w:t>
-      </w:r>
-    </w:p>
-    <w:p>
       <w:pPr>
         <w:pStyle w:val="Heading2"/>
       </w:pPr>
       <w:r>
-        <w:t>111. Under “SEVEN-LAYER MODEL (7LM) › L4 — LAYER 4 › Auditonomous academic-book traversal” — 33 words</w:t>
-      </w:r>
-    </w:p>
-    <w:p>
-      <w:r>
-        <w:t>Removed text, exactly as it stood:</w:t>
+        <w:t>111 · L4 — LAYER 4 › Auditonomous academic-book traversal · 33 words · `USO/l4/0.md` 2/2</w:t>
       </w:r>
     </w:p>
     <w:p>
@@ -7054,36 +4788,11 @@
       </w:r>
     </w:p>
     <w:p>
-      <w:r>
-        <w:rPr>
-          <w:b/>
-        </w:rPr>
-        <w:t>Stands at:</w:t>
-      </w:r>
-      <w:r>
-        <w:t xml:space="preserve"> `USO/l4/0.md` (2 of 2).</w:t>
-      </w:r>
-    </w:p>
-    <w:p>
-      <w:pPr>
-        <w:pStyle w:val="Heading1"/>
-        <w:pageBreakBefore/>
-      </w:pPr>
-      <w:r>
-        <w:t>Removed heading: L5 — RESEARCH / DISCOURSE</w:t>
-      </w:r>
-    </w:p>
-    <w:p>
       <w:pPr>
         <w:pStyle w:val="Heading2"/>
       </w:pPr>
       <w:r>
-        <w:t>112. Under “SEVEN-LAYER MODEL (7LM) › L5 — RESEARCH / DISCOURSE” — 6 words</w:t>
-      </w:r>
-    </w:p>
-    <w:p>
-      <w:r>
-        <w:t>Removed text, exactly as it stood:</w:t>
+        <w:t>112 · L5 — RESEARCH / DISCOURSE · 6 words · still in the specification 1/1</w:t>
       </w:r>
     </w:p>
     <w:p>
@@ -7092,27 +4801,11 @@
       </w:r>
     </w:p>
     <w:p>
-      <w:r>
-        <w:rPr>
-          <w:b/>
-        </w:rPr>
-        <w:t>Stands at:</w:t>
-      </w:r>
-      <w:r>
-        <w:t xml:space="preserve"> still in the specification (1 of 1).</w:t>
-      </w:r>
-    </w:p>
-    <w:p>
       <w:pPr>
         <w:pStyle w:val="Heading2"/>
       </w:pPr>
       <w:r>
-        <w:t>113. Under “SEVEN-LAYER MODEL (7LM) › L5 — RESEARCH / DISCOURSE” — 140 words</w:t>
-      </w:r>
-    </w:p>
-    <w:p>
-      <w:r>
-        <w:t>Removed text, exactly as it stood:</w:t>
+        <w:t>113 · L5 — RESEARCH / DISCOURSE · 140 words · `USO/l5/0.md` 4/6; `USO/0.md` 1/6, still in the specification 1/6</w:t>
       </w:r>
     </w:p>
     <w:tbl>
@@ -7277,27 +4970,11 @@
       </w:tr>
     </w:tbl>
     <w:p>
-      <w:r>
-        <w:rPr>
-          <w:b/>
-        </w:rPr>
-        <w:t>Stands at:</w:t>
-      </w:r>
-      <w:r>
-        <w:t xml:space="preserve"> `USO/l5/0.md` (4 of 6); `USO/0.md` (1 of 6), still in the specification (1 of 6).</w:t>
-      </w:r>
-    </w:p>
-    <w:p>
       <w:pPr>
         <w:pStyle w:val="Heading2"/>
       </w:pPr>
       <w:r>
-        <w:t>114. Under “SEVEN-LAYER MODEL (7LM) › L5 — RESEARCH / DISCOURSE” — 94 words</w:t>
-      </w:r>
-    </w:p>
-    <w:p>
-      <w:r>
-        <w:t>Removed text, exactly as it stood:</w:t>
+        <w:t>114 · L5 — RESEARCH / DISCOURSE · 94 words · retired `specification-2026-09-04` 3/3</w:t>
       </w:r>
     </w:p>
     <w:tbl>
@@ -7421,27 +5098,11 @@
       </w:tr>
     </w:tbl>
     <w:p>
-      <w:r>
-        <w:rPr>
-          <w:b/>
-        </w:rPr>
-        <w:t>Stands at:</w:t>
-      </w:r>
-      <w:r>
-        <w:t xml:space="preserve"> only in the retired prior version at `USO/l6/retired/specification-2026-09-04/7lm-harmonized-architecture-specification.md` (3 of 3).</w:t>
-      </w:r>
-    </w:p>
-    <w:p>
       <w:pPr>
         <w:pStyle w:val="Heading2"/>
       </w:pPr>
       <w:r>
-        <w:t>115. Under “SEVEN-LAYER MODEL (7LM) › L5 — RESEARCH / DISCOURSE” — 2 words</w:t>
-      </w:r>
-    </w:p>
-    <w:p>
-      <w:r>
-        <w:t>Removed text, exactly as it stood:</w:t>
+        <w:t>115 · L5 — RESEARCH / DISCOURSE · 2 words · a structural label</w:t>
       </w:r>
     </w:p>
     <w:p>
@@ -7453,27 +5114,11 @@
       </w:r>
     </w:p>
     <w:p>
-      <w:r>
-        <w:rPr>
-          <w:b/>
-        </w:rPr>
-        <w:t>Stands at:</w:t>
-      </w:r>
-      <w:r>
-        <w:t xml:space="preserve"> a structural label of the document; it carries no statement to search.</w:t>
-      </w:r>
-    </w:p>
-    <w:p>
       <w:pPr>
         <w:pStyle w:val="Heading2"/>
       </w:pPr>
       <w:r>
-        <w:t>116. Under “SEVEN-LAYER MODEL (7LM) › L5 — RESEARCH / DISCOURSE” — 20 words</w:t>
-      </w:r>
-    </w:p>
-    <w:p>
-      <w:r>
-        <w:t>Removed text, exactly as it stood:</w:t>
+        <w:t>116 · L5 — RESEARCH / DISCOURSE · 20 words · **no other file** — 1/1 lines nowhere else</w:t>
       </w:r>
     </w:p>
     <w:p>
@@ -7541,47 +5186,11 @@
       </w:r>
     </w:p>
     <w:p>
-      <w:r>
-        <w:rPr>
-          <w:b/>
-        </w:rPr>
-        <w:t>Stands at:</w:t>
-      </w:r>
-      <w:r>
-        <w:t xml:space="preserve"> no other file carries it.</w:t>
-      </w:r>
-    </w:p>
-    <w:p>
-      <w:pPr>
-        <w:pStyle w:val="Caption"/>
-      </w:pPr>
-      <w:r>
-        <w:t>Found in no other file, and therefore only here — 1 of 1:</w:t>
-      </w:r>
-    </w:p>
-    <w:p>
-      <w:pPr>
-        <w:pStyle w:val="ListBullet"/>
-        <w:numPr>
-          <w:ilvl w:val="0"/>
-          <w:numId w:val="21"/>
-        </w:numPr>
-      </w:pPr>
-      <w:r>
-        <w:t>```text L8/L5/0 ├── research/0 │ ├── lanes/0 │ ├── review/0 │ └── findings/0 └── institution/0 ├── peers/0 └── undergraduates/0 ```</w:t>
-      </w:r>
-    </w:p>
-    <w:p>
       <w:pPr>
         <w:pStyle w:val="Heading2"/>
       </w:pPr>
       <w:r>
-        <w:t>117. Under “SEVEN-LAYER MODEL (7LM) › L5 — RESEARCH / DISCOURSE” — 24 words</w:t>
-      </w:r>
-    </w:p>
-    <w:p>
-      <w:r>
-        <w:t>Removed text, exactly as it stood:</w:t>
+        <w:t>117 · L5 — RESEARCH / DISCOURSE · 24 words · `USO/l5/0.md` 1/1</w:t>
       </w:r>
     </w:p>
     <w:p>
@@ -7605,27 +5214,11 @@
       </w:r>
     </w:p>
     <w:p>
-      <w:r>
-        <w:rPr>
-          <w:b/>
-        </w:rPr>
-        <w:t>Stands at:</w:t>
-      </w:r>
-      <w:r>
-        <w:t xml:space="preserve"> `USO/l5/0.md` (1 of 1).</w:t>
-      </w:r>
-    </w:p>
-    <w:p>
       <w:pPr>
         <w:pStyle w:val="Heading2"/>
       </w:pPr>
       <w:r>
-        <w:t>118. Under “SEVEN-LAYER MODEL (7LM) › L5 — RESEARCH / DISCOURSE” — 4 words</w:t>
-      </w:r>
-    </w:p>
-    <w:p>
-      <w:r>
-        <w:t>Removed text, exactly as it stood:</w:t>
+        <w:t>118 · L5 — RESEARCH / DISCOURSE · 4 words · a structural label</w:t>
       </w:r>
     </w:p>
     <w:p>
@@ -7637,27 +5230,11 @@
       </w:r>
     </w:p>
     <w:p>
-      <w:r>
-        <w:rPr>
-          <w:b/>
-        </w:rPr>
-        <w:t>Stands at:</w:t>
-      </w:r>
-      <w:r>
-        <w:t xml:space="preserve"> a structural label of the document; it carries no statement to search.</w:t>
-      </w:r>
-    </w:p>
-    <w:p>
       <w:pPr>
         <w:pStyle w:val="Heading2"/>
       </w:pPr>
       <w:r>
-        <w:t>119. Under “SEVEN-LAYER MODEL (7LM) › L5 — RESEARCH / DISCOURSE” — 226 words</w:t>
-      </w:r>
-    </w:p>
-    <w:p>
-      <w:r>
-        <w:t>Removed text, exactly as it stood:</w:t>
+        <w:t>119 · L5 — RESEARCH / DISCOURSE · 226 words · `USO/l5/0.md` 16/16</w:t>
       </w:r>
     </w:p>
     <w:tbl>
@@ -7994,36 +5571,11 @@
       </w:tr>
     </w:tbl>
     <w:p>
-      <w:r>
-        <w:rPr>
-          <w:b/>
-        </w:rPr>
-        <w:t>Stands at:</w:t>
-      </w:r>
-      <w:r>
-        <w:t xml:space="preserve"> `USO/l5/0.md` (16 of 16).</w:t>
-      </w:r>
-    </w:p>
-    <w:p>
-      <w:pPr>
-        <w:pStyle w:val="Heading1"/>
-        <w:pageBreakBefore/>
-      </w:pPr>
-      <w:r>
-        <w:t>Removed heading: In the case of:</w:t>
-      </w:r>
-    </w:p>
-    <w:p>
       <w:pPr>
         <w:pStyle w:val="Heading2"/>
       </w:pPr>
       <w:r>
-        <w:t>120. Under “SEVEN-LAYER MODEL (7LM) › L5 — RESEARCH / DISCOURSE › In the case of:” — 31 words</w:t>
-      </w:r>
-    </w:p>
-    <w:p>
-      <w:r>
-        <w:t>Removed text, exactly as it stood:</w:t>
+        <w:t>120 · L5 — RESEARCH / DISCOURSE › In the case of: · 31 words · `USO/l5/0.md` 1/1</w:t>
       </w:r>
     </w:p>
     <w:p>
@@ -8038,27 +5590,11 @@
       </w:r>
     </w:p>
     <w:p>
-      <w:r>
-        <w:rPr>
-          <w:b/>
-        </w:rPr>
-        <w:t>Stands at:</w:t>
-      </w:r>
-      <w:r>
-        <w:t xml:space="preserve"> `USO/l5/0.md` (1 of 1).</w:t>
-      </w:r>
-    </w:p>
-    <w:p>
       <w:pPr>
         <w:pStyle w:val="Heading2"/>
       </w:pPr>
       <w:r>
-        <w:t>121. Under “SEVEN-LAYER MODEL (7LM) › L5 — RESEARCH / DISCOURSE › In the case of:” — 43 words</w:t>
-      </w:r>
-    </w:p>
-    <w:p>
-      <w:r>
-        <w:t>Removed text, exactly as it stood:</w:t>
+        <w:t>121 · L5 — RESEARCH / DISCOURSE › In the case of: · 43 words · `USO/l5/0.md` 2/2</w:t>
       </w:r>
     </w:p>
     <w:p>
@@ -8073,27 +5609,11 @@
       </w:r>
     </w:p>
     <w:p>
-      <w:r>
-        <w:rPr>
-          <w:b/>
-        </w:rPr>
-        <w:t>Stands at:</w:t>
-      </w:r>
-      <w:r>
-        <w:t xml:space="preserve"> `USO/l5/0.md` (2 of 2).</w:t>
-      </w:r>
-    </w:p>
-    <w:p>
       <w:pPr>
         <w:pStyle w:val="Heading2"/>
       </w:pPr>
       <w:r>
-        <w:t>122. Under “SEVEN-LAYER MODEL (7LM) › L5 — RESEARCH / DISCOURSE › In the case of:” — 20 words</w:t>
-      </w:r>
-    </w:p>
-    <w:p>
-      <w:r>
-        <w:t>Removed text, exactly as it stood:</w:t>
+        <w:t>122 · L5 — RESEARCH / DISCOURSE › In the case of: · 20 words · `USO/l5/0.md` 2/2</w:t>
       </w:r>
     </w:p>
     <w:p>
@@ -8108,27 +5628,11 @@
       </w:r>
     </w:p>
     <w:p>
-      <w:r>
-        <w:rPr>
-          <w:b/>
-        </w:rPr>
-        <w:t>Stands at:</w:t>
-      </w:r>
-      <w:r>
-        <w:t xml:space="preserve"> `USO/l5/0.md` (2 of 2).</w:t>
-      </w:r>
-    </w:p>
-    <w:p>
       <w:pPr>
         <w:pStyle w:val="Heading2"/>
       </w:pPr>
       <w:r>
-        <w:t>123. Under “SEVEN-LAYER MODEL (7LM) › L5 — RESEARCH / DISCOURSE › In the case of:” — 77 words</w:t>
-      </w:r>
-    </w:p>
-    <w:p>
-      <w:r>
-        <w:t>Removed text, exactly as it stood:</w:t>
+        <w:t>123 · L5 — RESEARCH / DISCOURSE › In the case of: · 77 words · `USO/l5/research/review/0.md` 1/5 — 4/5 lines nowhere else</w:t>
       </w:r>
     </w:p>
     <w:p>
@@ -8143,83 +5647,11 @@
       </w:r>
     </w:p>
     <w:p>
-      <w:r>
-        <w:rPr>
-          <w:b/>
-        </w:rPr>
-        <w:t>Stands at:</w:t>
-      </w:r>
-      <w:r>
-        <w:t xml:space="preserve"> `USO/l5/research/review/0.md` (1 of 5).</w:t>
-      </w:r>
-    </w:p>
-    <w:p>
-      <w:pPr>
-        <w:pStyle w:val="Caption"/>
-      </w:pPr>
-      <w:r>
-        <w:t>Found in no other file, and therefore only here — 4 of 5:</w:t>
-      </w:r>
-    </w:p>
-    <w:p>
-      <w:pPr>
-        <w:pStyle w:val="ListBullet"/>
-        <w:numPr>
-          <w:ilvl w:val="0"/>
-          <w:numId w:val="22"/>
-        </w:numPr>
-      </w:pPr>
-      <w:r>
-        <w:t>[Clarification] The catch-all. research/review/ is also where everything awaiting the owner's review lands, however much of it there is.</w:t>
-      </w:r>
-    </w:p>
-    <w:p>
-      <w:pPr>
-        <w:pStyle w:val="ListBullet"/>
-        <w:numPr>
-          <w:ilvl w:val="0"/>
-          <w:numId w:val="22"/>
-        </w:numPr>
-      </w:pPr>
-      <w:r>
-        <w:t>What the owner sets aside stays there labelled PARKED.</w:t>
-      </w:r>
-    </w:p>
-    <w:p>
-      <w:pPr>
-        <w:pStyle w:val="ListBullet"/>
-        <w:numPr>
-          <w:ilvl w:val="0"/>
-          <w:numId w:val="22"/>
-        </w:numPr>
-      </w:pPr>
-      <w:r>
-        <w:t>What the owner takes up moves to research/lanes/, the working position, and back if set down again.</w:t>
-      </w:r>
-    </w:p>
-    <w:p>
-      <w:pPr>
-        <w:pStyle w:val="ListBullet"/>
-        <w:numPr>
-          <w:ilvl w:val="0"/>
-          <w:numId w:val="22"/>
-        </w:numPr>
-      </w:pPr>
-      <w:r>
-        <w:t>No other position and no new directory is needed for this. (Owner's rule, 6 September 2026: "research/review/ works as a catch all".)</w:t>
-      </w:r>
-    </w:p>
-    <w:p>
       <w:pPr>
         <w:pStyle w:val="Heading2"/>
       </w:pPr>
       <w:r>
-        <w:t>124. Under “SEVEN-LAYER MODEL (7LM) › L5 — RESEARCH / DISCOURSE › In the case of:” — 76 words</w:t>
-      </w:r>
-    </w:p>
-    <w:p>
-      <w:r>
-        <w:t>Removed text, exactly as it stood:</w:t>
+        <w:t>124 · L5 — RESEARCH / DISCOURSE › In the case of: · 76 words · `USO/l5/0.md` 2/3 — 1/3 lines nowhere else</w:t>
       </w:r>
     </w:p>
     <w:p>
@@ -8234,56 +5666,11 @@
       </w:r>
     </w:p>
     <w:p>
-      <w:r>
-        <w:rPr>
-          <w:b/>
-        </w:rPr>
-        <w:t>Stands at:</w:t>
-      </w:r>
-      <w:r>
-        <w:t xml:space="preserve"> `USO/l5/0.md` (2 of 3).</w:t>
-      </w:r>
-    </w:p>
-    <w:p>
-      <w:pPr>
-        <w:pStyle w:val="Caption"/>
-      </w:pPr>
-      <w:r>
-        <w:t>Found in no other file, and therefore only here — 1 of 3:</w:t>
-      </w:r>
-    </w:p>
-    <w:p>
-      <w:pPr>
-        <w:pStyle w:val="ListBullet"/>
-        <w:numPr>
-          <w:ilvl w:val="0"/>
-          <w:numId w:val="23"/>
-        </w:numPr>
-      </w:pPr>
-      <w:r>
-        <w:t>A ladder of review statuses is research governance and stands at L5, not at the L0 epistemic rail. (Owner's ruling, 6 September 2026, given for the exemplars' autonomy scale and status ladder.)</w:t>
-      </w:r>
-    </w:p>
-    <w:p>
-      <w:pPr>
-        <w:pStyle w:val="Heading1"/>
-        <w:pageBreakBefore/>
-      </w:pPr>
-      <w:r>
-        <w:t>Removed heading: L6 — LIBRARY</w:t>
-      </w:r>
-    </w:p>
-    <w:p>
       <w:pPr>
         <w:pStyle w:val="Heading2"/>
       </w:pPr>
       <w:r>
-        <w:t>125. Under “SEVEN-LAYER MODEL (7LM) › L6 — LIBRARY” — 7 words</w:t>
-      </w:r>
-    </w:p>
-    <w:p>
-      <w:r>
-        <w:t>Removed text, exactly as it stood:</w:t>
+        <w:t>125 · L6 — LIBRARY · 7 words · still in the specification 1/1</w:t>
       </w:r>
     </w:p>
     <w:p>
@@ -8292,27 +5679,11 @@
       </w:r>
     </w:p>
     <w:p>
-      <w:r>
-        <w:rPr>
-          <w:b/>
-        </w:rPr>
-        <w:t>Stands at:</w:t>
-      </w:r>
-      <w:r>
-        <w:t xml:space="preserve"> still in the specification (1 of 1).</w:t>
-      </w:r>
-    </w:p>
-    <w:p>
       <w:pPr>
         <w:pStyle w:val="Heading2"/>
       </w:pPr>
       <w:r>
-        <w:t>126. Under “SEVEN-LAYER MODEL (7LM) › L6 — LIBRARY” — 152 words</w:t>
-      </w:r>
-    </w:p>
-    <w:p>
-      <w:r>
-        <w:t>Removed text, exactly as it stood:</w:t>
+        <w:t>126 · L6 — LIBRARY · 152 words · `USO/l6/0.md` 4/6; `USO/0.md` 1/6, still in the specification 1/6</w:t>
       </w:r>
     </w:p>
     <w:tbl>
@@ -8477,27 +5848,11 @@
       </w:tr>
     </w:tbl>
     <w:p>
-      <w:r>
-        <w:rPr>
-          <w:b/>
-        </w:rPr>
-        <w:t>Stands at:</w:t>
-      </w:r>
-      <w:r>
-        <w:t xml:space="preserve"> `USO/l6/0.md` (4 of 6); `USO/0.md` (1 of 6), still in the specification (1 of 6).</w:t>
-      </w:r>
-    </w:p>
-    <w:p>
       <w:pPr>
         <w:pStyle w:val="Heading2"/>
       </w:pPr>
       <w:r>
-        <w:t>127. Under “SEVEN-LAYER MODEL (7LM) › L6 — LIBRARY” — 93 words</w:t>
-      </w:r>
-    </w:p>
-    <w:p>
-      <w:r>
-        <w:t>Removed text, exactly as it stood:</w:t>
+        <w:t>127 · L6 — LIBRARY · 93 words · retired `specification-2026-09-04` 3/3</w:t>
       </w:r>
     </w:p>
     <w:tbl>
@@ -8626,27 +5981,11 @@
       </w:tr>
     </w:tbl>
     <w:p>
-      <w:r>
-        <w:rPr>
-          <w:b/>
-        </w:rPr>
-        <w:t>Stands at:</w:t>
-      </w:r>
-      <w:r>
-        <w:t xml:space="preserve"> only in the retired prior version at `USO/l6/retired/specification-2026-09-04/7lm-harmonized-architecture-specification.md` (3 of 3).</w:t>
-      </w:r>
-    </w:p>
-    <w:p>
       <w:pPr>
         <w:pStyle w:val="Heading2"/>
       </w:pPr>
       <w:r>
-        <w:t>128. Under “SEVEN-LAYER MODEL (7LM) › L6 — LIBRARY” — 2 words</w:t>
-      </w:r>
-    </w:p>
-    <w:p>
-      <w:r>
-        <w:t>Removed text, exactly as it stood:</w:t>
+        <w:t>128 · L6 — LIBRARY · 2 words · a structural label</w:t>
       </w:r>
     </w:p>
     <w:p>
@@ -8658,27 +5997,11 @@
       </w:r>
     </w:p>
     <w:p>
-      <w:r>
-        <w:rPr>
-          <w:b/>
-        </w:rPr>
-        <w:t>Stands at:</w:t>
-      </w:r>
-      <w:r>
-        <w:t xml:space="preserve"> a structural label of the document; it carries no statement to search.</w:t>
-      </w:r>
-    </w:p>
-    <w:p>
       <w:pPr>
         <w:pStyle w:val="Heading2"/>
       </w:pPr>
       <w:r>
-        <w:t>129. Under “SEVEN-LAYER MODEL (7LM) › L6 — LIBRARY” — 7 words</w:t>
-      </w:r>
-    </w:p>
-    <w:p>
-      <w:r>
-        <w:t>Removed text, exactly as it stood:</w:t>
+        <w:t>129 · L6 — LIBRARY · 7 words · **no other file** — 1/1 lines nowhere else</w:t>
       </w:r>
     </w:p>
     <w:p>
@@ -8706,47 +6029,11 @@
       </w:r>
     </w:p>
     <w:p>
-      <w:r>
-        <w:rPr>
-          <w:b/>
-        </w:rPr>
-        <w:t>Stands at:</w:t>
-      </w:r>
-      <w:r>
-        <w:t xml:space="preserve"> no other file carries it.</w:t>
-      </w:r>
-    </w:p>
-    <w:p>
-      <w:pPr>
-        <w:pStyle w:val="Caption"/>
-      </w:pPr>
-      <w:r>
-        <w:t>Found in no other file, and therefore only here — 1 of 1:</w:t>
-      </w:r>
-    </w:p>
-    <w:p>
-      <w:pPr>
-        <w:pStyle w:val="ListBullet"/>
-        <w:numPr>
-          <w:ilvl w:val="0"/>
-          <w:numId w:val="24"/>
-        </w:numPr>
-      </w:pPr>
-      <w:r>
-        <w:t>```text L8/L6/0 ├── history/0 └── retired/0 ```</w:t>
-      </w:r>
-    </w:p>
-    <w:p>
       <w:pPr>
         <w:pStyle w:val="Heading2"/>
       </w:pPr>
       <w:r>
-        <w:t>130. Under “SEVEN-LAYER MODEL (7LM) › L6 — LIBRARY” — 41 words</w:t>
-      </w:r>
-    </w:p>
-    <w:p>
-      <w:r>
-        <w:t>Removed text, exactly as it stood:</w:t>
+        <w:t>130 · L6 — LIBRARY · 41 words · `USO/l6/0.md` 2/2</w:t>
       </w:r>
     </w:p>
     <w:p>
@@ -8761,27 +6048,11 @@
       </w:r>
     </w:p>
     <w:p>
-      <w:r>
-        <w:rPr>
-          <w:b/>
-        </w:rPr>
-        <w:t>Stands at:</w:t>
-      </w:r>
-      <w:r>
-        <w:t xml:space="preserve"> `USO/l6/0.md` (2 of 2).</w:t>
-      </w:r>
-    </w:p>
-    <w:p>
       <w:pPr>
         <w:pStyle w:val="Heading2"/>
       </w:pPr>
       <w:r>
-        <w:t>131. Under “SEVEN-LAYER MODEL (7LM) › L6 — LIBRARY” — 4 words</w:t>
-      </w:r>
-    </w:p>
-    <w:p>
-      <w:r>
-        <w:t>Removed text, exactly as it stood:</w:t>
+        <w:t>131 · L6 — LIBRARY · 4 words · a structural label</w:t>
       </w:r>
     </w:p>
     <w:p>
@@ -8793,27 +6064,11 @@
       </w:r>
     </w:p>
     <w:p>
-      <w:r>
-        <w:rPr>
-          <w:b/>
-        </w:rPr>
-        <w:t>Stands at:</w:t>
-      </w:r>
-      <w:r>
-        <w:t xml:space="preserve"> a structural label of the document; it carries no statement to search.</w:t>
-      </w:r>
-    </w:p>
-    <w:p>
       <w:pPr>
         <w:pStyle w:val="Heading2"/>
       </w:pPr>
       <w:r>
-        <w:t>132. Under “SEVEN-LAYER MODEL (7LM) › L6 — LIBRARY” — 119 words</w:t>
-      </w:r>
-    </w:p>
-    <w:p>
-      <w:r>
-        <w:t>Removed text, exactly as it stood:</w:t>
+        <w:t>132 · L6 — LIBRARY · 119 words · `USO/l6/0.md` 6/6</w:t>
       </w:r>
     </w:p>
     <w:tbl>
@@ -8975,36 +6230,11 @@
       </w:tr>
     </w:tbl>
     <w:p>
-      <w:r>
-        <w:rPr>
-          <w:b/>
-        </w:rPr>
-        <w:t>Stands at:</w:t>
-      </w:r>
-      <w:r>
-        <w:t xml:space="preserve"> `USO/l6/0.md` (6 of 6).</w:t>
-      </w:r>
-    </w:p>
-    <w:p>
-      <w:pPr>
-        <w:pStyle w:val="Heading1"/>
-        <w:pageBreakBefore/>
-      </w:pPr>
-      <w:r>
-        <w:t>Removed heading: Git and scientific memory</w:t>
-      </w:r>
-    </w:p>
-    <w:p>
       <w:pPr>
         <w:pStyle w:val="Heading2"/>
       </w:pPr>
       <w:r>
-        <w:t>133. Under “SEVEN-LAYER MODEL (7LM) › L6 — LIBRARY › Git and scientific memory” — 45 words</w:t>
-      </w:r>
-    </w:p>
-    <w:p>
-      <w:r>
-        <w:t>Removed text, exactly as it stood:</w:t>
+        <w:t>133 · L6 — LIBRARY › Git and scientific memory · 45 words · `USO/l6/0.md` 3/3</w:t>
       </w:r>
     </w:p>
     <w:p>
@@ -9013,27 +6243,11 @@
       </w:r>
     </w:p>
     <w:p>
-      <w:r>
-        <w:rPr>
-          <w:b/>
-        </w:rPr>
-        <w:t>Stands at:</w:t>
-      </w:r>
-      <w:r>
-        <w:t xml:space="preserve"> `USO/l6/0.md` (3 of 3).</w:t>
-      </w:r>
-    </w:p>
-    <w:p>
       <w:pPr>
         <w:pStyle w:val="Heading2"/>
       </w:pPr>
       <w:r>
-        <w:t>134. Under “SEVEN-LAYER MODEL (7LM) › L6 — LIBRARY › Git and scientific memory” — 129 words</w:t>
-      </w:r>
-    </w:p>
-    <w:p>
-      <w:r>
-        <w:t>Removed text, exactly as it stood:</w:t>
+        <w:t>134 · L6 — LIBRARY › Git and scientific memory · 129 words · `USO/l6/0.md` 2/5, still in the specification 1/5 — 2/5 lines nowhere else</w:t>
       </w:r>
     </w:p>
     <w:p>
@@ -9048,59 +6262,11 @@
       </w:r>
     </w:p>
     <w:p>
-      <w:r>
-        <w:rPr>
-          <w:b/>
-        </w:rPr>
-        <w:t>Stands at:</w:t>
-      </w:r>
-      <w:r>
-        <w:t xml:space="preserve"> `USO/l6/0.md` (2 of 5), still in the specification (1 of 5).</w:t>
-      </w:r>
-    </w:p>
-    <w:p>
-      <w:pPr>
-        <w:pStyle w:val="Caption"/>
-      </w:pPr>
-      <w:r>
-        <w:t>Found in no other file, and therefore only here — 2 of 5:</w:t>
-      </w:r>
-    </w:p>
-    <w:p>
-      <w:pPr>
-        <w:pStyle w:val="ListBullet"/>
-        <w:numPr>
-          <w:ilvl w:val="0"/>
-          <w:numId w:val="25"/>
-        </w:numPr>
-      </w:pPr>
-      <w:r>
-        <w:t>The owner, 7 September 2026: "we cant enforce integroty by ebforceing no deletion. we can only imply no deletion to enforcer integiortyty".</w:t>
-      </w:r>
-    </w:p>
-    <w:p>
-      <w:pPr>
-        <w:pStyle w:val="ListBullet"/>
-        <w:numPr>
-          <w:ilvl w:val="0"/>
-          <w:numId w:val="25"/>
-        </w:numPr>
-      </w:pPr>
-      <w:r>
-        <w:t>Nothing is deleted before it is enumerated ("that does nto mean delete over tehre until we enumerate", the owner, 6 September 2026), and no rule of no deletion is enforced anywhere: the one CI check checks integrity, not the absence of deletion.</w:t>
-      </w:r>
-    </w:p>
-    <w:p>
       <w:pPr>
         <w:pStyle w:val="Heading2"/>
       </w:pPr>
       <w:r>
-        <w:t>135. Under “SEVEN-LAYER MODEL (7LM) › L6 — LIBRARY › Git and scientific memory” — 31 words</w:t>
-      </w:r>
-    </w:p>
-    <w:p>
-      <w:r>
-        <w:t>Removed text, exactly as it stood:</w:t>
+        <w:t>135 · L6 — LIBRARY › Git and scientific memory · 31 words · `USO/l6/0.md` 2/2</w:t>
       </w:r>
     </w:p>
     <w:p>
@@ -9115,36 +6281,11 @@
       </w:r>
     </w:p>
     <w:p>
-      <w:r>
-        <w:rPr>
-          <w:b/>
-        </w:rPr>
-        <w:t>Stands at:</w:t>
-      </w:r>
-      <w:r>
-        <w:t xml:space="preserve"> `USO/l6/0.md` (2 of 2).</w:t>
-      </w:r>
-    </w:p>
-    <w:p>
-      <w:pPr>
-        <w:pStyle w:val="Heading1"/>
-        <w:pageBreakBefore/>
-      </w:pPr>
-      <w:r>
-        <w:t>Removed heading: L7 — SURFACE / FORWARD FACE</w:t>
-      </w:r>
-    </w:p>
-    <w:p>
       <w:pPr>
         <w:pStyle w:val="Heading2"/>
       </w:pPr>
       <w:r>
-        <w:t>136. Under “SEVEN-LAYER MODEL (7LM) › L7 — SURFACE / FORWARD FACE” — 9 words</w:t>
-      </w:r>
-    </w:p>
-    <w:p>
-      <w:r>
-        <w:t>Removed text, exactly as it stood:</w:t>
+        <w:t>136 · L7 — SURFACE / FORWARD FACE · 9 words · still in the specification 1/1</w:t>
       </w:r>
     </w:p>
     <w:p>
@@ -9153,27 +6294,11 @@
       </w:r>
     </w:p>
     <w:p>
-      <w:r>
-        <w:rPr>
-          <w:b/>
-        </w:rPr>
-        <w:t>Stands at:</w:t>
-      </w:r>
-      <w:r>
-        <w:t xml:space="preserve"> still in the specification (1 of 1).</w:t>
-      </w:r>
-    </w:p>
-    <w:p>
       <w:pPr>
         <w:pStyle w:val="Heading2"/>
       </w:pPr>
       <w:r>
-        <w:t>137. Under “SEVEN-LAYER MODEL (7LM) › L7 — SURFACE / FORWARD FACE” — 180 words</w:t>
-      </w:r>
-    </w:p>
-    <w:p>
-      <w:r>
-        <w:t>Removed text, exactly as it stood:</w:t>
+        <w:t>137 · L7 — SURFACE / FORWARD FACE · 180 words · `L7/0.md` 5/6, still in the specification 1/6</w:t>
       </w:r>
     </w:p>
     <w:tbl>
@@ -9338,27 +6463,11 @@
       </w:tr>
     </w:tbl>
     <w:p>
-      <w:r>
-        <w:rPr>
-          <w:b/>
-        </w:rPr>
-        <w:t>Stands at:</w:t>
-      </w:r>
-      <w:r>
-        <w:t xml:space="preserve"> `L7/0.md` (5 of 6), still in the specification (1 of 6).</w:t>
-      </w:r>
-    </w:p>
-    <w:p>
       <w:pPr>
         <w:pStyle w:val="Heading2"/>
       </w:pPr>
       <w:r>
-        <w:t>138. Under “SEVEN-LAYER MODEL (7LM) › L7 — SURFACE / FORWARD FACE” — 114 words</w:t>
-      </w:r>
-    </w:p>
-    <w:p>
-      <w:r>
-        <w:t>Removed text, exactly as it stood:</w:t>
+        <w:t>138 · L7 — SURFACE / FORWARD FACE · 114 words · retired `specification-2026-09-04` 3/3</w:t>
       </w:r>
     </w:p>
     <w:tbl>
@@ -9497,27 +6606,11 @@
       </w:tr>
     </w:tbl>
     <w:p>
-      <w:r>
-        <w:rPr>
-          <w:b/>
-        </w:rPr>
-        <w:t>Stands at:</w:t>
-      </w:r>
-      <w:r>
-        <w:t xml:space="preserve"> only in the retired prior version at `USO/l6/retired/specification-2026-09-04/7lm-harmonized-architecture-specification.md` (3 of 3).</w:t>
-      </w:r>
-    </w:p>
-    <w:p>
       <w:pPr>
         <w:pStyle w:val="Heading2"/>
       </w:pPr>
       <w:r>
-        <w:t>139. Under “SEVEN-LAYER MODEL (7LM) › L7 — SURFACE / FORWARD FACE” — 2 words</w:t>
-      </w:r>
-    </w:p>
-    <w:p>
-      <w:r>
-        <w:t>Removed text, exactly as it stood:</w:t>
+        <w:t>139 · L7 — SURFACE / FORWARD FACE · 2 words · a structural label</w:t>
       </w:r>
     </w:p>
     <w:p>
@@ -9529,27 +6622,11 @@
       </w:r>
     </w:p>
     <w:p>
-      <w:r>
-        <w:rPr>
-          <w:b/>
-        </w:rPr>
-        <w:t>Stands at:</w:t>
-      </w:r>
-      <w:r>
-        <w:t xml:space="preserve"> a structural label of the document; it carries no statement to search.</w:t>
-      </w:r>
-    </w:p>
-    <w:p>
       <w:pPr>
         <w:pStyle w:val="Heading2"/>
       </w:pPr>
       <w:r>
-        <w:t>140. Under “SEVEN-LAYER MODEL (7LM) › L7 — SURFACE / FORWARD FACE” — 93 words</w:t>
-      </w:r>
-    </w:p>
-    <w:p>
-      <w:r>
-        <w:t>Removed text, exactly as it stood:</w:t>
+        <w:t>140 · L7 — SURFACE / FORWARD FACE · 93 words · `L7/0.md` 1/1</w:t>
       </w:r>
     </w:p>
     <w:p>
@@ -9785,27 +6862,11 @@
       </w:r>
     </w:p>
     <w:p>
-      <w:r>
-        <w:rPr>
-          <w:b/>
-        </w:rPr>
-        <w:t>Stands at:</w:t>
-      </w:r>
-      <w:r>
-        <w:t xml:space="preserve"> `L7/0.md` (1 of 1).</w:t>
-      </w:r>
-    </w:p>
-    <w:p>
       <w:pPr>
         <w:pStyle w:val="Heading2"/>
       </w:pPr>
       <w:r>
-        <w:t>141. Under “SEVEN-LAYER MODEL (7LM) › L7 — SURFACE / FORWARD FACE” — 49 words</w:t>
-      </w:r>
-    </w:p>
-    <w:p>
-      <w:r>
-        <w:t>Removed text, exactly as it stood:</w:t>
+        <w:t>141 · L7 — SURFACE / FORWARD FACE · 49 words · `L7/0.md` 4/4</w:t>
       </w:r>
     </w:p>
     <w:p>
@@ -9820,36 +6881,11 @@
       </w:r>
     </w:p>
     <w:p>
-      <w:r>
-        <w:rPr>
-          <w:b/>
-        </w:rPr>
-        <w:t>Stands at:</w:t>
-      </w:r>
-      <w:r>
-        <w:t xml:space="preserve"> `L7/0.md` (4 of 4).</w:t>
-      </w:r>
-    </w:p>
-    <w:p>
-      <w:pPr>
-        <w:pStyle w:val="Heading1"/>
-        <w:pageBreakBefore/>
-      </w:pPr>
-      <w:r>
-        <w:t>Removed heading: In the case of:</w:t>
-      </w:r>
-    </w:p>
-    <w:p>
       <w:pPr>
         <w:pStyle w:val="Heading2"/>
       </w:pPr>
       <w:r>
-        <w:t>142. Under “SEVEN-LAYER MODEL (7LM) › L7 — SURFACE / FORWARD FACE › In the case of:” — 6 words</w:t>
-      </w:r>
-    </w:p>
-    <w:p>
-      <w:r>
-        <w:t>Removed text, exactly as it stood:</w:t>
+        <w:t>142 · L7 — SURFACE / FORWARD FACE › In the case of: · 6 words · `L7/0.md` 1/1</w:t>
       </w:r>
     </w:p>
     <w:p>
@@ -9858,27 +6894,11 @@
       </w:r>
     </w:p>
     <w:p>
-      <w:r>
-        <w:rPr>
-          <w:b/>
-        </w:rPr>
-        <w:t>Stands at:</w:t>
-      </w:r>
-      <w:r>
-        <w:t xml:space="preserve"> `L7/0.md` (1 of 1).</w:t>
-      </w:r>
-    </w:p>
-    <w:p>
       <w:pPr>
         <w:pStyle w:val="Heading2"/>
       </w:pPr>
       <w:r>
-        <w:t>143. Under “SEVEN-LAYER MODEL (7LM) › L7 — SURFACE / FORWARD FACE › In the case of:” — 29 words</w:t>
-      </w:r>
-    </w:p>
-    <w:p>
-      <w:r>
-        <w:t>Removed text, exactly as it stood:</w:t>
+        <w:t>143 · L7 — SURFACE / FORWARD FACE › In the case of: · 29 words · `L7/0.md` 2/2</w:t>
       </w:r>
     </w:p>
     <w:p>
@@ -9887,27 +6907,11 @@
       </w:r>
     </w:p>
     <w:p>
-      <w:r>
-        <w:rPr>
-          <w:b/>
-        </w:rPr>
-        <w:t>Stands at:</w:t>
-      </w:r>
-      <w:r>
-        <w:t xml:space="preserve"> `L7/0.md` (2 of 2).</w:t>
-      </w:r>
-    </w:p>
-    <w:p>
       <w:pPr>
         <w:pStyle w:val="Heading2"/>
       </w:pPr>
       <w:r>
-        <w:t>144. Under “SEVEN-LAYER MODEL (7LM) › L7 — SURFACE / FORWARD FACE › In the case of:” — 17 words</w:t>
-      </w:r>
-    </w:p>
-    <w:p>
-      <w:r>
-        <w:t>Removed text, exactly as it stood:</w:t>
+        <w:t>144 · L7 — SURFACE / FORWARD FACE › In the case of: · 17 words · `L7/0.md` 1/1</w:t>
       </w:r>
     </w:p>
     <w:p>
@@ -9967,27 +6971,11 @@
       </w:r>
     </w:p>
     <w:p>
-      <w:r>
-        <w:rPr>
-          <w:b/>
-        </w:rPr>
-        <w:t>Stands at:</w:t>
-      </w:r>
-      <w:r>
-        <w:t xml:space="preserve"> `L7/0.md` (1 of 1).</w:t>
-      </w:r>
-    </w:p>
-    <w:p>
       <w:pPr>
         <w:pStyle w:val="Heading2"/>
       </w:pPr>
       <w:r>
-        <w:t>145. Under “SEVEN-LAYER MODEL (7LM) › L7 — SURFACE / FORWARD FACE › In the case of:” — 55 words</w:t>
-      </w:r>
-    </w:p>
-    <w:p>
-      <w:r>
-        <w:t>Removed text, exactly as it stood:</w:t>
+        <w:t>145 · L7 — SURFACE / FORWARD FACE › In the case of: · 55 words · `L7/0.md` 4/4</w:t>
       </w:r>
     </w:p>
     <w:p>
@@ -9996,27 +6984,11 @@
       </w:r>
     </w:p>
     <w:p>
-      <w:r>
-        <w:rPr>
-          <w:b/>
-        </w:rPr>
-        <w:t>Stands at:</w:t>
-      </w:r>
-      <w:r>
-        <w:t xml:space="preserve"> `L7/0.md` (4 of 4).</w:t>
-      </w:r>
-    </w:p>
-    <w:p>
       <w:pPr>
         <w:pStyle w:val="Heading2"/>
       </w:pPr>
       <w:r>
-        <w:t>146. Under “SEVEN-LAYER MODEL (7LM) › L7 — SURFACE / FORWARD FACE › In the case of:” — 60 words</w:t>
-      </w:r>
-    </w:p>
-    <w:p>
-      <w:r>
-        <w:t>Removed text, exactly as it stood:</w:t>
+        <w:t>146 · L7 — SURFACE / FORWARD FACE › In the case of: · 60 words · `L7/0.md` 3/4 — 1/4 lines nowhere else</w:t>
       </w:r>
     </w:p>
     <w:p>
@@ -10031,47 +7003,11 @@
       </w:r>
     </w:p>
     <w:p>
-      <w:r>
-        <w:rPr>
-          <w:b/>
-        </w:rPr>
-        <w:t>Stands at:</w:t>
-      </w:r>
-      <w:r>
-        <w:t xml:space="preserve"> `L7/0.md` (3 of 4).</w:t>
-      </w:r>
-    </w:p>
-    <w:p>
-      <w:pPr>
-        <w:pStyle w:val="Caption"/>
-      </w:pPr>
-      <w:r>
-        <w:t>Found in no other file, and therefore only here — 1 of 4:</w:t>
-      </w:r>
-    </w:p>
-    <w:p>
-      <w:pPr>
-        <w:pStyle w:val="ListBullet"/>
-        <w:numPr>
-          <w:ilvl w:val="0"/>
-          <w:numId w:val="26"/>
-        </w:numPr>
-      </w:pPr>
-      <w:r>
-        <w:t>Retirement or supersession of the internal binding history is preserved at L8/L6/retired/ rather than erased.</w:t>
-      </w:r>
-    </w:p>
-    <w:p>
       <w:pPr>
         <w:pStyle w:val="Heading2"/>
       </w:pPr>
       <w:r>
-        <w:t>147. Under “SEVEN-LAYER MODEL (7LM) › L7 — SURFACE / FORWARD FACE › In the case of:” — 49 words</w:t>
-      </w:r>
-    </w:p>
-    <w:p>
-      <w:r>
-        <w:t>Removed text, exactly as it stood:</w:t>
+        <w:t>147 · L7 — SURFACE / FORWARD FACE › In the case of: · 49 words · `L7/0.md` 2/2</w:t>
       </w:r>
     </w:p>
     <w:p>
@@ -10086,27 +7022,11 @@
       </w:r>
     </w:p>
     <w:p>
-      <w:r>
-        <w:rPr>
-          <w:b/>
-        </w:rPr>
-        <w:t>Stands at:</w:t>
-      </w:r>
-      <w:r>
-        <w:t xml:space="preserve"> `L7/0.md` (2 of 2).</w:t>
-      </w:r>
-    </w:p>
-    <w:p>
       <w:pPr>
         <w:pStyle w:val="Heading2"/>
       </w:pPr>
       <w:r>
-        <w:t>148. Under “SEVEN-LAYER MODEL (7LM) › L7 — SURFACE / FORWARD FACE › In the case of:” — 5 words</w:t>
-      </w:r>
-    </w:p>
-    <w:p>
-      <w:r>
-        <w:t>Removed text, exactly as it stood:</w:t>
+        <w:t>148 · L7 — SURFACE / FORWARD FACE › In the case of: · 5 words · a structural label</w:t>
       </w:r>
     </w:p>
     <w:p>
@@ -10115,27 +7035,11 @@
       </w:r>
     </w:p>
     <w:p>
-      <w:r>
-        <w:rPr>
-          <w:b/>
-        </w:rPr>
-        <w:t>Stands at:</w:t>
-      </w:r>
-      <w:r>
-        <w:t xml:space="preserve"> a structural label of the document; it carries no statement to search.</w:t>
-      </w:r>
-    </w:p>
-    <w:p>
       <w:pPr>
         <w:pStyle w:val="Heading2"/>
       </w:pPr>
       <w:r>
-        <w:t>149. Under “SEVEN-LAYER MODEL (7LM) › L7 — SURFACE / FORWARD FACE › In the case of:” — 74 words</w:t>
-      </w:r>
-    </w:p>
-    <w:p>
-      <w:r>
-        <w:t>Removed text, exactly as it stood:</w:t>
+        <w:t>149 · L7 — SURFACE / FORWARD FACE › In the case of: · 74 words · `L7/0.md` 4/4</w:t>
       </w:r>
     </w:p>
     <w:p>
@@ -10144,36 +7048,11 @@
       </w:r>
     </w:p>
     <w:p>
-      <w:r>
-        <w:rPr>
-          <w:b/>
-        </w:rPr>
-        <w:t>Stands at:</w:t>
-      </w:r>
-      <w:r>
-        <w:t xml:space="preserve"> `L7/0.md` (4 of 4).</w:t>
-      </w:r>
-    </w:p>
-    <w:p>
-      <w:pPr>
-        <w:pStyle w:val="Heading1"/>
-        <w:pageBreakBefore/>
-      </w:pPr>
-      <w:r>
-        <w:t>Removed heading: Autonomous and Auditonomous: peering without semantic annexation</w:t>
-      </w:r>
-    </w:p>
-    <w:p>
       <w:pPr>
         <w:pStyle w:val="Heading2"/>
       </w:pPr>
       <w:r>
-        <w:t>150. Under “SEVEN-LAYER MODEL (7LM) › L7 — SURFACE / FORWARD FACE › Autonomous and Auditonomous: peering without semantic annexation” — 28 words</w:t>
-      </w:r>
-    </w:p>
-    <w:p>
-      <w:r>
-        <w:t>Removed text, exactly as it stood:</w:t>
+        <w:t>150 · L7 — SURFACE / FORWARD FACE › Autonomous and Auditonomous: peering without semantic annexation · 28 words · `L7/0.md` 2/2</w:t>
       </w:r>
     </w:p>
     <w:p>
@@ -10182,27 +7061,11 @@
       </w:r>
     </w:p>
     <w:p>
-      <w:r>
-        <w:rPr>
-          <w:b/>
-        </w:rPr>
-        <w:t>Stands at:</w:t>
-      </w:r>
-      <w:r>
-        <w:t xml:space="preserve"> `L7/0.md` (2 of 2).</w:t>
-      </w:r>
-    </w:p>
-    <w:p>
       <w:pPr>
         <w:pStyle w:val="Heading2"/>
       </w:pPr>
       <w:r>
-        <w:t>151. Under “SEVEN-LAYER MODEL (7LM) › L7 — SURFACE / FORWARD FACE › Autonomous and Auditonomous: peering without semantic annexation” — 5 words</w:t>
-      </w:r>
-    </w:p>
-    <w:p>
-      <w:r>
-        <w:t>Removed text, exactly as it stood:</w:t>
+        <w:t>151 · L7 — SURFACE / FORWARD FACE › Autonomous and Auditonomous: peering without semantic annexation · 5 words · a structural label</w:t>
       </w:r>
     </w:p>
     <w:p>
@@ -10211,27 +7074,11 @@
       </w:r>
     </w:p>
     <w:p>
-      <w:r>
-        <w:rPr>
-          <w:b/>
-        </w:rPr>
-        <w:t>Stands at:</w:t>
-      </w:r>
-      <w:r>
-        <w:t xml:space="preserve"> a structural label of the document; it carries no statement to search.</w:t>
-      </w:r>
-    </w:p>
-    <w:p>
       <w:pPr>
         <w:pStyle w:val="Heading2"/>
       </w:pPr>
       <w:r>
-        <w:t>152. Under “SEVEN-LAYER MODEL (7LM) › L7 — SURFACE / FORWARD FACE › Autonomous and Auditonomous: peering without semantic annexation” — 8 words</w:t>
-      </w:r>
-    </w:p>
-    <w:p>
-      <w:r>
-        <w:t>Removed text, exactly as it stood:</w:t>
+        <w:t>152 · L7 — SURFACE / FORWARD FACE › Autonomous and Auditonomous: peering without semantic annexation · 8 words · `L7/0.md` 1/1</w:t>
       </w:r>
     </w:p>
     <w:p>
@@ -10240,27 +7087,11 @@
       </w:r>
     </w:p>
     <w:p>
-      <w:r>
-        <w:rPr>
-          <w:b/>
-        </w:rPr>
-        <w:t>Stands at:</w:t>
-      </w:r>
-      <w:r>
-        <w:t xml:space="preserve"> `L7/0.md` (1 of 1).</w:t>
-      </w:r>
-    </w:p>
-    <w:p>
       <w:pPr>
         <w:pStyle w:val="Heading2"/>
       </w:pPr>
       <w:r>
-        <w:t>153. Under “SEVEN-LAYER MODEL (7LM) › L7 — SURFACE / FORWARD FACE › Autonomous and Auditonomous: peering without semantic annexation” — 14 words</w:t>
-      </w:r>
-    </w:p>
-    <w:p>
-      <w:r>
-        <w:t>Removed text, exactly as it stood:</w:t>
+        <w:t>153 · L7 — SURFACE / FORWARD FACE › Autonomous and Auditonomous: peering without semantic annexation · 14 words · `L7/0.md` 1/1</w:t>
       </w:r>
     </w:p>
     <w:p>
@@ -10269,27 +7100,11 @@
       </w:r>
     </w:p>
     <w:p>
-      <w:r>
-        <w:rPr>
-          <w:b/>
-        </w:rPr>
-        <w:t>Stands at:</w:t>
-      </w:r>
-      <w:r>
-        <w:t xml:space="preserve"> `L7/0.md` (1 of 1).</w:t>
-      </w:r>
-    </w:p>
-    <w:p>
       <w:pPr>
         <w:pStyle w:val="Heading2"/>
       </w:pPr>
       <w:r>
-        <w:t>154. Under “SEVEN-LAYER MODEL (7LM) › L7 — SURFACE / FORWARD FACE › Autonomous and Auditonomous: peering without semantic annexation” — 18 words</w:t>
-      </w:r>
-    </w:p>
-    <w:p>
-      <w:r>
-        <w:t>Removed text, exactly as it stood:</w:t>
+        <w:t>154 · L7 — SURFACE / FORWARD FACE › Autonomous and Auditonomous: peering without semantic annexation · 18 words · `L7/0.md` 1/1</w:t>
       </w:r>
     </w:p>
     <w:p>
@@ -10298,27 +7113,11 @@
       </w:r>
     </w:p>
     <w:p>
-      <w:r>
-        <w:rPr>
-          <w:b/>
-        </w:rPr>
-        <w:t>Stands at:</w:t>
-      </w:r>
-      <w:r>
-        <w:t xml:space="preserve"> `L7/0.md` (1 of 1).</w:t>
-      </w:r>
-    </w:p>
-    <w:p>
       <w:pPr>
         <w:pStyle w:val="Heading2"/>
       </w:pPr>
       <w:r>
-        <w:t>155. Under “SEVEN-LAYER MODEL (7LM) › L7 — SURFACE / FORWARD FACE › Autonomous and Auditonomous: peering without semantic annexation” — 46 words</w:t>
-      </w:r>
-    </w:p>
-    <w:p>
-      <w:r>
-        <w:t>Removed text, exactly as it stood:</w:t>
+        <w:t>155 · L7 — SURFACE / FORWARD FACE › Autonomous and Auditonomous: peering without semantic annexation · 46 words · `L7/0.md` 2/3, still in the specification 1/3</w:t>
       </w:r>
     </w:p>
     <w:p>
@@ -10327,27 +7126,11 @@
       </w:r>
     </w:p>
     <w:p>
-      <w:r>
-        <w:rPr>
-          <w:b/>
-        </w:rPr>
-        <w:t>Stands at:</w:t>
-      </w:r>
-      <w:r>
-        <w:t xml:space="preserve"> `L7/0.md` (2 of 3), still in the specification (1 of 3).</w:t>
-      </w:r>
-    </w:p>
-    <w:p>
       <w:pPr>
         <w:pStyle w:val="Heading2"/>
       </w:pPr>
       <w:r>
-        <w:t>156. Under “SEVEN-LAYER MODEL (7LM) › L7 — SURFACE / FORWARD FACE › Autonomous and Auditonomous: peering without semantic annexation” — 33 words</w:t>
-      </w:r>
-    </w:p>
-    <w:p>
-      <w:r>
-        <w:t>Removed text, exactly as it stood:</w:t>
+        <w:t>156 · L7 — SURFACE / FORWARD FACE › Autonomous and Auditonomous: peering without semantic annexation · 33 words · `L7/0.md` 2/2</w:t>
       </w:r>
     </w:p>
     <w:p>
@@ -10356,27 +7139,11 @@
       </w:r>
     </w:p>
     <w:p>
-      <w:r>
-        <w:rPr>
-          <w:b/>
-        </w:rPr>
-        <w:t>Stands at:</w:t>
-      </w:r>
-      <w:r>
-        <w:t xml:space="preserve"> `L7/0.md` (2 of 2).</w:t>
-      </w:r>
-    </w:p>
-    <w:p>
       <w:pPr>
         <w:pStyle w:val="Heading2"/>
       </w:pPr>
       <w:r>
-        <w:t>157. Under “SEVEN-LAYER MODEL (7LM) › L7 — SURFACE / FORWARD FACE › Autonomous and Auditonomous: peering without semantic annexation” — 48 words</w:t>
-      </w:r>
-    </w:p>
-    <w:p>
-      <w:r>
-        <w:t>Removed text, exactly as it stood:</w:t>
+        <w:t>157 · L7 — SURFACE / FORWARD FACE › Autonomous and Auditonomous: peering without semantic annexation · 48 words · `L7/0.md` 2/2</w:t>
       </w:r>
     </w:p>
     <w:p>
@@ -10385,27 +7152,11 @@
       </w:r>
     </w:p>
     <w:p>
-      <w:r>
-        <w:rPr>
-          <w:b/>
-        </w:rPr>
-        <w:t>Stands at:</w:t>
-      </w:r>
-      <w:r>
-        <w:t xml:space="preserve"> `L7/0.md` (2 of 2).</w:t>
-      </w:r>
-    </w:p>
-    <w:p>
       <w:pPr>
         <w:pStyle w:val="Heading2"/>
       </w:pPr>
       <w:r>
-        <w:t>158. Under “SEVEN-LAYER MODEL (7LM) › L7 — SURFACE / FORWARD FACE › Autonomous and Auditonomous: peering without semantic annexation” — 24 words</w:t>
-      </w:r>
-    </w:p>
-    <w:p>
-      <w:r>
-        <w:t>Removed text, exactly as it stood:</w:t>
+        <w:t>158 · L7 — SURFACE / FORWARD FACE › Autonomous and Auditonomous: peering without semantic annexation · 24 words · `L7/0.md` 2/2</w:t>
       </w:r>
     </w:p>
     <w:p>
@@ -10414,27 +7165,11 @@
       </w:r>
     </w:p>
     <w:p>
-      <w:r>
-        <w:rPr>
-          <w:b/>
-        </w:rPr>
-        <w:t>Stands at:</w:t>
-      </w:r>
-      <w:r>
-        <w:t xml:space="preserve"> `L7/0.md` (2 of 2).</w:t>
-      </w:r>
-    </w:p>
-    <w:p>
       <w:pPr>
         <w:pStyle w:val="Heading2"/>
       </w:pPr>
       <w:r>
-        <w:t>159. Under “SEVEN-LAYER MODEL (7LM) › L7 — SURFACE / FORWARD FACE › Autonomous and Auditonomous: peering without semantic annexation” — 36 words</w:t>
-      </w:r>
-    </w:p>
-    <w:p>
-      <w:r>
-        <w:t>Removed text, exactly as it stood:</w:t>
+        <w:t>159 · L7 — SURFACE / FORWARD FACE › Autonomous and Auditonomous: peering without semantic annexation · 36 words · `L7/0.md` 1/2, still in the specification 1/2</w:t>
       </w:r>
     </w:p>
     <w:p>
@@ -10443,27 +7178,11 @@
       </w:r>
     </w:p>
     <w:p>
-      <w:r>
-        <w:rPr>
-          <w:b/>
-        </w:rPr>
-        <w:t>Stands at:</w:t>
-      </w:r>
-      <w:r>
-        <w:t xml:space="preserve"> `L7/0.md` (1 of 2), still in the specification (1 of 2).</w:t>
-      </w:r>
-    </w:p>
-    <w:p>
       <w:pPr>
         <w:pStyle w:val="Heading2"/>
       </w:pPr>
       <w:r>
-        <w:t>160. Under “SEVEN-LAYER MODEL (7LM) › L7 — SURFACE / FORWARD FACE › Autonomous and Auditonomous: peering without semantic annexation” — 46 words</w:t>
-      </w:r>
-    </w:p>
-    <w:p>
-      <w:r>
-        <w:t>Removed text, exactly as it stood:</w:t>
+        <w:t>160 · L7 — SURFACE / FORWARD FACE › Autonomous and Auditonomous: peering without semantic annexation · 46 words · `L7/0.md` 3/3</w:t>
       </w:r>
     </w:p>
     <w:p>
@@ -10472,27 +7191,11 @@
       </w:r>
     </w:p>
     <w:p>
-      <w:r>
-        <w:rPr>
-          <w:b/>
-        </w:rPr>
-        <w:t>Stands at:</w:t>
-      </w:r>
-      <w:r>
-        <w:t xml:space="preserve"> `L7/0.md` (3 of 3).</w:t>
-      </w:r>
-    </w:p>
-    <w:p>
       <w:pPr>
         <w:pStyle w:val="Heading2"/>
       </w:pPr>
       <w:r>
-        <w:t>161. Under “SEVEN-LAYER MODEL (7LM) › L7 — SURFACE / FORWARD FACE › Autonomous and Auditonomous: peering without semantic annexation” — 38 words</w:t>
-      </w:r>
-    </w:p>
-    <w:p>
-      <w:r>
-        <w:t>Removed text, exactly as it stood:</w:t>
+        <w:t>161 · L7 — SURFACE / FORWARD FACE › Autonomous and Auditonomous: peering without semantic annexation · 38 words · `L7/0.md` 2/3, still in the specification 1/3</w:t>
       </w:r>
     </w:p>
     <w:p>
@@ -10501,27 +7204,11 @@
       </w:r>
     </w:p>
     <w:p>
-      <w:r>
-        <w:rPr>
-          <w:b/>
-        </w:rPr>
-        <w:t>Stands at:</w:t>
-      </w:r>
-      <w:r>
-        <w:t xml:space="preserve"> `L7/0.md` (2 of 3), still in the specification (1 of 3).</w:t>
-      </w:r>
-    </w:p>
-    <w:p>
       <w:pPr>
         <w:pStyle w:val="Heading2"/>
       </w:pPr>
       <w:r>
-        <w:t>162. Under “SEVEN-LAYER MODEL (7LM) › L7 — SURFACE / FORWARD FACE › Autonomous and Auditonomous: peering without semantic annexation” — 18 words</w:t>
-      </w:r>
-    </w:p>
-    <w:p>
-      <w:r>
-        <w:t>Removed text, exactly as it stood:</w:t>
+        <w:t>162 · L7 — SURFACE / FORWARD FACE › Autonomous and Auditonomous: peering without semantic annexation · 18 words · `L7/0.md` 2/2</w:t>
       </w:r>
     </w:p>
     <w:p>
@@ -10536,27 +7223,11 @@
       </w:r>
     </w:p>
     <w:p>
-      <w:r>
-        <w:rPr>
-          <w:b/>
-        </w:rPr>
-        <w:t>Stands at:</w:t>
-      </w:r>
-      <w:r>
-        <w:t xml:space="preserve"> `L7/0.md` (2 of 2).</w:t>
-      </w:r>
-    </w:p>
-    <w:p>
       <w:pPr>
         <w:pStyle w:val="Heading2"/>
       </w:pPr>
       <w:r>
-        <w:t>163. Under “SEVEN-LAYER MODEL (7LM) › L7 — SURFACE / FORWARD FACE › Autonomous and Auditonomous: peering without semantic annexation” — 30 words</w:t>
-      </w:r>
-    </w:p>
-    <w:p>
-      <w:r>
-        <w:t>Removed text, exactly as it stood:</w:t>
+        <w:t>163 · L7 — SURFACE / FORWARD FACE › Autonomous and Auditonomous: peering without semantic annexation · 30 words · `L7/0.md` 2/2</w:t>
       </w:r>
     </w:p>
     <w:p>
@@ -10571,27 +7242,11 @@
       </w:r>
     </w:p>
     <w:p>
-      <w:r>
-        <w:rPr>
-          <w:b/>
-        </w:rPr>
-        <w:t>Stands at:</w:t>
-      </w:r>
-      <w:r>
-        <w:t xml:space="preserve"> `L7/0.md` (2 of 2).</w:t>
-      </w:r>
-    </w:p>
-    <w:p>
       <w:pPr>
         <w:pStyle w:val="Heading2"/>
       </w:pPr>
       <w:r>
-        <w:t>164. Under “SEVEN-LAYER MODEL (7LM) › L7 — SURFACE / FORWARD FACE › Autonomous and Auditonomous: peering without semantic annexation” — 133 words</w:t>
-      </w:r>
-    </w:p>
-    <w:p>
-      <w:r>
-        <w:t>Removed text, exactly as it stood:</w:t>
+        <w:t>164 · L7 — SURFACE / FORWARD FACE › Autonomous and Auditonomous: peering without semantic annexation · 133 words · `L7/peering/0.md` 1/4 — 3/4 lines nowhere else</w:t>
       </w:r>
     </w:p>
     <w:p>
@@ -10606,14 +7261,11 @@
       </w:r>
     </w:p>
     <w:p>
-      <w:r>
-        <w:rPr>
-          <w:b/>
-        </w:rPr>
-        <w:t>Stands at:</w:t>
-      </w:r>
-      <w:r>
-        <w:t xml:space="preserve"> `L7/peering/0.md` (1 of 4).</w:t>
+      <w:pPr>
+        <w:pStyle w:val="Heading2"/>
+      </w:pPr>
+      <w:r>
+        <w:t>165 · L7 — SURFACE / FORWARD FACE › Autonomous and Auditonomous: peering without semantic annexation · 4 words · a structural label</w:t>
       </w:r>
     </w:p>
     <w:p>
@@ -10621,43 +7273,7 @@
         <w:pStyle w:val="Caption"/>
       </w:pPr>
       <w:r>
-        <w:t>Found in no other file, and therefore only here — 3 of 4:</w:t>
-      </w:r>
-    </w:p>
-    <w:p>
-      <w:pPr>
-        <w:pStyle w:val="ListBullet"/>
-        <w:numPr>
-          <w:ilvl w:val="0"/>
-          <w:numId w:val="27"/>
-        </w:numPr>
-      </w:pPr>
-      <w:r>
-        <w:t>The peering positions are not sized for one counterpart: peer-1 opens an enumeration that is the same on all four faces, so the bounded object can meet any number of intelligences at once, a person, an institution, a standards body, another repository, an archive, a model session, an orchestrator, each at its own numbered peer position and each delivery its own object.</w:t>
-      </w:r>
-    </w:p>
-    <w:p>
-      <w:pPr>
-        <w:pStyle w:val="ListBullet"/>
-        <w:numPr>
-          <w:ilvl w:val="0"/>
-          <w:numId w:val="27"/>
-        </w:numPr>
-      </w:pPr>
-      <w:r>
-        <w:t>The peer's 0 is the owner's register of that peer's objects and their standing, and it is written by a person; nothing here presumes an automated mover.</w:t>
-      </w:r>
-    </w:p>
-    <w:p>
-      <w:pPr>
-        <w:pStyle w:val="ListBullet"/>
-        <w:numPr>
-          <w:ilvl w:val="0"/>
-          <w:numId w:val="27"/>
-        </w:numPr>
-      </w:pPr>
-      <w:r>
-        <w:t>The tree states positions; what any intelligence may write is not stated by the tree. (Owner's direction, 5 and 6 September 2026.)</w:t>
+        <w:t>Directory prose and rationale</w:t>
       </w:r>
     </w:p>
     <w:p>
@@ -10665,44 +7281,7 @@
         <w:pStyle w:val="Heading2"/>
       </w:pPr>
       <w:r>
-        <w:t>165. Under “SEVEN-LAYER MODEL (7LM) › L7 — SURFACE / FORWARD FACE › Autonomous and Auditonomous: peering without semantic annexation” — 4 words</w:t>
-      </w:r>
-    </w:p>
-    <w:p>
-      <w:r>
-        <w:t>Removed text, exactly as it stood:</w:t>
-      </w:r>
-    </w:p>
-    <w:p>
-      <w:pPr>
-        <w:pStyle w:val="Caption"/>
-      </w:pPr>
-      <w:r>
-        <w:t>Directory prose and rationale</w:t>
-      </w:r>
-    </w:p>
-    <w:p>
-      <w:r>
-        <w:rPr>
-          <w:b/>
-        </w:rPr>
-        <w:t>Stands at:</w:t>
-      </w:r>
-      <w:r>
-        <w:t xml:space="preserve"> a structural label of the document; it carries no statement to search.</w:t>
-      </w:r>
-    </w:p>
-    <w:p>
-      <w:pPr>
-        <w:pStyle w:val="Heading2"/>
-      </w:pPr>
-      <w:r>
-        <w:t>166. Under “SEVEN-LAYER MODEL (7LM) › L7 — SURFACE / FORWARD FACE › Autonomous and Auditonomous: peering without semantic annexation” — 672 words</w:t>
-      </w:r>
-    </w:p>
-    <w:p>
-      <w:r>
-        <w:t>Removed text, exactly as it stood:</w:t>
+        <w:t>166 · L7 — SURFACE / FORWARD FACE › Autonomous and Auditonomous: peering without semantic annexation · 672 words · `L7/0.md` 41/41</w:t>
       </w:r>
     </w:p>
     <w:tbl>
@@ -11570,27 +8149,11 @@
       </w:tr>
     </w:tbl>
     <w:p>
-      <w:r>
-        <w:rPr>
-          <w:b/>
-        </w:rPr>
-        <w:t>Stands at:</w:t>
-      </w:r>
-      <w:r>
-        <w:t xml:space="preserve"> `L7/0.md` (41 of 41).</w:t>
-      </w:r>
-    </w:p>
-    <w:p>
       <w:pPr>
         <w:pStyle w:val="Heading2"/>
       </w:pPr>
       <w:r>
-        <w:t>167. Under “SEVEN-LAYER MODEL (7LM) › L7 — SURFACE / FORWARD FACE › Autonomous and Auditonomous: peering without semantic annexation” — 40 words</w:t>
-      </w:r>
-    </w:p>
-    <w:p>
-      <w:r>
-        <w:t>Removed text, exactly as it stood:</w:t>
+        <w:t>167 · L7 — SURFACE / FORWARD FACE › Autonomous and Auditonomous: peering without semantic annexation · 40 words · **no other file** — 1/1 lines nowhere else</w:t>
       </w:r>
     </w:p>
     <w:p>
@@ -11605,47 +8168,11 @@
       </w:r>
     </w:p>
     <w:p>
-      <w:r>
-        <w:rPr>
-          <w:b/>
-        </w:rPr>
-        <w:t>Stands at:</w:t>
-      </w:r>
-      <w:r>
-        <w:t xml:space="preserve"> no other file carries it.</w:t>
-      </w:r>
-    </w:p>
-    <w:p>
-      <w:pPr>
-        <w:pStyle w:val="Caption"/>
-      </w:pPr>
-      <w:r>
-        <w:t>Found in no other file, and therefore only here — 1 of 1:</w:t>
-      </w:r>
-    </w:p>
-    <w:p>
-      <w:pPr>
-        <w:pStyle w:val="ListBullet"/>
-        <w:numPr>
-          <w:ilvl w:val="0"/>
-          <w:numId w:val="28"/>
-        </w:numPr>
-      </w:pPr>
-      <w:r>
-        <w:t>[Clarification] Copyright has one place, governance/copyright/: every copyright or licence condition the bounded object is under is stated there once, with what to do next. governance/licensing/ and governance/restrictions/ point to it rather than restating it. (Owner's rule, 5 September 2026.)</w:t>
-      </w:r>
-    </w:p>
-    <w:p>
       <w:pPr>
         <w:pStyle w:val="Heading2"/>
       </w:pPr>
       <w:r>
-        <w:t>168. Under “SEVEN-LAYER MODEL (7LM) › L7 — SURFACE / FORWARD FACE › Autonomous and Auditonomous: peering without semantic annexation” — 61 words</w:t>
-      </w:r>
-    </w:p>
-    <w:p>
-      <w:r>
-        <w:t>Removed text, exactly as it stood:</w:t>
+        <w:t>168 · L7 — SURFACE / FORWARD FACE › Autonomous and Auditonomous: peering without semantic annexation · 61 words · `L7/provenance/sources/0.md` 2/3 — 1/3 lines nowhere else</w:t>
       </w:r>
     </w:p>
     <w:p>
@@ -11660,47 +8187,11 @@
       </w:r>
     </w:p>
     <w:p>
-      <w:r>
-        <w:rPr>
-          <w:b/>
-        </w:rPr>
-        <w:t>Stands at:</w:t>
-      </w:r>
-      <w:r>
-        <w:t xml:space="preserve"> `L7/provenance/sources/0.md` (2 of 3).</w:t>
-      </w:r>
-    </w:p>
-    <w:p>
-      <w:pPr>
-        <w:pStyle w:val="Caption"/>
-      </w:pPr>
-      <w:r>
-        <w:t>Found in no other file, and therefore only here — 1 of 3:</w:t>
-      </w:r>
-    </w:p>
-    <w:p>
-      <w:pPr>
-        <w:pStyle w:val="ListBullet"/>
-        <w:numPr>
-          <w:ilvl w:val="0"/>
-          <w:numId w:val="29"/>
-        </w:numPr>
-      </w:pPr>
-      <w:r>
-        <w:t>A consuming repository keeps one ledger row per source at provenance/sources/, with the archive path and the pinned commit, and no source file lives in it. (Owner's direction, 5 September 2026.)</w:t>
-      </w:r>
-    </w:p>
-    <w:p>
       <w:pPr>
         <w:pStyle w:val="Heading2"/>
       </w:pPr>
       <w:r>
-        <w:t>169. Under “SEVEN-LAYER MODEL (7LM) › L7 — SURFACE / FORWARD FACE › Autonomous and Auditonomous: peering without semantic annexation” — 62 words</w:t>
-      </w:r>
-    </w:p>
-    <w:p>
-      <w:r>
-        <w:t>Removed text, exactly as it stood:</w:t>
+        <w:t>169 · L7 — SURFACE / FORWARD FACE › Autonomous and Auditonomous: peering without semantic annexation · 62 words · `L7/0.md` 1/1</w:t>
       </w:r>
     </w:p>
     <w:p>
@@ -11832,27 +8323,11 @@
       </w:r>
     </w:p>
     <w:p>
-      <w:r>
-        <w:rPr>
-          <w:b/>
-        </w:rPr>
-        <w:t>Stands at:</w:t>
-      </w:r>
-      <w:r>
-        <w:t xml:space="preserve"> `L7/0.md` (1 of 1).</w:t>
-      </w:r>
-    </w:p>
-    <w:p>
       <w:pPr>
         <w:pStyle w:val="Heading2"/>
       </w:pPr>
       <w:r>
-        <w:t>170. Under “SEVEN-LAYER MODEL (7LM) › L7 — SURFACE / FORWARD FACE › Autonomous and Auditonomous: peering without semantic annexation” — 23 words</w:t>
-      </w:r>
-    </w:p>
-    <w:p>
-      <w:r>
-        <w:t>Removed text, exactly as it stood:</w:t>
+        <w:t>170 · L7 — SURFACE / FORWARD FACE › Autonomous and Auditonomous: peering without semantic annexation · 23 words · `L7/0.md` 2/2</w:t>
       </w:r>
     </w:p>
     <w:p>
@@ -11861,36 +8336,11 @@
       </w:r>
     </w:p>
     <w:p>
-      <w:r>
-        <w:rPr>
-          <w:b/>
-        </w:rPr>
-        <w:t>Stands at:</w:t>
-      </w:r>
-      <w:r>
-        <w:t xml:space="preserve"> `L7/0.md` (2 of 2).</w:t>
-      </w:r>
-    </w:p>
-    <w:p>
-      <w:pPr>
-        <w:pStyle w:val="Heading1"/>
-        <w:pageBreakBefore/>
-      </w:pPr>
-      <w:r>
-        <w:t>Removed heading: Forward-face model</w:t>
-      </w:r>
-    </w:p>
-    <w:p>
       <w:pPr>
         <w:pStyle w:val="Heading2"/>
       </w:pPr>
       <w:r>
-        <w:t>171. Under “SEVEN-LAYER MODEL (7LM) › L7 — SURFACE / FORWARD FACE › Forward-face model” — 29 words</w:t>
-      </w:r>
-    </w:p>
-    <w:p>
-      <w:r>
-        <w:t>Removed text, exactly as it stood:</w:t>
+        <w:t>171 · L7 — SURFACE / FORWARD FACE › Forward-face model · 29 words · `L7/0.md` 1/1</w:t>
       </w:r>
     </w:p>
     <w:p>
@@ -11899,27 +8349,11 @@
       </w:r>
     </w:p>
     <w:p>
-      <w:r>
-        <w:rPr>
-          <w:b/>
-        </w:rPr>
-        <w:t>Stands at:</w:t>
-      </w:r>
-      <w:r>
-        <w:t xml:space="preserve"> `L7/0.md` (1 of 1).</w:t>
-      </w:r>
-    </w:p>
-    <w:p>
       <w:pPr>
         <w:pStyle w:val="Heading2"/>
       </w:pPr>
       <w:r>
-        <w:t>172. Under “SEVEN-LAYER MODEL (7LM) › L7 — SURFACE / FORWARD FACE › Forward-face model” — 26 words</w:t>
-      </w:r>
-    </w:p>
-    <w:p>
-      <w:r>
-        <w:t>Removed text, exactly as it stood:</w:t>
+        <w:t>172 · L7 — SURFACE / FORWARD FACE › Forward-face model · 26 words · `L7/0.md` 1/1</w:t>
       </w:r>
     </w:p>
     <w:p>
@@ -11928,27 +8362,11 @@
       </w:r>
     </w:p>
     <w:p>
-      <w:r>
-        <w:rPr>
-          <w:b/>
-        </w:rPr>
-        <w:t>Stands at:</w:t>
-      </w:r>
-      <w:r>
-        <w:t xml:space="preserve"> `L7/0.md` (1 of 1).</w:t>
-      </w:r>
-    </w:p>
-    <w:p>
       <w:pPr>
         <w:pStyle w:val="Heading2"/>
       </w:pPr>
       <w:r>
-        <w:t>173. Under “SEVEN-LAYER MODEL (7LM) › L7 — SURFACE / FORWARD FACE › Forward-face model” — 30 words</w:t>
-      </w:r>
-    </w:p>
-    <w:p>
-      <w:r>
-        <w:t>Removed text, exactly as it stood:</w:t>
+        <w:t>173 · L7 — SURFACE / FORWARD FACE › Forward-face model · 30 words · `L7/0.md` 2/2</w:t>
       </w:r>
     </w:p>
     <w:p>
@@ -11957,45 +8375,11 @@
       </w:r>
     </w:p>
     <w:p>
-      <w:r>
-        <w:rPr>
-          <w:b/>
-        </w:rPr>
-        <w:t>Stands at:</w:t>
-      </w:r>
-      <w:r>
-        <w:t xml:space="preserve"> `L7/0.md` (2 of 2).</w:t>
-      </w:r>
-    </w:p>
-    <w:p>
-      <w:pPr>
-        <w:pStyle w:val="Heading1"/>
-        <w:pageBreakBefore/>
-      </w:pPr>
-      <w:r>
-        <w:t>Removed heading: Standing rules</w:t>
-      </w:r>
-    </w:p>
-    <w:p>
-      <w:pPr>
-        <w:pStyle w:val="Heading1"/>
-        <w:pageBreakBefore/>
-      </w:pPr>
-      <w:r>
-        <w:t>Removed heading: Exemplars as instantiated — 6 September 2026</w:t>
-      </w:r>
-    </w:p>
-    <w:p>
       <w:pPr>
         <w:pStyle w:val="Heading2"/>
       </w:pPr>
       <w:r>
-        <w:t>174. Under “SEVEN-LAYER MODEL (7LM) › Exemplars as instantiated — 6 September 2026” — 16 words</w:t>
-      </w:r>
-    </w:p>
-    <w:p>
-      <w:r>
-        <w:t>Removed text, exactly as it stood:</w:t>
+        <w:t>174 · Exemplars as instantiated — 6 September 2026 · 16 words · record `exemplars-2026-09-07.md` 1/1</w:t>
       </w:r>
     </w:p>
     <w:p>
@@ -12004,27 +8388,11 @@
       </w:r>
     </w:p>
     <w:p>
-      <w:r>
-        <w:rPr>
-          <w:b/>
-        </w:rPr>
-        <w:t>Stands at:</w:t>
-      </w:r>
-      <w:r>
-        <w:t xml:space="preserve"> in the record at `USO/l6/history/exemplars-2026-09-07.md` (1 of 1).</w:t>
-      </w:r>
-    </w:p>
-    <w:p>
       <w:pPr>
         <w:pStyle w:val="Heading2"/>
       </w:pPr>
       <w:r>
-        <w:t>175. Under “SEVEN-LAYER MODEL (7LM) › Exemplars as instantiated — 6 September 2026” — 60 words</w:t>
-      </w:r>
-    </w:p>
-    <w:p>
-      <w:r>
-        <w:t>Removed text, exactly as it stood:</w:t>
+        <w:t>175 · Exemplars as instantiated — 6 September 2026 · 60 words · still in the specification 2/3 — 1/3 lines nowhere else</w:t>
       </w:r>
     </w:p>
     <w:p>
@@ -12039,14 +8407,11 @@
       </w:r>
     </w:p>
     <w:p>
-      <w:r>
-        <w:rPr>
-          <w:b/>
-        </w:rPr>
-        <w:t>Stands at:</w:t>
-      </w:r>
-      <w:r>
-        <w:t xml:space="preserve"> still in the specification (2 of 3).</w:t>
+      <w:pPr>
+        <w:pStyle w:val="Heading2"/>
+      </w:pPr>
+      <w:r>
+        <w:t>176 · Exemplars as instantiated — 6 September 2026 · 4 words · a structural label</w:t>
       </w:r>
     </w:p>
     <w:p>
@@ -12054,7 +8419,15 @@
         <w:pStyle w:val="Caption"/>
       </w:pPr>
       <w:r>
-        <w:t>Found in no other file, and therefore only here — 1 of 3:</w:t>
+        <w:t>What both exemplars carry</w:t>
+      </w:r>
+    </w:p>
+    <w:p>
+      <w:pPr>
+        <w:pStyle w:val="Heading2"/>
+      </w:pPr>
+      <w:r>
+        <w:t>177 · Exemplars as instantiated — 6 September 2026 · 268 words · record `exemplars-2026-09-07.md` 2/7 — 5/7 lines nowhere else</w:t>
       </w:r>
     </w:p>
     <w:p>
@@ -12062,56 +8435,11 @@
         <w:pStyle w:val="ListBullet"/>
         <w:numPr>
           <w:ilvl w:val="0"/>
-          <w:numId w:val="30"/>
+          <w:numId w:val="11"/>
         </w:numPr>
       </w:pPr>
       <w:r>
-        <w:t>What follows documents the two exemplars as they stand on 6 September 2026, including what is not yet as this specification states, and it is recorded that way on the owner's word: "even if its not perfect right now i woaant iot documenyted that way".</w:t>
-      </w:r>
-    </w:p>
-    <w:p>
-      <w:pPr>
-        <w:pStyle w:val="Heading2"/>
-      </w:pPr>
-      <w:r>
-        <w:t>176. Under “SEVEN-LAYER MODEL (7LM) › Exemplars as instantiated — 6 September 2026” — 4 words</w:t>
-      </w:r>
-    </w:p>
-    <w:p>
-      <w:r>
-        <w:t>Removed text, exactly as it stood:</w:t>
-      </w:r>
-    </w:p>
-    <w:p>
-      <w:pPr>
-        <w:pStyle w:val="Caption"/>
-      </w:pPr>
-      <w:r>
-        <w:t>What both exemplars carry</w:t>
-      </w:r>
-    </w:p>
-    <w:p>
-      <w:r>
-        <w:rPr>
-          <w:b/>
-        </w:rPr>
-        <w:t>Stands at:</w:t>
-      </w:r>
-      <w:r>
-        <w:t xml:space="preserve"> a structural label of the document; it carries no statement to search.</w:t>
-      </w:r>
-    </w:p>
-    <w:p>
-      <w:pPr>
-        <w:pStyle w:val="Heading2"/>
-      </w:pPr>
-      <w:r>
-        <w:t>177. Under “SEVEN-LAYER MODEL (7LM) › Exemplars as instantiated — 6 September 2026” — 268 words</w:t>
-      </w:r>
-    </w:p>
-    <w:p>
-      <w:r>
-        <w:t>Removed text, exactly as it stood:</w:t>
+        <w:t>The canonical tree under README.md, L7/, and the interior container, which both still name USO/; the rename to L8/ is pending. Every directory has its 0.md, headed by its path. No directory metadata, no automation.</w:t>
       </w:r>
     </w:p>
     <w:p>
@@ -12119,11 +8447,11 @@
         <w:pStyle w:val="ListBullet"/>
         <w:numPr>
           <w:ilvl w:val="0"/>
-          <w:numId w:val="31"/>
+          <w:numId w:val="11"/>
         </w:numPr>
       </w:pPr>
       <w:r>
-        <w:t>The canonical tree under README.md, L7/, and the interior container, which both still name USO/; the rename to L8/ is pending. Every directory has its 0.md, headed by its path. No directory metadata, no automation.</w:t>
+        <w:t>One locally authored L0 definition each. Autonomous owns l0/semantics/definitions/AUTONOMOUS.md, a plural entry of eleven codified definitions A1–A11 carried in verbatim with their issuing bodies' ownership tags. Auditonomous owns l0/semantics/definitions/AUDITONOMOUS_DEFINITION.md, the local delta over the bound Autonomous root.</w:t>
       </w:r>
     </w:p>
     <w:p>
@@ -12131,11 +8459,11 @@
         <w:pStyle w:val="ListBullet"/>
         <w:numPr>
           <w:ilvl w:val="0"/>
-          <w:numId w:val="31"/>
+          <w:numId w:val="11"/>
         </w:numPr>
       </w:pPr>
       <w:r>
-        <w:t>One locally authored L0 definition each. Autonomous owns l0/semantics/definitions/AUTONOMOUS.md, a plural entry of eleven codified definitions A1–A11 carried in verbatim with their issuing bodies' ownership tags. Auditonomous owns l0/semantics/definitions/AUDITONOMOUS_DEFINITION.md, the local delta over the bound Autonomous root.</w:t>
+        <w:t>The binding of the Autonomous definition at Auditonomous's L7/peering/public/ingress/peer-1/object-1/, reference-only, NO EDIT and NO DELETE, under the owner's rule of 5 September 2026: "Auditonomous gets the definitions of autonomous from Autonomous and nowhere else." Autonomous exposes the definition at its L7/peering/public/egress/peer-1/.</w:t>
       </w:r>
     </w:p>
     <w:p>
@@ -12143,11 +8471,11 @@
         <w:pStyle w:val="ListBullet"/>
         <w:numPr>
           <w:ilvl w:val="0"/>
-          <w:numId w:val="31"/>
+          <w:numId w:val="11"/>
         </w:numPr>
       </w:pPr>
       <w:r>
-        <w:t>The binding of the Autonomous definition at Auditonomous's L7/peering/public/ingress/peer-1/object-1/, reference-only, NO EDIT and NO DELETE, under the owner's rule of 5 September 2026: "Auditonomous gets the definitions of autonomous from Autonomous and nowhere else." Autonomous exposes the definition at its L7/peering/public/egress/peer-1/.</w:t>
+        <w:t>Curated sources served by pointer from aybllc/l6, bound at each repository's L7/peering/private/ingress/peer-1/; one ledger row per source at L7/provenance/sources/LEDGER.md; no source file in either repository.</w:t>
       </w:r>
     </w:p>
     <w:p>
@@ -12155,11 +8483,11 @@
         <w:pStyle w:val="ListBullet"/>
         <w:numPr>
           <w:ilvl w:val="0"/>
-          <w:numId w:val="31"/>
+          <w:numId w:val="11"/>
         </w:numPr>
       </w:pPr>
       <w:r>
-        <w:t>Curated sources served by pointer from aybllc/l6, bound at each repository's L7/peering/private/ingress/peer-1/; one ledger row per source at L7/provenance/sources/LEDGER.md; no source file in either repository.</w:t>
+        <w:t>Copyright in one place, L7/governance/copyright/, with licensing/ and restrictions/ pointing to it.</w:t>
       </w:r>
     </w:p>
     <w:p>
@@ -12167,11 +8495,11 @@
         <w:pStyle w:val="ListBullet"/>
         <w:numPr>
           <w:ilvl w:val="0"/>
-          <w:numId w:val="31"/>
+          <w:numId w:val="11"/>
         </w:numPr>
       </w:pPr>
       <w:r>
-        <w:t>Copyright in one place, L7/governance/copyright/, with licensing/ and restrictions/ pointing to it.</w:t>
+        <w:t>l5/research/review/ as the catch-all and l5/research/lanes/ as the working position, since 6 September 2026. The queue that preceded them at the repository roots, orphan, foster, results, delete, with its access rules for sessions, is retired at l6/retired/layout-2026-09-06/ in each repository; its files were filed by layer; nothing was deleted but 0-byte placeholders.</w:t>
       </w:r>
     </w:p>
     <w:p>
@@ -12179,11 +8507,11 @@
         <w:pStyle w:val="ListBullet"/>
         <w:numPr>
           <w:ilvl w:val="0"/>
-          <w:numId w:val="31"/>
+          <w:numId w:val="11"/>
         </w:numPr>
       </w:pPr>
       <w:r>
-        <w:t>l5/research/review/ as the catch-all and l5/research/lanes/ as the working position, since 6 September 2026. The queue that preceded them at the repository roots, orphan, foster, results, delete, with its access rules for sessions, is retired at l6/retired/layout-2026-09-06/ in each repository; its files were filed by layer; nothing was deleted but 0-byte placeholders.</w:t>
+        <w:t>The records: l6/history/harmonization-2026-09-05.md in each repository, carrying the owner's words verbatim and every move, retirement, and binding, with the routing plan that preceded the layout filed beside it.</w:t>
       </w:r>
     </w:p>
     <w:p>
@@ -12191,115 +8519,19 @@
         <w:pStyle w:val="ListBullet"/>
         <w:numPr>
           <w:ilvl w:val="0"/>
-          <w:numId w:val="31"/>
+          <w:numId w:val="11"/>
         </w:numPr>
       </w:pPr>
       <w:r>
-        <w:t>The records: l6/history/harmonization-2026-09-05.md in each repository, carrying the owner's words verbatim and every move, retirement, and binding, with the routing plan that preceded the layout filed beside it.</w:t>
-      </w:r>
-    </w:p>
-    <w:p>
-      <w:pPr>
-        <w:pStyle w:val="ListBullet"/>
-        <w:numPr>
-          <w:ilvl w:val="0"/>
-          <w:numId w:val="31"/>
-        </w:numPr>
-      </w:pPr>
-      <w:r>
         <w:t>No rule in either tree about what a session or any other intelligence may touch. The repository file that would carry such rules is held off on the owner's word.</w:t>
       </w:r>
     </w:p>
     <w:p>
-      <w:r>
-        <w:rPr>
-          <w:b/>
-        </w:rPr>
-        <w:t>Stands at:</w:t>
-      </w:r>
-      <w:r>
-        <w:t xml:space="preserve"> in the record at `USO/l6/history/exemplars-2026-09-07.md` (2 of 7).</w:t>
-      </w:r>
-    </w:p>
-    <w:p>
-      <w:pPr>
-        <w:pStyle w:val="Caption"/>
-      </w:pPr>
-      <w:r>
-        <w:t>Found in no other file, and therefore only here — 5 of 7:</w:t>
-      </w:r>
-    </w:p>
-    <w:p>
-      <w:pPr>
-        <w:pStyle w:val="ListBullet"/>
-        <w:numPr>
-          <w:ilvl w:val="0"/>
-          <w:numId w:val="32"/>
-        </w:numPr>
-      </w:pPr>
-      <w:r>
-        <w:t>- The canonical tree under README.md, L7/, and the interior container, which both still name USO/; the rename to L8/ is pending.</w:t>
-      </w:r>
-    </w:p>
-    <w:p>
-      <w:pPr>
-        <w:pStyle w:val="ListBullet"/>
-        <w:numPr>
-          <w:ilvl w:val="0"/>
-          <w:numId w:val="32"/>
-        </w:numPr>
-      </w:pPr>
-      <w:r>
-        <w:t>No directory metadata, no automation. - One locally authored L0 definition each.</w:t>
-      </w:r>
-    </w:p>
-    <w:p>
-      <w:pPr>
-        <w:pStyle w:val="ListBullet"/>
-        <w:numPr>
-          <w:ilvl w:val="0"/>
-          <w:numId w:val="32"/>
-        </w:numPr>
-      </w:pPr>
-      <w:r>
-        <w:t>Auditonomous owns l0/semantics/definitions/AUDITONOMOUS_DEFINITION.md, the local delta over the bound Autonomous root. - The binding of the Autonomous definition at Auditonomous's L7/peering/public/ingress/peer-1/object-1/, reference-only, NO EDIT and NO DELETE, under the owner's rule of 5 September 2026: "Auditonomous gets the definitions of autonomous from Autonomous and nowhere else." Autonomous exposes the definition at its L7/peering/public/egress/peer-1/. - Curated sources served by pointer from aybllc/l6, bound at each repository's L7/peering/private/ingress/peer-1/; one ledger row per source at L7/provenance/sources/LEDGER.md; no source file in either repository. - Copyright in one place, L7/governance/copyright/, with licensing/ and restrictions/ pointing to it. - l5/research/review/ as the catch-all and l5/research/lanes/ as the working position, since 6 September 2026.</w:t>
-      </w:r>
-    </w:p>
-    <w:p>
-      <w:pPr>
-        <w:pStyle w:val="ListBullet"/>
-        <w:numPr>
-          <w:ilvl w:val="0"/>
-          <w:numId w:val="32"/>
-        </w:numPr>
-      </w:pPr>
-      <w:r>
-        <w:t>The queue that preceded them at the repository roots, orphan, foster, results, delete, with its access rules for sessions, is retired at l6/retired/layout-2026-09-06/ in each repository; its files were filed by layer; nothing was deleted but 0-byte placeholders. - The records: l6/history/harmonization-2026-09-05.md in each repository, carrying the owner's words verbatim and every move, retirement, and binding, with the routing plan that preceded the layout filed beside it. - No rule in either tree about what a session or any other intelligence may touch.</w:t>
-      </w:r>
-    </w:p>
-    <w:p>
-      <w:pPr>
-        <w:pStyle w:val="ListBullet"/>
-        <w:numPr>
-          <w:ilvl w:val="0"/>
-          <w:numId w:val="32"/>
-        </w:numPr>
-      </w:pPr>
-      <w:r>
-        <w:t>The repository file that would carry such rules is held off on the owner's word.</w:t>
-      </w:r>
-    </w:p>
-    <w:p>
       <w:pPr>
         <w:pStyle w:val="Heading2"/>
       </w:pPr>
       <w:r>
-        <w:t>178. Under “SEVEN-LAYER MODEL (7LM) › Exemplars as instantiated — 6 September 2026” — 5 words</w:t>
-      </w:r>
-    </w:p>
-    <w:p>
-      <w:r>
-        <w:t>Removed text, exactly as it stood:</w:t>
+        <w:t>178 · Exemplars as instantiated — 6 September 2026 · 5 words · a structural label</w:t>
       </w:r>
     </w:p>
     <w:p>
@@ -12314,27 +8546,11 @@
       </w:r>
     </w:p>
     <w:p>
-      <w:r>
-        <w:rPr>
-          <w:b/>
-        </w:rPr>
-        <w:t>Stands at:</w:t>
-      </w:r>
-      <w:r>
-        <w:t xml:space="preserve"> a structural label of the document; it carries no statement to search.</w:t>
-      </w:r>
-    </w:p>
-    <w:p>
       <w:pPr>
         <w:pStyle w:val="Heading2"/>
       </w:pPr>
       <w:r>
-        <w:t>179. Under “SEVEN-LAYER MODEL (7LM) › Exemplars as instantiated — 6 September 2026” — 89 words</w:t>
-      </w:r>
-    </w:p>
-    <w:p>
-      <w:r>
-        <w:t>Removed text, exactly as it stood:</w:t>
+        <w:t>179 · Exemplars as instantiated — 6 September 2026 · 89 words · record `exemplars-2026-09-07.md` 4/4</w:t>
       </w:r>
     </w:p>
     <w:p>
@@ -12343,27 +8559,11 @@
       </w:r>
     </w:p>
     <w:p>
-      <w:r>
-        <w:rPr>
-          <w:b/>
-        </w:rPr>
-        <w:t>Stands at:</w:t>
-      </w:r>
-      <w:r>
-        <w:t xml:space="preserve"> in the record at `USO/l6/history/exemplars-2026-09-07.md` (4 of 4).</w:t>
-      </w:r>
-    </w:p>
-    <w:p>
       <w:pPr>
         <w:pStyle w:val="Heading2"/>
       </w:pPr>
       <w:r>
-        <w:t>180. Under “SEVEN-LAYER MODEL (7LM) › Exemplars as instantiated — 6 September 2026” — 78 words</w:t>
-      </w:r>
-    </w:p>
-    <w:p>
-      <w:r>
-        <w:t>Removed text, exactly as it stood:</w:t>
+        <w:t>180 · Exemplars as instantiated — 6 September 2026 · 78 words · record `exemplars-2026-09-07.md` 1/1</w:t>
       </w:r>
     </w:p>
     <w:p>
@@ -12372,27 +8572,11 @@
       </w:r>
     </w:p>
     <w:p>
-      <w:r>
-        <w:rPr>
-          <w:b/>
-        </w:rPr>
-        <w:t>Stands at:</w:t>
-      </w:r>
-      <w:r>
-        <w:t xml:space="preserve"> in the record at `USO/l6/history/exemplars-2026-09-07.md` (1 of 1).</w:t>
-      </w:r>
-    </w:p>
-    <w:p>
       <w:pPr>
         <w:pStyle w:val="Heading2"/>
       </w:pPr>
       <w:r>
-        <w:t>181. Under “SEVEN-LAYER MODEL (7LM) › Exemplars as instantiated — 6 September 2026” — 84 words</w:t>
-      </w:r>
-    </w:p>
-    <w:p>
-      <w:r>
-        <w:t>Removed text, exactly as it stood:</w:t>
+        <w:t>181 · Exemplars as instantiated — 6 September 2026 · 84 words · record `exemplars-2026-09-07.md` 4/5 — 1/5 lines nowhere else</w:t>
       </w:r>
     </w:p>
     <w:p>
@@ -12401,47 +8585,11 @@
       </w:r>
     </w:p>
     <w:p>
-      <w:r>
-        <w:rPr>
-          <w:b/>
-        </w:rPr>
-        <w:t>Stands at:</w:t>
-      </w:r>
-      <w:r>
-        <w:t xml:space="preserve"> in the record at `USO/l6/history/exemplars-2026-09-07.md` (4 of 5).</w:t>
-      </w:r>
-    </w:p>
-    <w:p>
-      <w:pPr>
-        <w:pStyle w:val="Caption"/>
-      </w:pPr>
-      <w:r>
-        <w:t>Found in no other file, and therefore only here — 1 of 5:</w:t>
-      </w:r>
-    </w:p>
-    <w:p>
-      <w:pPr>
-        <w:pStyle w:val="ListBullet"/>
-        <w:numPr>
-          <w:ilvl w:val="0"/>
-          <w:numId w:val="33"/>
-        </w:numPr>
-      </w:pPr>
-      <w:r>
-        <w:t>A CI check that refuses conflict markers is repository infrastructure, not a layer.</w:t>
-      </w:r>
-    </w:p>
-    <w:p>
       <w:pPr>
         <w:pStyle w:val="Heading2"/>
       </w:pPr>
       <w:r>
-        <w:t>182. Under “SEVEN-LAYER MODEL (7LM) › Exemplars as instantiated — 6 September 2026” — 5 words</w:t>
-      </w:r>
-    </w:p>
-    <w:p>
-      <w:r>
-        <w:t>Removed text, exactly as it stood:</w:t>
+        <w:t>182 · Exemplars as instantiated — 6 September 2026 · 5 words · a structural label</w:t>
       </w:r>
     </w:p>
     <w:p>
@@ -12456,27 +8604,11 @@
       </w:r>
     </w:p>
     <w:p>
-      <w:r>
-        <w:rPr>
-          <w:b/>
-        </w:rPr>
-        <w:t>Stands at:</w:t>
-      </w:r>
-      <w:r>
-        <w:t xml:space="preserve"> a structural label of the document; it carries no statement to search.</w:t>
-      </w:r>
-    </w:p>
-    <w:p>
       <w:pPr>
         <w:pStyle w:val="Heading2"/>
       </w:pPr>
       <w:r>
-        <w:t>183. Under “SEVEN-LAYER MODEL (7LM) › Exemplars as instantiated — 6 September 2026” — 84 words</w:t>
-      </w:r>
-    </w:p>
-    <w:p>
-      <w:r>
-        <w:t>Removed text, exactly as it stood:</w:t>
+        <w:t>183 · Exemplars as instantiated — 6 September 2026 · 84 words · record `exemplars-2026-09-07.md` 5/5</w:t>
       </w:r>
     </w:p>
     <w:p>
@@ -12485,27 +8617,11 @@
       </w:r>
     </w:p>
     <w:p>
-      <w:r>
-        <w:rPr>
-          <w:b/>
-        </w:rPr>
-        <w:t>Stands at:</w:t>
-      </w:r>
-      <w:r>
-        <w:t xml:space="preserve"> in the record at `USO/l6/history/exemplars-2026-09-07.md` (5 of 5).</w:t>
-      </w:r>
-    </w:p>
-    <w:p>
       <w:pPr>
         <w:pStyle w:val="Heading2"/>
       </w:pPr>
       <w:r>
-        <w:t>184. Under “SEVEN-LAYER MODEL (7LM) › Exemplars as instantiated — 6 September 2026” — 77 words</w:t>
-      </w:r>
-    </w:p>
-    <w:p>
-      <w:r>
-        <w:t>Removed text, exactly as it stood:</w:t>
+        <w:t>184 · Exemplars as instantiated — 6 September 2026 · 77 words · record `exemplars-2026-09-07.md` 1/1</w:t>
       </w:r>
     </w:p>
     <w:p>
@@ -12514,27 +8630,11 @@
       </w:r>
     </w:p>
     <w:p>
-      <w:r>
-        <w:rPr>
-          <w:b/>
-        </w:rPr>
-        <w:t>Stands at:</w:t>
-      </w:r>
-      <w:r>
-        <w:t xml:space="preserve"> in the record at `USO/l6/history/exemplars-2026-09-07.md` (1 of 1).</w:t>
-      </w:r>
-    </w:p>
-    <w:p>
       <w:pPr>
         <w:pStyle w:val="Heading2"/>
       </w:pPr>
       <w:r>
-        <w:t>185. Under “SEVEN-LAYER MODEL (7LM) › Exemplars as instantiated — 6 September 2026” — 124 words</w:t>
-      </w:r>
-    </w:p>
-    <w:p>
-      <w:r>
-        <w:t>Removed text, exactly as it stood:</w:t>
+        <w:t>185 · Exemplars as instantiated — 6 September 2026 · 124 words · record `exemplars-2026-09-07.md` 5/6 — 1/6 lines nowhere else</w:t>
       </w:r>
     </w:p>
     <w:p>
@@ -12543,14 +8643,11 @@
       </w:r>
     </w:p>
     <w:p>
-      <w:r>
-        <w:rPr>
-          <w:b/>
-        </w:rPr>
-        <w:t>Stands at:</w:t>
-      </w:r>
-      <w:r>
-        <w:t xml:space="preserve"> in the record at `USO/l6/history/exemplars-2026-09-07.md` (5 of 6).</w:t>
+      <w:pPr>
+        <w:pStyle w:val="Heading2"/>
+      </w:pPr>
+      <w:r>
+        <w:t>186 · Exemplars as instantiated — 6 September 2026 · 4 words · a structural label</w:t>
       </w:r>
     </w:p>
     <w:p>
@@ -12558,7 +8655,15 @@
         <w:pStyle w:val="Caption"/>
       </w:pPr>
       <w:r>
-        <w:t>Found in no other file, and therefore only here — 1 of 6:</w:t>
+        <w:t>What the exemplars show</w:t>
+      </w:r>
+    </w:p>
+    <w:p>
+      <w:pPr>
+        <w:pStyle w:val="Heading2"/>
+      </w:pPr>
+      <w:r>
+        <w:t>187 · Exemplars as instantiated — 6 September 2026 · 137 words · record `exemplars-2026-09-07.md` 7/7</w:t>
       </w:r>
     </w:p>
     <w:p>
@@ -12566,56 +8671,11 @@
         <w:pStyle w:val="ListBullet"/>
         <w:numPr>
           <w:ilvl w:val="0"/>
-          <w:numId w:val="34"/>
+          <w:numId w:val="12"/>
         </w:numPr>
       </w:pPr>
       <w:r>
-        <w:t>Two 0-byte files, manuscripts/definitions/README.md and REGISTER.md, sit outside L7/ and the interior under an owner ruling not to restore them; whether they stay is the owner's call.</w:t>
-      </w:r>
-    </w:p>
-    <w:p>
-      <w:pPr>
-        <w:pStyle w:val="Heading2"/>
-      </w:pPr>
-      <w:r>
-        <w:t>186. Under “SEVEN-LAYER MODEL (7LM) › Exemplars as instantiated — 6 September 2026” — 4 words</w:t>
-      </w:r>
-    </w:p>
-    <w:p>
-      <w:r>
-        <w:t>Removed text, exactly as it stood:</w:t>
-      </w:r>
-    </w:p>
-    <w:p>
-      <w:pPr>
-        <w:pStyle w:val="Caption"/>
-      </w:pPr>
-      <w:r>
-        <w:t>What the exemplars show</w:t>
-      </w:r>
-    </w:p>
-    <w:p>
-      <w:r>
-        <w:rPr>
-          <w:b/>
-        </w:rPr>
-        <w:t>Stands at:</w:t>
-      </w:r>
-      <w:r>
-        <w:t xml:space="preserve"> a structural label of the document; it carries no statement to search.</w:t>
-      </w:r>
-    </w:p>
-    <w:p>
-      <w:pPr>
-        <w:pStyle w:val="Heading2"/>
-      </w:pPr>
-      <w:r>
-        <w:t>187. Under “SEVEN-LAYER MODEL (7LM) › Exemplars as instantiated — 6 September 2026” — 137 words</w:t>
-      </w:r>
-    </w:p>
-    <w:p>
-      <w:r>
-        <w:t>Removed text, exactly as it stood:</w:t>
+        <w:t>A second work inside a repository is not the object. Autonomous Theory appeared in both exemplars and is neither's definition; the catch-all holds it until the owner names its home, and the architecture's place for a second work is a repository of its own, met here by peering. Whether it takes that route is the owner's call.</w:t>
       </w:r>
     </w:p>
     <w:p>
@@ -12623,11 +8683,11 @@
         <w:pStyle w:val="ListBullet"/>
         <w:numPr>
           <w:ilvl w:val="0"/>
-          <w:numId w:val="35"/>
+          <w:numId w:val="12"/>
         </w:numPr>
       </w:pPr>
       <w:r>
-        <w:t>A second work inside a repository is not the object. Autonomous Theory appeared in both exemplars and is neither's definition; the catch-all holds it until the owner names its home, and the architecture's place for a second work is a repository of its own, met here by peering. Whether it takes that route is the owner's call.</w:t>
+        <w:t>Position is state. Three motions and no metadata carried the two repositories from a root queue to the catch-all: rename, retire, file. Nothing was deleted.</w:t>
       </w:r>
     </w:p>
     <w:p>
@@ -12635,11 +8695,11 @@
         <w:pStyle w:val="ListBullet"/>
         <w:numPr>
           <w:ilvl w:val="0"/>
-          <w:numId w:val="35"/>
+          <w:numId w:val="12"/>
         </w:numPr>
       </w:pPr>
       <w:r>
-        <w:t>Position is state. Three motions and no metadata carried the two repositories from a root queue to the catch-all: rename, retire, file. Nothing was deleted.</w:t>
+        <w:t>The desk is not a layer. Reaching for layer seven hands the reader l6, exactly as the count rule says.</w:t>
       </w:r>
     </w:p>
     <w:p>
@@ -12647,47 +8707,19 @@
         <w:pStyle w:val="ListBullet"/>
         <w:numPr>
           <w:ilvl w:val="0"/>
-          <w:numId w:val="35"/>
+          <w:numId w:val="12"/>
         </w:numPr>
       </w:pPr>
       <w:r>
-        <w:t>The desk is not a layer. Reaching for layer seven hands the reader l6, exactly as the count rule says.</w:t>
-      </w:r>
-    </w:p>
-    <w:p>
-      <w:pPr>
-        <w:pStyle w:val="ListBullet"/>
-        <w:numPr>
-          <w:ilvl w:val="0"/>
-          <w:numId w:val="35"/>
-        </w:numPr>
-      </w:pPr>
-      <w:r>
         <w:t>The tree's silence on access is deliberate. Both repositories ran for one day with the sessions' rules stated in the tree and then removed; nothing in the tree depended on them.</w:t>
       </w:r>
     </w:p>
     <w:p>
-      <w:r>
-        <w:rPr>
-          <w:b/>
-        </w:rPr>
-        <w:t>Stands at:</w:t>
-      </w:r>
-      <w:r>
-        <w:t xml:space="preserve"> in the record at `USO/l6/history/exemplars-2026-09-07.md` (7 of 7).</w:t>
-      </w:r>
-    </w:p>
-    <w:p>
       <w:pPr>
         <w:pStyle w:val="Heading2"/>
       </w:pPr>
       <w:r>
-        <w:t>188. Under “SEVEN-LAYER MODEL (7LM) › Exemplars as instantiated — 6 September 2026” — 84 words</w:t>
-      </w:r>
-    </w:p>
-    <w:p>
-      <w:r>
-        <w:t>Removed text, exactly as it stood:</w:t>
+        <w:t>188 · Exemplars as instantiated — 6 September 2026 · 84 words · record `specification-history.md` 2/2</w:t>
       </w:r>
     </w:p>
     <w:p>
@@ -12702,27 +8734,11 @@
       </w:r>
     </w:p>
     <w:p>
-      <w:r>
-        <w:rPr>
-          <w:b/>
-        </w:rPr>
-        <w:t>Stands at:</w:t>
-      </w:r>
-      <w:r>
-        <w:t xml:space="preserve"> in the record at `USO/l6/history/specification-history.md` (2 of 2).</w:t>
-      </w:r>
-    </w:p>
-    <w:p>
       <w:pPr>
         <w:pStyle w:val="Heading2"/>
       </w:pPr>
       <w:r>
-        <w:t>189. Under “SEVEN-LAYER MODEL (7LM) › Harmonization Record” — 50 words</w:t>
-      </w:r>
-    </w:p>
-    <w:p>
-      <w:r>
-        <w:t>Removed text, exactly as it stood:</w:t>
+        <w:t>189 · Harmonization Record · 50 words · still in the specification 2/3, retired `specification-2026-09-04` 1/3</w:t>
       </w:r>
     </w:p>
     <w:p>
@@ -12731,27 +8747,11 @@
       </w:r>
     </w:p>
     <w:p>
-      <w:r>
-        <w:rPr>
-          <w:b/>
-        </w:rPr>
-        <w:t>Stands at:</w:t>
-      </w:r>
-      <w:r>
-        <w:t xml:space="preserve"> still in the specification (2 of 3), only in the retired prior version at `USO/l6/retired/specification-2026-09-04/7lm-harmonized-architecture-specification.md` (1 of 3).</w:t>
-      </w:r>
-    </w:p>
-    <w:p>
       <w:pPr>
         <w:pStyle w:val="Heading2"/>
       </w:pPr>
       <w:r>
-        <w:t>190. Under “SEVEN-LAYER MODEL (7LM) › Harmonization Record” — 55 words</w:t>
-      </w:r>
-    </w:p>
-    <w:p>
-      <w:r>
-        <w:t>Removed text, exactly as it stood:</w:t>
+        <w:t>190 · Harmonization Record · 55 words · `USO/l6/0.md` 2/4, still in the specification 2/4</w:t>
       </w:r>
     </w:p>
     <w:p>
@@ -12760,27 +8760,11 @@
       </w:r>
     </w:p>
     <w:p>
-      <w:r>
-        <w:rPr>
-          <w:b/>
-        </w:rPr>
-        <w:t>Stands at:</w:t>
-      </w:r>
-      <w:r>
-        <w:t xml:space="preserve"> `USO/l6/0.md` (2 of 4), still in the specification (2 of 4).</w:t>
-      </w:r>
-    </w:p>
-    <w:p>
       <w:pPr>
         <w:pStyle w:val="Heading2"/>
       </w:pPr>
       <w:r>
-        <w:t>191. Under “SEVEN-LAYER MODEL (7LM) › Harmonization Record” — 29 words</w:t>
-      </w:r>
-    </w:p>
-    <w:p>
-      <w:r>
-        <w:t>Removed text, exactly as it stood:</w:t>
+        <w:t>191 · Harmonization Record · 29 words · `USO/l6/0.md` 2/2</w:t>
       </w:r>
     </w:p>
     <w:p>
@@ -12789,36 +8773,11 @@
       </w:r>
     </w:p>
     <w:p>
-      <w:r>
-        <w:rPr>
-          <w:b/>
-        </w:rPr>
-        <w:t>Stands at:</w:t>
-      </w:r>
-      <w:r>
-        <w:t xml:space="preserve"> `USO/l6/0.md` (2 of 2).</w:t>
-      </w:r>
-    </w:p>
-    <w:p>
-      <w:pPr>
-        <w:pStyle w:val="Heading1"/>
-        <w:pageBreakBefore/>
-      </w:pPr>
-      <w:r>
-        <w:t>Removed heading: Controlling reserved-state rule</w:t>
-      </w:r>
-    </w:p>
-    <w:p>
       <w:pPr>
         <w:pStyle w:val="Heading2"/>
       </w:pPr>
       <w:r>
-        <w:t>192. Under “SEVEN-LAYER MODEL (7LM) › Harmonization Record › Controlling reserved-state rule” — 36 words</w:t>
-      </w:r>
-    </w:p>
-    <w:p>
-      <w:r>
-        <w:t>Removed text, exactly as it stood:</w:t>
+        <w:t>192 · Harmonization Record › Controlling reserved-state rule · 36 words · `L7/peering/private/0.md` 1/3, still in the specification 1/3, record `sheets-2026-09-07.md` 1/3</w:t>
       </w:r>
     </w:p>
     <w:p>
@@ -12833,36 +8792,11 @@
       </w:r>
     </w:p>
     <w:p>
-      <w:r>
-        <w:rPr>
-          <w:b/>
-        </w:rPr>
-        <w:t>Stands at:</w:t>
-      </w:r>
-      <w:r>
-        <w:t xml:space="preserve"> `L7/peering/private/0.md` (1 of 3), still in the specification (1 of 3), in the record at `USO/l6/history/sheets-2026-09-07.md` (1 of 3).</w:t>
-      </w:r>
-    </w:p>
-    <w:p>
-      <w:pPr>
-        <w:pStyle w:val="Heading1"/>
-        <w:pageBreakBefore/>
-      </w:pPr>
-      <w:r>
-        <w:t>Removed heading: Baseline-to-current disposition</w:t>
-      </w:r>
-    </w:p>
-    <w:p>
       <w:pPr>
         <w:pStyle w:val="Heading2"/>
       </w:pPr>
       <w:r>
-        <w:t>193. Under “SEVEN-LAYER MODEL (7LM) › Harmonization Record › Baseline-to-current disposition” — 516 words</w:t>
-      </w:r>
-    </w:p>
-    <w:p>
-      <w:r>
-        <w:t>Removed text, exactly as it stood:</w:t>
+        <w:t>193 · Harmonization Record › Baseline-to-current disposition · 516 words · `L7/peering/private/0.md` 2/19; `USO/l0/semantics/0.md` 1/19, record `specification-history.md` 10/19</w:t>
       </w:r>
     </w:p>
     <w:tbl>
@@ -13463,36 +9397,11 @@
       </w:tr>
     </w:tbl>
     <w:p>
-      <w:r>
-        <w:rPr>
-          <w:b/>
-        </w:rPr>
-        <w:t>Stands at:</w:t>
-      </w:r>
-      <w:r>
-        <w:t xml:space="preserve"> `L7/peering/private/0.md` (2 of 19); `USO/l0/semantics/0.md` (1 of 19); `USO/l1/state-space/0.md` (1 of 19), in the record at `USO/l6/history/specification-history.md` (10 of 19); `USO/l6/history/harmonization-2026-09-04.md` (2 of 19).</w:t>
-      </w:r>
-    </w:p>
-    <w:p>
-      <w:pPr>
-        <w:pStyle w:val="Heading1"/>
-        <w:pageBreakBefore/>
-      </w:pPr>
-      <w:r>
-        <w:t>Removed heading: Changes of 6 September 2026</w:t>
-      </w:r>
-    </w:p>
-    <w:p>
       <w:pPr>
         <w:pStyle w:val="Heading2"/>
       </w:pPr>
       <w:r>
-        <w:t>194. Under “SEVEN-LAYER MODEL (7LM) › Harmonization Record › Changes of 6 September 2026” — 300 words</w:t>
-      </w:r>
-    </w:p>
-    <w:p>
-      <w:r>
-        <w:t>Removed text, exactly as it stood:</w:t>
+        <w:t>194 · Harmonization Record › Changes of 6 September 2026 · 300 words · record `specification-history.md` 12/12</w:t>
       </w:r>
     </w:p>
     <w:p>
@@ -13500,7 +9409,7 @@
         <w:pStyle w:val="ListNumber"/>
         <w:numPr>
           <w:ilvl w:val="0"/>
-          <w:numId w:val="36"/>
+          <w:numId w:val="13"/>
         </w:numPr>
       </w:pPr>
       <w:r>
@@ -13512,7 +9421,7 @@
         <w:pStyle w:val="ListNumber"/>
         <w:numPr>
           <w:ilvl w:val="0"/>
-          <w:numId w:val="36"/>
+          <w:numId w:val="13"/>
         </w:numPr>
       </w:pPr>
       <w:r>
@@ -13524,7 +9433,7 @@
         <w:pStyle w:val="ListNumber"/>
         <w:numPr>
           <w:ilvl w:val="0"/>
-          <w:numId w:val="36"/>
+          <w:numId w:val="13"/>
         </w:numPr>
       </w:pPr>
       <w:r>
@@ -13536,7 +9445,7 @@
         <w:pStyle w:val="ListNumber"/>
         <w:numPr>
           <w:ilvl w:val="0"/>
-          <w:numId w:val="36"/>
+          <w:numId w:val="13"/>
         </w:numPr>
       </w:pPr>
       <w:r>
@@ -13548,7 +9457,7 @@
         <w:pStyle w:val="ListNumber"/>
         <w:numPr>
           <w:ilvl w:val="0"/>
-          <w:numId w:val="36"/>
+          <w:numId w:val="13"/>
         </w:numPr>
       </w:pPr>
       <w:r>
@@ -13560,7 +9469,7 @@
         <w:pStyle w:val="ListNumber"/>
         <w:numPr>
           <w:ilvl w:val="0"/>
-          <w:numId w:val="36"/>
+          <w:numId w:val="13"/>
         </w:numPr>
       </w:pPr>
       <w:r>
@@ -13572,7 +9481,7 @@
         <w:pStyle w:val="ListNumber"/>
         <w:numPr>
           <w:ilvl w:val="0"/>
-          <w:numId w:val="36"/>
+          <w:numId w:val="13"/>
         </w:numPr>
       </w:pPr>
       <w:r>
@@ -13584,7 +9493,7 @@
         <w:pStyle w:val="ListNumber"/>
         <w:numPr>
           <w:ilvl w:val="0"/>
-          <w:numId w:val="36"/>
+          <w:numId w:val="13"/>
         </w:numPr>
       </w:pPr>
       <w:r>
@@ -13596,7 +9505,7 @@
         <w:pStyle w:val="ListNumber"/>
         <w:numPr>
           <w:ilvl w:val="0"/>
-          <w:numId w:val="36"/>
+          <w:numId w:val="13"/>
         </w:numPr>
       </w:pPr>
       <w:r>
@@ -13608,7 +9517,7 @@
         <w:pStyle w:val="ListNumber"/>
         <w:numPr>
           <w:ilvl w:val="0"/>
-          <w:numId w:val="36"/>
+          <w:numId w:val="13"/>
         </w:numPr>
       </w:pPr>
       <w:r>
@@ -13620,7 +9529,7 @@
         <w:pStyle w:val="ListNumber"/>
         <w:numPr>
           <w:ilvl w:val="0"/>
-          <w:numId w:val="36"/>
+          <w:numId w:val="13"/>
         </w:numPr>
       </w:pPr>
       <w:r>
@@ -13628,36 +9537,11 @@
       </w:r>
     </w:p>
     <w:p>
-      <w:r>
-        <w:rPr>
-          <w:b/>
-        </w:rPr>
-        <w:t>Stands at:</w:t>
-      </w:r>
-      <w:r>
-        <w:t xml:space="preserve"> in the record at `USO/l6/history/specification-history.md` (12 of 12).</w:t>
-      </w:r>
-    </w:p>
-    <w:p>
-      <w:pPr>
-        <w:pStyle w:val="Heading1"/>
-        <w:pageBreakBefore/>
-      </w:pPr>
-      <w:r>
-        <w:t>Removed heading: Changes of 7 September 2026</w:t>
-      </w:r>
-    </w:p>
-    <w:p>
       <w:pPr>
         <w:pStyle w:val="Heading2"/>
       </w:pPr>
       <w:r>
-        <w:t>195. Under “SEVEN-LAYER MODEL (7LM) › Harmonization Record › Changes of 7 September 2026” — 278 words</w:t>
-      </w:r>
-    </w:p>
-    <w:p>
-      <w:r>
-        <w:t>Removed text, exactly as it stood:</w:t>
+        <w:t>195 · Harmonization Record › Changes of 7 September 2026 · 278 words · still in the specification 1/10, record `specification-history.md` 9/10</w:t>
       </w:r>
     </w:p>
     <w:p>
@@ -13665,7 +9549,7 @@
         <w:pStyle w:val="ListNumber"/>
         <w:numPr>
           <w:ilvl w:val="0"/>
-          <w:numId w:val="37"/>
+          <w:numId w:val="14"/>
         </w:numPr>
       </w:pPr>
       <w:r>
@@ -13677,7 +9561,7 @@
         <w:pStyle w:val="ListNumber"/>
         <w:numPr>
           <w:ilvl w:val="0"/>
-          <w:numId w:val="37"/>
+          <w:numId w:val="14"/>
         </w:numPr>
       </w:pPr>
       <w:r>
@@ -13689,7 +9573,7 @@
         <w:pStyle w:val="ListNumber"/>
         <w:numPr>
           <w:ilvl w:val="0"/>
-          <w:numId w:val="37"/>
+          <w:numId w:val="14"/>
         </w:numPr>
       </w:pPr>
       <w:r>
@@ -13701,7 +9585,7 @@
         <w:pStyle w:val="ListNumber"/>
         <w:numPr>
           <w:ilvl w:val="0"/>
-          <w:numId w:val="37"/>
+          <w:numId w:val="14"/>
         </w:numPr>
       </w:pPr>
       <w:r>
@@ -13713,22 +9597,11 @@
         <w:pStyle w:val="ListNumber"/>
         <w:numPr>
           <w:ilvl w:val="0"/>
-          <w:numId w:val="37"/>
+          <w:numId w:val="14"/>
         </w:numPr>
       </w:pPr>
       <w:r>
         <w:t>Open, the owner's calls: the peering enumeration from 1 against "First is always 0"; the home of Autonomous Theory; rebinding the Autonomous definition to a current version; the held-off rules file for sessions; the queue's rule texts at L8/L6/retired/layout-2026-09-06/ in each exemplar, the canon the owner said to delete, pending one reading to carry out whatever in them is the corpus's own rule; the rename pass.</w:t>
-      </w:r>
-    </w:p>
-    <w:p>
-      <w:r>
-        <w:rPr>
-          <w:b/>
-        </w:rPr>
-        <w:t>Stands at:</w:t>
-      </w:r>
-      <w:r>
-        <w:t xml:space="preserve"> still in the specification (1 of 10), in the record at `USO/l6/history/specification-history.md` (9 of 10).</w:t>
       </w:r>
     </w:p>
     <w:p>
@@ -13742,7 +9615,7 @@
     </w:p>
     <w:p>
       <w:r>
-        <w:t>Passages with at least one sentence, cell, or diagram that no other file carries: 23 of 195, 37 lines in all. Each of those lines is listed under its passage above; this file is their only place in the repository.</w:t>
+        <w:t>Passages with at least one line that no other file carries: 23 of 195, 37 lines in all. They are passages 3, 6, 7, 19, 20, 25, 38, 67, 76, 88, 116, 123, 124, 129, 134, 146, 164, 167, 168, 175, 177, 181, 185 above, and the lines are the ones printed there; this record is their only place in the repository.</w:t>
       </w:r>
     </w:p>
     <w:sectPr>
@@ -13970,7 +9843,7 @@
     <w:abstractNumId w:val="0"/>
   </w:num>
   <w:num w:numId="10">
-    <w:abstractNumId w:val="8"/>
+    <w:abstractNumId w:val="7"/>
     <w:lvlOverride w:ilvl="0">
       <w:startOverride w:val="1"/>
     </w:lvlOverride>
@@ -13988,150 +9861,12 @@
     </w:lvlOverride>
   </w:num>
   <w:num w:numId="13">
-    <w:abstractNumId w:val="8"/>
+    <w:abstractNumId w:val="7"/>
     <w:lvlOverride w:ilvl="0">
       <w:startOverride w:val="1"/>
     </w:lvlOverride>
   </w:num>
   <w:num w:numId="14">
-    <w:abstractNumId w:val="8"/>
-    <w:lvlOverride w:ilvl="0">
-      <w:startOverride w:val="1"/>
-    </w:lvlOverride>
-  </w:num>
-  <w:num w:numId="15">
-    <w:abstractNumId w:val="8"/>
-    <w:lvlOverride w:ilvl="0">
-      <w:startOverride w:val="1"/>
-    </w:lvlOverride>
-  </w:num>
-  <w:num w:numId="16">
-    <w:abstractNumId w:val="8"/>
-    <w:lvlOverride w:ilvl="0">
-      <w:startOverride w:val="1"/>
-    </w:lvlOverride>
-  </w:num>
-  <w:num w:numId="17">
-    <w:abstractNumId w:val="7"/>
-    <w:lvlOverride w:ilvl="0">
-      <w:startOverride w:val="1"/>
-    </w:lvlOverride>
-  </w:num>
-  <w:num w:numId="18">
-    <w:abstractNumId w:val="8"/>
-    <w:lvlOverride w:ilvl="0">
-      <w:startOverride w:val="1"/>
-    </w:lvlOverride>
-  </w:num>
-  <w:num w:numId="19">
-    <w:abstractNumId w:val="8"/>
-    <w:lvlOverride w:ilvl="0">
-      <w:startOverride w:val="1"/>
-    </w:lvlOverride>
-  </w:num>
-  <w:num w:numId="20">
-    <w:abstractNumId w:val="8"/>
-    <w:lvlOverride w:ilvl="0">
-      <w:startOverride w:val="1"/>
-    </w:lvlOverride>
-  </w:num>
-  <w:num w:numId="21">
-    <w:abstractNumId w:val="8"/>
-    <w:lvlOverride w:ilvl="0">
-      <w:startOverride w:val="1"/>
-    </w:lvlOverride>
-  </w:num>
-  <w:num w:numId="22">
-    <w:abstractNumId w:val="8"/>
-    <w:lvlOverride w:ilvl="0">
-      <w:startOverride w:val="1"/>
-    </w:lvlOverride>
-  </w:num>
-  <w:num w:numId="23">
-    <w:abstractNumId w:val="8"/>
-    <w:lvlOverride w:ilvl="0">
-      <w:startOverride w:val="1"/>
-    </w:lvlOverride>
-  </w:num>
-  <w:num w:numId="24">
-    <w:abstractNumId w:val="8"/>
-    <w:lvlOverride w:ilvl="0">
-      <w:startOverride w:val="1"/>
-    </w:lvlOverride>
-  </w:num>
-  <w:num w:numId="25">
-    <w:abstractNumId w:val="8"/>
-    <w:lvlOverride w:ilvl="0">
-      <w:startOverride w:val="1"/>
-    </w:lvlOverride>
-  </w:num>
-  <w:num w:numId="26">
-    <w:abstractNumId w:val="8"/>
-    <w:lvlOverride w:ilvl="0">
-      <w:startOverride w:val="1"/>
-    </w:lvlOverride>
-  </w:num>
-  <w:num w:numId="27">
-    <w:abstractNumId w:val="8"/>
-    <w:lvlOverride w:ilvl="0">
-      <w:startOverride w:val="1"/>
-    </w:lvlOverride>
-  </w:num>
-  <w:num w:numId="28">
-    <w:abstractNumId w:val="8"/>
-    <w:lvlOverride w:ilvl="0">
-      <w:startOverride w:val="1"/>
-    </w:lvlOverride>
-  </w:num>
-  <w:num w:numId="29">
-    <w:abstractNumId w:val="8"/>
-    <w:lvlOverride w:ilvl="0">
-      <w:startOverride w:val="1"/>
-    </w:lvlOverride>
-  </w:num>
-  <w:num w:numId="30">
-    <w:abstractNumId w:val="8"/>
-    <w:lvlOverride w:ilvl="0">
-      <w:startOverride w:val="1"/>
-    </w:lvlOverride>
-  </w:num>
-  <w:num w:numId="31">
-    <w:abstractNumId w:val="8"/>
-    <w:lvlOverride w:ilvl="0">
-      <w:startOverride w:val="1"/>
-    </w:lvlOverride>
-  </w:num>
-  <w:num w:numId="32">
-    <w:abstractNumId w:val="8"/>
-    <w:lvlOverride w:ilvl="0">
-      <w:startOverride w:val="1"/>
-    </w:lvlOverride>
-  </w:num>
-  <w:num w:numId="33">
-    <w:abstractNumId w:val="8"/>
-    <w:lvlOverride w:ilvl="0">
-      <w:startOverride w:val="1"/>
-    </w:lvlOverride>
-  </w:num>
-  <w:num w:numId="34">
-    <w:abstractNumId w:val="8"/>
-    <w:lvlOverride w:ilvl="0">
-      <w:startOverride w:val="1"/>
-    </w:lvlOverride>
-  </w:num>
-  <w:num w:numId="35">
-    <w:abstractNumId w:val="8"/>
-    <w:lvlOverride w:ilvl="0">
-      <w:startOverride w:val="1"/>
-    </w:lvlOverride>
-  </w:num>
-  <w:num w:numId="36">
-    <w:abstractNumId w:val="7"/>
-    <w:lvlOverride w:ilvl="0">
-      <w:startOverride w:val="1"/>
-    </w:lvlOverride>
-  </w:num>
-  <w:num w:numId="37">
     <w:abstractNumId w:val="7"/>
     <w:lvlOverride w:ilvl="0">
       <w:startOverride w:val="1"/>
